--- a/文件/01_企劃書/企劃書_合併版.docx
+++ b/文件/01_企劃書/企劃書_合併版.docx
@@ -5812,810 +5812,6 @@
     </w:p>
     <w:p>
       <w:pPr>
-        <w:spacing w:after="120" w:line="360" w:lineRule="auto"/>
-        <w:jc w:val="both"/>
-      </w:pPr>
-      <w:r>
-        <w:rPr>
-          <w:rFonts w:ascii="新細明體" w:eastAsia="新細明體" w:hAnsi="新細明體" w:cs="新細明體"/>
-          <w:b/>
-          <w:bCs/>
-          <w:sz w:val="22"/>
-          <w:szCs w:val="22"/>
-        </w:rPr>
-        <w:t>本章引用文獻（APA 第 7 版，請併入第十章「參考文獻」，不計入本章頁數）</w:t>
-      </w:r>
-    </w:p>
-    <w:p>
-      <w:pPr>
-        <w:spacing w:after="80" w:line="360" w:lineRule="auto"/>
-        <w:ind w:left="720" w:hanging="720"/>
-        <w:jc w:val="both"/>
-      </w:pPr>
-      <w:r>
-        <w:rPr>
-          <w:rFonts w:ascii="新細明體" w:eastAsia="新細明體" w:hAnsi="新細明體" w:cs="新細明體"/>
-        </w:rPr>
-        <w:t>林暐庭、楊捷閔、徐誠佑、鄭磬蔚、姜建均、林威成（2025）。AI 影像辨識技術應用於健身課程。</w:t>
-      </w:r>
-      <w:r>
-        <w:rPr>
-          <w:rFonts w:ascii="新細明體" w:eastAsia="新細明體" w:hAnsi="新細明體" w:cs="新細明體"/>
-          <w:i/>
-          <w:iCs/>
-        </w:rPr>
-        <w:t>學校體育，207</w:t>
-      </w:r>
-      <w:r>
-        <w:rPr>
-          <w:rFonts w:ascii="新細明體" w:eastAsia="新細明體" w:hAnsi="新細明體" w:cs="新細明體"/>
-        </w:rPr>
-        <w:t>，49–63。</w:t>
-      </w:r>
-    </w:p>
-    <w:p>
-      <w:pPr>
-        <w:spacing w:after="80" w:line="360" w:lineRule="auto"/>
-        <w:ind w:left="720" w:hanging="720"/>
-        <w:jc w:val="both"/>
-      </w:pPr>
-      <w:r>
-        <w:rPr>
-          <w:rFonts w:ascii="新細明體" w:eastAsia="新細明體" w:hAnsi="新細明體" w:cs="新細明體"/>
-        </w:rPr>
-        <w:t xml:space="preserve">Agrawal, Y., Shah, Y., &amp; Sharma, A. (2020). Implementation of machine learning technique for identification of yoga poses. In </w:t>
-      </w:r>
-      <w:r>
-        <w:rPr>
-          <w:rFonts w:ascii="新細明體" w:eastAsia="新細明體" w:hAnsi="新細明體" w:cs="新細明體"/>
-          <w:i/>
-          <w:iCs/>
-        </w:rPr>
-        <w:t>2020 IEEE 9th International Conference on Communication Systems and Network Technologies (CSNT)</w:t>
-      </w:r>
-      <w:r>
-        <w:rPr>
-          <w:rFonts w:ascii="新細明體" w:eastAsia="新細明體" w:hAnsi="新細明體" w:cs="新細明體"/>
-        </w:rPr>
-        <w:t xml:space="preserve"> (pp. 40–43). IEEE. https://doi.org/10.1109/CSNT48778.2020.9115758</w:t>
-      </w:r>
-    </w:p>
-    <w:p>
-      <w:pPr>
-        <w:spacing w:after="80" w:line="360" w:lineRule="auto"/>
-        <w:ind w:left="720" w:hanging="720"/>
-        <w:jc w:val="both"/>
-      </w:pPr>
-      <w:r>
-        <w:rPr>
-          <w:rFonts w:ascii="新細明體" w:eastAsia="新細明體" w:hAnsi="新細明體" w:cs="新細明體"/>
-        </w:rPr>
-        <w:t xml:space="preserve">Alshurafa, N., Eastwood, J.-A., Pourhomayoun, M., Nyamathi, S., Bao, L., Mortazavi, B., &amp; Sarrafzadeh, M. (2014). Anti-cheating: Detecting self-inflicted and impersonator cheaters for remote health monitoring systems with wearable sensors. In </w:t>
-      </w:r>
-      <w:r>
-        <w:rPr>
-          <w:rFonts w:ascii="新細明體" w:eastAsia="新細明體" w:hAnsi="新細明體" w:cs="新細明體"/>
-          <w:i/>
-          <w:iCs/>
-        </w:rPr>
-        <w:t>2014 11th International Conference on Wearable and Implantable Body Sensor Networks</w:t>
-      </w:r>
-      <w:r>
-        <w:rPr>
-          <w:rFonts w:ascii="新細明體" w:eastAsia="新細明體" w:hAnsi="新細明體" w:cs="新細明體"/>
-        </w:rPr>
-        <w:t xml:space="preserve"> (pp. 92–97). IEEE. https://doi.org/10.1109/BSN.2014.38</w:t>
-      </w:r>
-    </w:p>
-    <w:p>
-      <w:pPr>
-        <w:spacing w:after="80" w:line="360" w:lineRule="auto"/>
-        <w:ind w:left="720" w:hanging="720"/>
-        <w:jc w:val="both"/>
-      </w:pPr>
-      <w:r>
-        <w:rPr>
-          <w:rFonts w:ascii="新細明體" w:eastAsia="新細明體" w:hAnsi="新細明體" w:cs="新細明體"/>
-        </w:rPr>
-        <w:t xml:space="preserve">Bazarevsky, V., Grishchenko, I., Raveendran, K., Zhu, T., Zhang, F., &amp; Grundmann, M. (2020). </w:t>
-      </w:r>
-      <w:r>
-        <w:rPr>
-          <w:rFonts w:ascii="新細明體" w:eastAsia="新細明體" w:hAnsi="新細明體" w:cs="新細明體"/>
-          <w:i/>
-          <w:iCs/>
-        </w:rPr>
-        <w:t>BlazePose: On-device real-time body pose tracking</w:t>
-      </w:r>
-      <w:r>
-        <w:rPr>
-          <w:rFonts w:ascii="新細明體" w:eastAsia="新細明體" w:hAnsi="新細明體" w:cs="新細明體"/>
-        </w:rPr>
-        <w:t xml:space="preserve"> (arXiv:2006.10204). arXiv. https://doi.org/10.48550/arXiv.2006.10204</w:t>
-      </w:r>
-    </w:p>
-    <w:p>
-      <w:pPr>
-        <w:spacing w:after="80" w:line="360" w:lineRule="auto"/>
-        <w:ind w:left="720" w:hanging="720"/>
-        <w:jc w:val="both"/>
-      </w:pPr>
-      <w:r>
-        <w:rPr>
-          <w:rFonts w:ascii="新細明體" w:eastAsia="新細明體" w:hAnsi="新細明體" w:cs="新細明體"/>
-        </w:rPr>
-        <w:t xml:space="preserve">Casiez, G., Roussel, N., &amp; Vogel, D. (2012). 1 € filter: A simple speed-based low-pass filter for noisy input in interactive systems. In </w:t>
-      </w:r>
-      <w:r>
-        <w:rPr>
-          <w:rFonts w:ascii="新細明體" w:eastAsia="新細明體" w:hAnsi="新細明體" w:cs="新細明體"/>
-          <w:i/>
-          <w:iCs/>
-        </w:rPr>
-        <w:t>Proceedings of the SIGCHI Conference on Human Factors in Computing Systems</w:t>
-      </w:r>
-      <w:r>
-        <w:rPr>
-          <w:rFonts w:ascii="新細明體" w:eastAsia="新細明體" w:hAnsi="新細明體" w:cs="新細明體"/>
-        </w:rPr>
-        <w:t xml:space="preserve"> (pp. </w:t>
-        <w:lastRenderedPageBreak/>
-        <w:t>2527–2530). Association for Computing Machinery. https://doi.org/10.1145/2207676.2208639</w:t>
-      </w:r>
-    </w:p>
-    <w:p>
-      <w:pPr>
-        <w:spacing w:after="80" w:line="360" w:lineRule="auto"/>
-        <w:ind w:left="720" w:hanging="720"/>
-        <w:jc w:val="both"/>
-      </w:pPr>
-      <w:r>
-        <w:rPr>
-          <w:rFonts w:ascii="新細明體" w:eastAsia="新細明體" w:hAnsi="新細明體" w:cs="新細明體"/>
-        </w:rPr>
-        <w:t xml:space="preserve">Conroy, D. E., Yang, C.-H., &amp; Maher, J. P. (2014). Behavior change techniques in top-ranked mobile apps for physical activity. </w:t>
-      </w:r>
-      <w:r>
-        <w:rPr>
-          <w:rFonts w:ascii="新細明體" w:eastAsia="新細明體" w:hAnsi="新細明體" w:cs="新細明體"/>
-          <w:i/>
-          <w:iCs/>
-        </w:rPr>
-        <w:t>American Journal of Preventive Medicine, 46</w:t>
-      </w:r>
-      <w:r>
-        <w:rPr>
-          <w:rFonts w:ascii="新細明體" w:eastAsia="新細明體" w:hAnsi="新細明體" w:cs="新細明體"/>
-        </w:rPr>
-        <w:t>(6), 649–652. https://doi.org/10.1016/j.amepre.2014.01.010</w:t>
-      </w:r>
-    </w:p>
-    <w:p>
-      <w:pPr>
-        <w:spacing w:after="80" w:line="360" w:lineRule="auto"/>
-        <w:ind w:left="720" w:hanging="720"/>
-        <w:jc w:val="both"/>
-      </w:pPr>
-      <w:r>
-        <w:rPr>
-          <w:rFonts w:ascii="新細明體" w:eastAsia="新細明體" w:hAnsi="新細明體" w:cs="新細明體"/>
-        </w:rPr>
-        <w:t xml:space="preserve">Dedhia, U., Bhoir, P., Ranka, P., &amp; Kanani, P. (2023). Pose estimation and virtual gym assistant using MediaPipe and machine learning. In </w:t>
-      </w:r>
-      <w:r>
-        <w:rPr>
-          <w:rFonts w:ascii="新細明體" w:eastAsia="新細明體" w:hAnsi="新細明體" w:cs="新細明體"/>
-          <w:i/>
-          <w:iCs/>
-        </w:rPr>
-        <w:t>2023 International Conference on Network, Multimedia and Information Technology (NMITCON)</w:t>
-      </w:r>
-      <w:r>
-        <w:rPr>
-          <w:rFonts w:ascii="新細明體" w:eastAsia="新細明體" w:hAnsi="新細明體" w:cs="新細明體"/>
-        </w:rPr>
-        <w:t xml:space="preserve"> (pp. 1–7). IEEE. https://doi.org/10.1109/NMITCON58196.2023.10275938</w:t>
-      </w:r>
-    </w:p>
-    <w:p>
-      <w:pPr>
-        <w:spacing w:after="80" w:line="360" w:lineRule="auto"/>
-        <w:ind w:left="720" w:hanging="720"/>
-        <w:jc w:val="both"/>
-      </w:pPr>
-      <w:r>
-        <w:rPr>
-          <w:rFonts w:ascii="新細明體" w:eastAsia="新細明體" w:hAnsi="新細明體" w:cs="新細明體"/>
-        </w:rPr>
-        <w:t xml:space="preserve">Direito, A., Pfaeffli Dale, L., Shields, E., Dobson, R., Whittaker, R., &amp; Maddison, R. (2014). Do physical activity and dietary smartphone applications incorporate evidence-based behaviour change techniques? </w:t>
-      </w:r>
-      <w:r>
-        <w:rPr>
-          <w:rFonts w:ascii="新細明體" w:eastAsia="新細明體" w:hAnsi="新細明體" w:cs="新細明體"/>
-          <w:i/>
-          <w:iCs/>
-        </w:rPr>
-        <w:t>BMC Public Health, 14</w:t>
-      </w:r>
-      <w:r>
-        <w:rPr>
-          <w:rFonts w:ascii="新細明體" w:eastAsia="新細明體" w:hAnsi="新細明體" w:cs="新細明體"/>
-        </w:rPr>
-        <w:t>, Article 646. https://doi.org/10.1186/1471-2458-14-646</w:t>
-      </w:r>
-    </w:p>
-    <w:p>
-      <w:pPr>
-        <w:spacing w:after="80" w:line="360" w:lineRule="auto"/>
-        <w:ind w:left="720" w:hanging="720"/>
-        <w:jc w:val="both"/>
-      </w:pPr>
-      <w:r>
-        <w:rPr>
-          <w:rFonts w:ascii="新細明體" w:eastAsia="新細明體" w:hAnsi="新細明體" w:cs="新細明體"/>
-        </w:rPr>
-        <w:t xml:space="preserve">Escamilla, R. F. (2001). Knee biomechanics of the dynamic squat exercise. </w:t>
-      </w:r>
-      <w:r>
-        <w:rPr>
-          <w:rFonts w:ascii="新細明體" w:eastAsia="新細明體" w:hAnsi="新細明體" w:cs="新細明體"/>
-          <w:i/>
-          <w:iCs/>
-        </w:rPr>
-        <w:t>Medicine &amp; Science in Sports &amp; Exercise, 33</w:t>
-      </w:r>
-      <w:r>
-        <w:rPr>
-          <w:rFonts w:ascii="新細明體" w:eastAsia="新細明體" w:hAnsi="新細明體" w:cs="新細明體"/>
-        </w:rPr>
-        <w:t>(1), 127–141. https://doi.org/10.1097/00005768-200101000-00020</w:t>
-      </w:r>
-    </w:p>
-    <w:p>
-      <w:pPr>
-        <w:spacing w:after="80" w:line="360" w:lineRule="auto"/>
-        <w:ind w:left="720" w:hanging="720"/>
-        <w:jc w:val="both"/>
-      </w:pPr>
-      <w:r>
-        <w:rPr>
-          <w:rFonts w:ascii="新細明體" w:eastAsia="新細明體" w:hAnsi="新細明體" w:cs="新細明體"/>
-        </w:rPr>
-        <w:t xml:space="preserve">Hamari, J., Koivisto, J., &amp; Sarsa, H. (2014). Does gamification work? — A literature review of empirical studies on gamification. In </w:t>
-      </w:r>
-      <w:r>
-        <w:rPr>
-          <w:rFonts w:ascii="新細明體" w:eastAsia="新細明體" w:hAnsi="新細明體" w:cs="新細明體"/>
-          <w:i/>
-          <w:iCs/>
-        </w:rPr>
-        <w:t>2014 47th Hawaii International Conference on System Sciences</w:t>
-      </w:r>
-      <w:r>
-        <w:rPr>
-          <w:rFonts w:ascii="新細明體" w:eastAsia="新細明體" w:hAnsi="新細明體" w:cs="新細明體"/>
-        </w:rPr>
-        <w:t xml:space="preserve"> (pp. 3025–3034). IEEE. https://doi.org/10.1109/HICSS.2014.377</w:t>
-      </w:r>
-    </w:p>
-    <w:p>
-      <w:pPr>
-        <w:spacing w:after="80" w:line="360" w:lineRule="auto"/>
-        <w:ind w:left="720" w:hanging="720"/>
-        <w:jc w:val="both"/>
-      </w:pPr>
-      <w:r>
-        <w:rPr>
-          <w:rFonts w:ascii="新細明體" w:eastAsia="新細明體" w:hAnsi="新細明體" w:cs="新細明體"/>
-        </w:rPr>
-        <w:t xml:space="preserve">Jaiswal, A., Chauhan, G., &amp; Srivastava, N. (2023). Using learnable physics for real-time exercise form recommendations. In </w:t>
-      </w:r>
-      <w:r>
-        <w:rPr>
-          <w:rFonts w:ascii="新細明體" w:eastAsia="新細明體" w:hAnsi="新細明體" w:cs="新細明體"/>
-          <w:i/>
-          <w:iCs/>
-        </w:rPr>
-        <w:t>Proceedings of the 17th ACM Conference on Recommender Systems</w:t>
-      </w:r>
-      <w:r>
-        <w:rPr>
-          <w:rFonts w:ascii="新細明體" w:eastAsia="新細明體" w:hAnsi="新細明體" w:cs="新細明體"/>
-        </w:rPr>
-        <w:t xml:space="preserve"> (pp. 688–695). Association for Computing Machinery. https://doi.org/10.1145/3604915.3608816</w:t>
-      </w:r>
-    </w:p>
-    <w:p>
-      <w:pPr>
-        <w:spacing w:after="80" w:line="360" w:lineRule="auto"/>
-        <w:ind w:left="720" w:hanging="720"/>
-        <w:jc w:val="both"/>
-      </w:pPr>
-      <w:r>
-        <w:rPr>
-          <w:rFonts w:ascii="新細明體" w:eastAsia="新細明體" w:hAnsi="新細明體" w:cs="新細明體"/>
-        </w:rPr>
-        <w:t xml:space="preserve">Johnson, D., Deterding, S., Kuhn, K.-A., Staneva, A., Stoyanov, S., &amp; Hides, L. (2016). Gamification for health and wellbeing: A systematic review of the literature. </w:t>
-      </w:r>
-      <w:r>
-        <w:rPr>
-          <w:rFonts w:ascii="新細明體" w:eastAsia="新細明體" w:hAnsi="新細明體" w:cs="新細明體"/>
-          <w:i/>
-          <w:iCs/>
-        </w:rPr>
-        <w:t>Internet Interventions, 6</w:t>
-      </w:r>
-      <w:r>
-        <w:rPr>
-          <w:rFonts w:ascii="新細明體" w:eastAsia="新細明體" w:hAnsi="新細明體" w:cs="新細明體"/>
-        </w:rPr>
-        <w:t>, 89–106. https://doi.org/10.1016/j.invent.2016.10.002</w:t>
-      </w:r>
-    </w:p>
-    <w:p>
-      <w:pPr>
-        <w:spacing w:after="80" w:line="360" w:lineRule="auto"/>
-        <w:ind w:left="720" w:hanging="720"/>
-        <w:jc w:val="both"/>
-      </w:pPr>
-      <w:r>
-        <w:rPr>
-          <w:rFonts w:ascii="新細明體" w:eastAsia="新細明體" w:hAnsi="新細明體" w:cs="新細明體"/>
-        </w:rPr>
-        <w:t xml:space="preserve">Kercher, V. M., Kercher, K., Levy, P., Bennion, T., Alexander, C., Amaral, P. C., Batrakoulis, A., Chávez, L. F. J. G., Cortés-Almanzar, P., Haro, J. L., Zavalza, A. R. P., Rodríguez, L. E. A., Franco, S., Santos-Rocha, R., Ramalho, F., Simões, V., Vieira, I., Ramos, L., Veiga, O. L., ... Romero-Caballero, A. (2023). 2023 fitness trends from around the globe. </w:t>
-      </w:r>
-      <w:r>
-        <w:rPr>
-          <w:rFonts w:ascii="新細明體" w:eastAsia="新細明體" w:hAnsi="新細明體" w:cs="新細明體"/>
-          <w:i/>
-          <w:iCs/>
-        </w:rPr>
-        <w:t>ACSM's Health &amp; Fitness Journal, 27</w:t>
-      </w:r>
-      <w:r>
-        <w:rPr>
-          <w:rFonts w:ascii="新細明體" w:eastAsia="新細明體" w:hAnsi="新細明體" w:cs="新細明體"/>
-        </w:rPr>
-        <w:t>(1), 19–30. https://doi.org/10.1249/FIT.0000000000000836</w:t>
-      </w:r>
-    </w:p>
-    <w:p>
-      <w:pPr>
-        <w:spacing w:after="80" w:line="360" w:lineRule="auto"/>
-        <w:ind w:left="720" w:hanging="720"/>
-        <w:jc w:val="both"/>
-      </w:pPr>
-      <w:r>
-        <w:rPr>
-          <w:rFonts w:ascii="新細明體" w:eastAsia="新細明體" w:hAnsi="新細明體" w:cs="新細明體"/>
-        </w:rPr>
-        <w:t xml:space="preserve">Kerr, Z. Y., Collins, C. L., &amp; Comstock, R. D. (2010). Epidemiology of weight training-related injuries presenting to United States emergency departments, 1990 to 2007. </w:t>
-      </w:r>
-      <w:r>
-        <w:rPr>
-          <w:rFonts w:ascii="新細明體" w:eastAsia="新細明體" w:hAnsi="新細明體" w:cs="新細明體"/>
-          <w:i/>
-          <w:iCs/>
-        </w:rPr>
-        <w:t>The American Journal of Sports Medicine, 38</w:t>
-      </w:r>
-      <w:r>
-        <w:rPr>
-          <w:rFonts w:ascii="新細明體" w:eastAsia="新細明體" w:hAnsi="新細明體" w:cs="新細明體"/>
-        </w:rPr>
-        <w:t>(4), 765–771. https://doi.org/10.1177/0363546509351560</w:t>
-      </w:r>
-    </w:p>
-    <w:p>
-      <w:pPr>
-        <w:spacing w:after="80" w:line="360" w:lineRule="auto"/>
-        <w:ind w:left="720" w:hanging="720"/>
-        <w:jc w:val="both"/>
-      </w:pPr>
-      <w:r>
-        <w:rPr>
-          <w:rFonts w:ascii="新細明體" w:eastAsia="新細明體" w:hAnsi="新細明體" w:cs="新細明體"/>
-        </w:rPr>
-        <w:t xml:space="preserve">Kwon, Y., &amp; Kim, D. (2022). Real-time workout posture correction using OpenCV and MediaPipe. </w:t>
-      </w:r>
-      <w:r>
-        <w:rPr>
-          <w:rFonts w:ascii="新細明體" w:eastAsia="新細明體" w:hAnsi="新細明體" w:cs="新細明體"/>
-          <w:i/>
-          <w:iCs/>
-        </w:rPr>
-        <w:t>The Journal of Korean Institute of Information Technology, 20</w:t>
-      </w:r>
-      <w:r>
-        <w:rPr>
-          <w:rFonts w:ascii="新細明體" w:eastAsia="新細明體" w:hAnsi="新細明體" w:cs="新細明體"/>
-        </w:rPr>
-        <w:t>(1), 199–208. https://doi.org/10.14801/jkiit.2022.20.1.199</w:t>
-      </w:r>
-    </w:p>
-    <w:p>
-      <w:pPr>
-        <w:spacing w:after="80" w:line="360" w:lineRule="auto"/>
-        <w:ind w:left="720" w:hanging="720"/>
-        <w:jc w:val="both"/>
-      </w:pPr>
-      <w:r>
-        <w:rPr>
-          <w:rFonts w:ascii="新細明體" w:eastAsia="新細明體" w:hAnsi="新細明體" w:cs="新細明體"/>
-        </w:rPr>
-        <w:t xml:space="preserve">Lally, P., van Jaarsveld, C. H. M., Potts, H. W. W., &amp; Wardle, J. (2010). How are habits formed: Modelling habit formation in the real world. </w:t>
-      </w:r>
-      <w:r>
-        <w:rPr>
-          <w:rFonts w:ascii="新細明體" w:eastAsia="新細明體" w:hAnsi="新細明體" w:cs="新細明體"/>
-          <w:i/>
-          <w:iCs/>
-        </w:rPr>
-        <w:t>European Journal of Social Psychology, 40</w:t>
-      </w:r>
-      <w:r>
-        <w:rPr>
-          <w:rFonts w:ascii="新細明體" w:eastAsia="新細明體" w:hAnsi="新細明體" w:cs="新細明體"/>
-        </w:rPr>
-        <w:t xml:space="preserve">(6), 998–1009. </w:t>
-        <w:lastRenderedPageBreak/>
-        <w:t>https://doi.org/10.1002/ejsp.674</w:t>
-      </w:r>
-    </w:p>
-    <w:p>
-      <w:pPr>
-        <w:spacing w:after="80" w:line="360" w:lineRule="auto"/>
-        <w:ind w:left="720" w:hanging="720"/>
-        <w:jc w:val="both"/>
-      </w:pPr>
-      <w:r>
-        <w:rPr>
-          <w:rFonts w:ascii="新細明體" w:eastAsia="新細明體" w:hAnsi="新細明體" w:cs="新細明體"/>
-        </w:rPr>
-        <w:t xml:space="preserve">Locke, E. A., &amp; Latham, G. P. (2002). Building a practically useful theory of goal setting and task motivation: A 35-year odyssey. </w:t>
-      </w:r>
-      <w:r>
-        <w:rPr>
-          <w:rFonts w:ascii="新細明體" w:eastAsia="新細明體" w:hAnsi="新細明體" w:cs="新細明體"/>
-          <w:i/>
-          <w:iCs/>
-        </w:rPr>
-        <w:t>American Psychologist, 57</w:t>
-      </w:r>
-      <w:r>
-        <w:rPr>
-          <w:rFonts w:ascii="新細明體" w:eastAsia="新細明體" w:hAnsi="新細明體" w:cs="新細明體"/>
-        </w:rPr>
-        <w:t>(9), 705–717. https://doi.org/10.1037/0003-066X.57.9.705</w:t>
-      </w:r>
-    </w:p>
-    <w:p>
-      <w:pPr>
-        <w:spacing w:after="80" w:line="360" w:lineRule="auto"/>
-        <w:ind w:left="720" w:hanging="720"/>
-        <w:jc w:val="both"/>
-      </w:pPr>
-      <w:r>
-        <w:rPr>
-          <w:rFonts w:ascii="新細明體" w:eastAsia="新細明體" w:hAnsi="新細明體" w:cs="新細明體"/>
-        </w:rPr>
-        <w:t xml:space="preserve">Lugaresi, C., Tang, J., Nash, H., McClanahan, C., Uboweja, E., Hays, M., Zhang, F., Chang, C.-L., Yong, M. G., Lee, J., Chang, W.-T., Hua, W., Georg, M., &amp; Grundmann, M. (2019). </w:t>
-      </w:r>
-      <w:r>
-        <w:rPr>
-          <w:rFonts w:ascii="新細明體" w:eastAsia="新細明體" w:hAnsi="新細明體" w:cs="新細明體"/>
-          <w:i/>
-          <w:iCs/>
-        </w:rPr>
-        <w:t>MediaPipe: A framework for building perception pipelines</w:t>
-      </w:r>
-      <w:r>
-        <w:rPr>
-          <w:rFonts w:ascii="新細明體" w:eastAsia="新細明體" w:hAnsi="新細明體" w:cs="新細明體"/>
-        </w:rPr>
-        <w:t xml:space="preserve"> (arXiv:1906.08172). arXiv. https://doi.org/10.48550/arXiv.1906.08172</w:t>
-      </w:r>
-    </w:p>
-    <w:p>
-      <w:pPr>
-        <w:spacing w:after="80" w:line="360" w:lineRule="auto"/>
-        <w:ind w:left="720" w:hanging="720"/>
-        <w:jc w:val="both"/>
-      </w:pPr>
-      <w:r>
-        <w:rPr>
-          <w:rFonts w:ascii="新細明體" w:eastAsia="新細明體" w:hAnsi="新細明體" w:cs="新細明體"/>
-        </w:rPr>
-        <w:t xml:space="preserve">Michie, S., Abraham, C., Whittington, C., McAteer, J., &amp; Gupta, S. (2009). Effective techniques in healthy eating and physical activity interventions: A meta-regression. </w:t>
-      </w:r>
-      <w:r>
-        <w:rPr>
-          <w:rFonts w:ascii="新細明體" w:eastAsia="新細明體" w:hAnsi="新細明體" w:cs="新細明體"/>
-          <w:i/>
-          <w:iCs/>
-        </w:rPr>
-        <w:t>Health Psychology, 28</w:t>
-      </w:r>
-      <w:r>
-        <w:rPr>
-          <w:rFonts w:ascii="新細明體" w:eastAsia="新細明體" w:hAnsi="新細明體" w:cs="新細明體"/>
-        </w:rPr>
-        <w:t>(6), 690–701. https://doi.org/10.1037/a0016136</w:t>
-      </w:r>
-    </w:p>
-    <w:p>
-      <w:pPr>
-        <w:spacing w:after="80" w:line="360" w:lineRule="auto"/>
-        <w:ind w:left="720" w:hanging="720"/>
-        <w:jc w:val="both"/>
-      </w:pPr>
-      <w:r>
-        <w:rPr>
-          <w:rFonts w:ascii="新細明體" w:eastAsia="新細明體" w:hAnsi="新細明體" w:cs="新細明體"/>
-        </w:rPr>
-        <w:t xml:space="preserve">Myer, G. D., Kushner, A. M., Brent, J. L., Schoenfeld, B. J., Hugentobler, J., Lloyd, R. S., Vermeil, A., Chu, D. A., Harbin, J., &amp; McGill, S. M. (2014). The back squat: A proposed assessment of functional deficits and technical factors that limit performance. </w:t>
-      </w:r>
-      <w:r>
-        <w:rPr>
-          <w:rFonts w:ascii="新細明體" w:eastAsia="新細明體" w:hAnsi="新細明體" w:cs="新細明體"/>
-          <w:i/>
-          <w:iCs/>
-        </w:rPr>
-        <w:t>Strength and Conditioning Journal, 36</w:t>
-      </w:r>
-      <w:r>
-        <w:rPr>
-          <w:rFonts w:ascii="新細明體" w:eastAsia="新細明體" w:hAnsi="新細明體" w:cs="新細明體"/>
-        </w:rPr>
-        <w:t>(6), 4–27. https://doi.org/10.1519/SSC.0000000000000103</w:t>
-      </w:r>
-    </w:p>
-    <w:p>
-      <w:pPr>
-        <w:spacing w:after="80" w:line="360" w:lineRule="auto"/>
-        <w:ind w:left="720" w:hanging="720"/>
-        <w:jc w:val="both"/>
-      </w:pPr>
-      <w:r>
-        <w:rPr>
-          <w:rFonts w:ascii="新細明體" w:eastAsia="新細明體" w:hAnsi="新細明體" w:cs="新細明體"/>
-        </w:rPr>
-        <w:t xml:space="preserve">Ryan, R. M., &amp; Deci, E. L. (2000). Self-determination theory and the facilitation of intrinsic motivation, social development, and well-being. </w:t>
-      </w:r>
-      <w:r>
-        <w:rPr>
-          <w:rFonts w:ascii="新細明體" w:eastAsia="新細明體" w:hAnsi="新細明體" w:cs="新細明體"/>
-          <w:i/>
-          <w:iCs/>
-        </w:rPr>
-        <w:t>American Psychologist, 55</w:t>
-      </w:r>
-      <w:r>
-        <w:rPr>
-          <w:rFonts w:ascii="新細明體" w:eastAsia="新細明體" w:hAnsi="新細明體" w:cs="新細明體"/>
-        </w:rPr>
-        <w:t>(1), 68–78. https://doi.org/10.1037/0003-066X.55.1.68</w:t>
-      </w:r>
-    </w:p>
-    <w:p>
-      <w:pPr>
-        <w:spacing w:after="80" w:line="360" w:lineRule="auto"/>
-        <w:ind w:left="720" w:hanging="720"/>
-        <w:jc w:val="both"/>
-      </w:pPr>
-      <w:r>
-        <w:rPr>
-          <w:rFonts w:ascii="新細明體" w:eastAsia="新細明體" w:hAnsi="新細明體" w:cs="新細明體"/>
-        </w:rPr>
-        <w:t xml:space="preserve">Saeb, S., Körding, K., &amp; Mohr, D. C. (2015). Making activity recognition robust against deceptive behavior. </w:t>
-      </w:r>
-      <w:r>
-        <w:rPr>
-          <w:rFonts w:ascii="新細明體" w:eastAsia="新細明體" w:hAnsi="新細明體" w:cs="新細明體"/>
-          <w:i/>
-          <w:iCs/>
-        </w:rPr>
-        <w:t>PLOS ONE, 10</w:t>
-      </w:r>
-      <w:r>
-        <w:rPr>
-          <w:rFonts w:ascii="新細明體" w:eastAsia="新細明體" w:hAnsi="新細明體" w:cs="新細明體"/>
-        </w:rPr>
-        <w:t>(12), Article e0144795. https://doi.org/10.1371/journal.pone.0144795</w:t>
-      </w:r>
-    </w:p>
-    <w:p>
-      <w:pPr>
-        <w:spacing w:after="80" w:line="360" w:lineRule="auto"/>
-        <w:ind w:left="720" w:hanging="720"/>
-        <w:jc w:val="both"/>
-      </w:pPr>
-      <w:r>
-        <w:rPr>
-          <w:rFonts w:ascii="新細明體" w:eastAsia="新細明體" w:hAnsi="新細明體" w:cs="新細明體"/>
-        </w:rPr>
-        <w:t xml:space="preserve">Sardi, L., Idri, A., &amp; Fernández-Alemán, J. L. (2017). A systematic review of gamification in e-Health. </w:t>
-      </w:r>
-      <w:r>
-        <w:rPr>
-          <w:rFonts w:ascii="新細明體" w:eastAsia="新細明體" w:hAnsi="新細明體" w:cs="新細明體"/>
-          <w:i/>
-          <w:iCs/>
-        </w:rPr>
-        <w:t>Journal of Biomedical Informatics, 71</w:t>
-      </w:r>
-      <w:r>
-        <w:rPr>
-          <w:rFonts w:ascii="新細明體" w:eastAsia="新細明體" w:hAnsi="新細明體" w:cs="新細明體"/>
-        </w:rPr>
-        <w:t>, 31–48. https://doi.org/10.1016/j.jbi.2017.05.011</w:t>
-      </w:r>
-    </w:p>
-    <w:p>
-      <w:pPr>
-        <w:spacing w:after="80" w:line="360" w:lineRule="auto"/>
-        <w:ind w:left="720" w:hanging="720"/>
-        <w:jc w:val="both"/>
-      </w:pPr>
-      <w:r>
-        <w:rPr>
-          <w:rFonts w:ascii="新細明體" w:eastAsia="新細明體" w:hAnsi="新細明體" w:cs="新細明體"/>
-        </w:rPr>
-        <w:t xml:space="preserve">Schoenfeld, B. J. (2010). Squatting kinematics and kinetics and their application to exercise performance. </w:t>
-      </w:r>
-      <w:r>
-        <w:rPr>
-          <w:rFonts w:ascii="新細明體" w:eastAsia="新細明體" w:hAnsi="新細明體" w:cs="新細明體"/>
-          <w:i/>
-          <w:iCs/>
-        </w:rPr>
-        <w:t>Journal of Strength and Conditioning Research, 24</w:t>
-      </w:r>
-      <w:r>
-        <w:rPr>
-          <w:rFonts w:ascii="新細明體" w:eastAsia="新細明體" w:hAnsi="新細明體" w:cs="新細明體"/>
-        </w:rPr>
-        <w:t>(12), 3497–3506. https://doi.org/10.1519/JSC.0b013e3181bac2d7</w:t>
-      </w:r>
-    </w:p>
-    <w:p>
-      <w:pPr>
-        <w:spacing w:after="80" w:line="360" w:lineRule="auto"/>
-        <w:ind w:left="720" w:hanging="720"/>
-        <w:jc w:val="both"/>
-      </w:pPr>
-      <w:r>
-        <w:rPr>
-          <w:rFonts w:ascii="新細明體" w:eastAsia="新細明體" w:hAnsi="新細明體" w:cs="新細明體"/>
-        </w:rPr>
-        <w:t xml:space="preserve">Sperandei, S., Vieira, M. C., &amp; Reis, A. C. (2016). Adherence to physical activity in an unsupervised setting: Explanatory variables for high attrition rates among fitness center members. </w:t>
-      </w:r>
-      <w:r>
-        <w:rPr>
-          <w:rFonts w:ascii="新細明體" w:eastAsia="新細明體" w:hAnsi="新細明體" w:cs="新細明體"/>
-          <w:i/>
-          <w:iCs/>
-        </w:rPr>
-        <w:t>Journal of Science and Medicine in Sport, 19</w:t>
-      </w:r>
-      <w:r>
-        <w:rPr>
-          <w:rFonts w:ascii="新細明體" w:eastAsia="新細明體" w:hAnsi="新細明體" w:cs="新細明體"/>
-        </w:rPr>
-        <w:t>(11), 916–920. https://doi.org/10.1016/j.jsams.2015.12.522</w:t>
-      </w:r>
-    </w:p>
-    <w:p>
-      <w:pPr>
-        <w:spacing w:after="80" w:line="360" w:lineRule="auto"/>
-        <w:ind w:left="720" w:hanging="720"/>
-        <w:jc w:val="both"/>
-      </w:pPr>
-      <w:r>
-        <w:rPr>
-          <w:rFonts w:ascii="新細明體" w:eastAsia="新細明體" w:hAnsi="新細明體" w:cs="新細明體"/>
-        </w:rPr>
-        <w:t xml:space="preserve">Strain, T., Flaxman, S., Guthold, R., Semenova, E., Cowan, M., Riley, L. M., Bull, F. C., &amp; Stevens, G. A. (2024). National, regional, and global trends in insufficient physical activity among adults from 2000 to 2022: A pooled analysis of 507 population-based surveys with 5.7 million participants. </w:t>
-      </w:r>
-      <w:r>
-        <w:rPr>
-          <w:rFonts w:ascii="新細明體" w:eastAsia="新細明體" w:hAnsi="新細明體" w:cs="新細明體"/>
-          <w:i/>
-          <w:iCs/>
-        </w:rPr>
-        <w:t>The Lancet Global Health, 12</w:t>
-      </w:r>
-      <w:r>
-        <w:rPr>
-          <w:rFonts w:ascii="新細明體" w:eastAsia="新細明體" w:hAnsi="新細明體" w:cs="新細明體"/>
-        </w:rPr>
-        <w:t>(8), e1232–e1243. https://doi.org/10.1016/S2214-109X(24)00150-5</w:t>
-      </w:r>
-    </w:p>
-    <w:p>
-      <w:pPr>
-        <w:spacing w:after="80" w:line="360" w:lineRule="auto"/>
-        <w:ind w:left="720" w:hanging="720"/>
-        <w:jc w:val="both"/>
-      </w:pPr>
-      <w:r>
-        <w:rPr>
-          <w:rFonts w:ascii="新細明體" w:eastAsia="新細明體" w:hAnsi="新細明體" w:cs="新細明體"/>
-        </w:rPr>
-        <w:t xml:space="preserve">United Nations Department of Economic and Social Affairs. (n.d.). </w:t>
-      </w:r>
-      <w:r>
-        <w:rPr>
-          <w:rFonts w:ascii="新細明體" w:eastAsia="新細明體" w:hAnsi="新細明體" w:cs="新細明體"/>
-          <w:i/>
-          <w:iCs/>
-        </w:rPr>
-        <w:t>Goal 3: Ensure healthy lives and promote well-being for all at all ages</w:t>
-      </w:r>
-      <w:r>
-        <w:rPr>
-          <w:rFonts w:ascii="新細明體" w:eastAsia="新細明體" w:hAnsi="新細明體" w:cs="新細明體"/>
-        </w:rPr>
-        <w:t>. Retrieved August 19, 2026, from https://sdgs.un.org/goals/goal3</w:t>
-      </w:r>
-    </w:p>
-    <w:p>
-      <w:pPr>
-        <w:spacing w:after="80" w:line="360" w:lineRule="auto"/>
-        <w:ind w:left="720" w:hanging="720"/>
-        <w:jc w:val="both"/>
-      </w:pPr>
-      <w:r>
-        <w:rPr>
-          <w:rFonts w:ascii="新細明體" w:eastAsia="新細明體" w:hAnsi="新細明體" w:cs="新細明體"/>
-        </w:rPr>
-        <w:t xml:space="preserve">Vakanski, A., Jun, H.-P., Paul, D., &amp; Baker, R. (2018). A data set of human body movements for physical rehabilitation exercises. </w:t>
-      </w:r>
-      <w:r>
-        <w:rPr>
-          <w:rFonts w:ascii="新細明體" w:eastAsia="新細明體" w:hAnsi="新細明體" w:cs="新細明體"/>
-          <w:i/>
-          <w:iCs/>
-        </w:rPr>
-        <w:t>Data, 3</w:t>
-      </w:r>
-      <w:r>
-        <w:rPr>
-          <w:rFonts w:ascii="新細明體" w:eastAsia="新細明體" w:hAnsi="新細明體" w:cs="新細明體"/>
-        </w:rPr>
-        <w:t>(1), Article 2. https://doi.org/10.3390/data3010002</w:t>
-      </w:r>
-    </w:p>
-    <w:p>
-      <w:pPr>
-        <w:spacing w:after="80" w:line="360" w:lineRule="auto"/>
-        <w:ind w:left="720" w:hanging="720"/>
-        <w:jc w:val="both"/>
-      </w:pPr>
-      <w:r>
-        <w:rPr>
-          <w:rFonts w:ascii="新細明體" w:eastAsia="新細明體" w:hAnsi="新細明體" w:cs="新細明體"/>
-        </w:rPr>
-        <w:lastRenderedPageBreak/>
-        <w:t xml:space="preserve">World Health Organization. (2020). </w:t>
-      </w:r>
-      <w:r>
-        <w:rPr>
-          <w:rFonts w:ascii="新細明體" w:eastAsia="新細明體" w:hAnsi="新細明體" w:cs="新細明體"/>
-          <w:i/>
-          <w:iCs/>
-        </w:rPr>
-        <w:t xml:space="preserve">WHO guidelines on physical activity and sedentary behaviour</w:t>
-      </w:r>
-      <w:r>
-        <w:rPr>
-          <w:rFonts w:ascii="新細明體" w:eastAsia="新細明體" w:hAnsi="新細明體" w:cs="新細明體"/>
-        </w:rPr>
-        <w:t>. https://www.who.int/publications/i/item/9789240015128</w:t>
-      </w:r>
-    </w:p>
-    <w:p>
-      <w:pPr>
         <w:pageBreakBefore/>
       </w:pPr>
     </w:p>
@@ -6753,7 +5949,7 @@
           <w:sz w:val="18"/>
           <w:szCs w:val="24"/>
         </w:rPr>
-        <w:t>資料依據：聯合國 SDG 3 說明與《世界衛生組織身體活動及久坐行為指南》（2020）；完整書目統一列於企劃書第十章。</w:t>
+        <w:t>資料依據：聯合國 SDG 3 說明與《世界衛生組織身體活動及久坐行為指南》（2020）；完整書目統一列於文末「參考文獻」。</w:t>
       </w:r>
     </w:p>
     <w:p>
@@ -13028,246 +12224,6 @@
     <w:p>
       <w:pPr>
         <w:spacing w:after="120" w:line="360" w:lineRule="auto"/>
-        <w:ind w:firstLine="480"/>
-        <w:jc w:val="both"/>
-      </w:pPr>
-      <w:r>
-        <w:rPr>
-          <w:rFonts w:ascii="新細明體" w:eastAsia="新細明體" w:hAnsi="新細明體" w:cs="新細明體"/>
-          <w:sz w:val="24"/>
-          <w:szCs w:val="24"/>
-        </w:rPr>
-        <w:t>效益判定原則｜本章所列未完成項目均為規劃內容，未新增任何量化成效、使用者規模或營運指標。各項效益須於功能完成並接受可重現測試後，方依實際資料陳述。</w:t>
-      </w:r>
-    </w:p>
-    <w:p>
-      <w:pPr>
-        <w:spacing w:after="120" w:line="360" w:lineRule="auto"/>
-        <w:ind w:firstLine="480"/>
-        <w:jc w:val="both"/>
-      </w:pPr>
-      <w:r>
-        <w:rPr>
-          <w:rFonts w:ascii="新細明體" w:eastAsia="新細明體" w:hAnsi="新細明體" w:cs="新細明體"/>
-          <w:sz w:val="24"/>
-          <w:szCs w:val="24"/>
-        </w:rPr>
-        <w:t>本章引用文獻（APA 第 7 版，請併入參考文獻章節）</w:t>
-      </w:r>
-    </w:p>
-    <w:p>
-      <w:pPr>
-        <w:spacing w:after="120" w:line="360" w:lineRule="auto"/>
-        <w:ind w:firstLine="480"/>
-        <w:jc w:val="both"/>
-      </w:pPr>
-      <w:r>
-        <w:rPr>
-          <w:rFonts w:ascii="新細明體" w:eastAsia="新細明體" w:hAnsi="新細明體" w:cs="新細明體"/>
-          <w:sz w:val="24"/>
-          <w:szCs w:val="24"/>
-        </w:rPr>
-        <w:t>Bazarevsky, V., Grishchenko, I., Raveendran, K., Zhu, T., Zhang, F., &amp; Grundmann, M. (2020). *BlazePose: On-device real-time body pose tracking* (arXiv:2006.10204). arXiv. https://doi.org/10.48550/arXiv.2006.10204</w:t>
-      </w:r>
-    </w:p>
-    <w:p>
-      <w:pPr>
-        <w:spacing w:after="120" w:line="360" w:lineRule="auto"/>
-        <w:ind w:firstLine="480"/>
-        <w:jc w:val="both"/>
-      </w:pPr>
-      <w:r>
-        <w:rPr>
-          <w:rFonts w:ascii="新細明體" w:eastAsia="新細明體" w:hAnsi="新細明體" w:cs="新細明體"/>
-          <w:sz w:val="24"/>
-          <w:szCs w:val="24"/>
-        </w:rPr>
-        <w:t>Casiez, G., Roussel, N., &amp; Vogel, D. (2012). 1 € filter: A simple speed-based low-pass filter for noisy input in interactive systems. In *Proceedings of the SIGCHI Conference on Human Factors in Computing Systems* (pp. 2527–2530). https://doi.org/10.1145/2207676.2208639</w:t>
-      </w:r>
-    </w:p>
-    <w:p>
-      <w:pPr>
-        <w:spacing w:after="120" w:line="360" w:lineRule="auto"/>
-        <w:ind w:firstLine="480"/>
-        <w:jc w:val="both"/>
-      </w:pPr>
-      <w:r>
-        <w:rPr>
-          <w:rFonts w:ascii="新細明體" w:eastAsia="新細明體" w:hAnsi="新細明體" w:cs="新細明體"/>
-          <w:sz w:val="24"/>
-          <w:szCs w:val="24"/>
-        </w:rPr>
-        <w:t>Conroy, D. E., Yang, C.-H., &amp; Maher, J. P. (2014). Behavior change techniques in top-ranked mobile apps for physical activity. *American Journal of Preventive Medicine, 46*(6), 649–652. https://doi.org/10.1016/j.amepre.2014.01.010</w:t>
-      </w:r>
-    </w:p>
-    <w:p>
-      <w:pPr>
-        <w:spacing w:after="120" w:line="360" w:lineRule="auto"/>
-        <w:ind w:firstLine="480"/>
-        <w:jc w:val="both"/>
-      </w:pPr>
-      <w:r>
-        <w:rPr>
-          <w:rFonts w:ascii="新細明體" w:eastAsia="新細明體" w:hAnsi="新細明體" w:cs="新細明體"/>
-          <w:sz w:val="24"/>
-          <w:szCs w:val="24"/>
-        </w:rPr>
-        <w:t>Escamilla, R. F. (2001). Knee biomechanics of the dynamic squat exercise. *Medicine &amp; Science in Sports &amp; Exercise, 33*(1), 127–141. https://doi.org/10.1097/00005768-200101000-00020</w:t>
-      </w:r>
-    </w:p>
-    <w:p>
-      <w:pPr>
-        <w:spacing w:after="120" w:line="360" w:lineRule="auto"/>
-        <w:ind w:firstLine="480"/>
-        <w:jc w:val="both"/>
-      </w:pPr>
-      <w:r>
-        <w:rPr>
-          <w:rFonts w:ascii="新細明體" w:eastAsia="新細明體" w:hAnsi="新細明體" w:cs="新細明體"/>
-          <w:sz w:val="24"/>
-          <w:szCs w:val="24"/>
-        </w:rPr>
-        <w:t>Jaiswal, A., Chauhan, G., &amp; Srivastava, N. (2023). Using learnable physics for real-time exercise form recommendations. In *Proceedings of the 17th ACM Conference on Recommender Systems* (pp. 688–695). https://doi.org/10.1145/3604915.3608808</w:t>
-      </w:r>
-    </w:p>
-    <w:p>
-      <w:pPr>
-        <w:spacing w:after="120" w:line="360" w:lineRule="auto"/>
-        <w:ind w:firstLine="480"/>
-        <w:jc w:val="both"/>
-      </w:pPr>
-      <w:r>
-        <w:rPr>
-          <w:rFonts w:ascii="新細明體" w:eastAsia="新細明體" w:hAnsi="新細明體" w:cs="新細明體"/>
-          <w:sz w:val="24"/>
-          <w:szCs w:val="24"/>
-        </w:rPr>
-        <w:t>Locke, E. A., &amp; Latham, G. P. (2002). Building a practically useful theory of goal setting and task motivation: A 35-year odyssey. *American Psychologist, 57*(9), 705–717. https://doi.org/10.1037/0003-066X.57.9.705</w:t>
-      </w:r>
-    </w:p>
-    <w:p>
-      <w:pPr>
-        <w:spacing w:after="120" w:line="360" w:lineRule="auto"/>
-        <w:ind w:firstLine="480"/>
-        <w:jc w:val="both"/>
-      </w:pPr>
-      <w:r>
-        <w:rPr>
-          <w:rFonts w:ascii="新細明體" w:eastAsia="新細明體" w:hAnsi="新細明體" w:cs="新細明體"/>
-          <w:sz w:val="24"/>
-          <w:szCs w:val="24"/>
-        </w:rPr>
-        <w:t>Lugaresi, C., Tang, J., Nash, H., McClanahan, C., Uboweja, E., Hays, M., Zhang, F., Chang, C.-L., Yong, M. G., Lee, J., Chang, W.-T., Hua, W., Georg, M., &amp; Grundmann, M. (2019). *MediaPipe: A framework for building perception pipelines* (arXiv:1906.08172). arXiv. https://doi.org/10.48550/arXiv.1906.08172</w:t>
-      </w:r>
-    </w:p>
-    <w:p>
-      <w:pPr>
-        <w:spacing w:after="120" w:line="360" w:lineRule="auto"/>
-        <w:ind w:firstLine="480"/>
-        <w:jc w:val="both"/>
-      </w:pPr>
-      <w:r>
-        <w:rPr>
-          <w:rFonts w:ascii="新細明體" w:eastAsia="新細明體" w:hAnsi="新細明體" w:cs="新細明體"/>
-          <w:sz w:val="24"/>
-          <w:szCs w:val="24"/>
-        </w:rPr>
-        <w:t>Mazeas, A., Duclos, M., Pereira, B., &amp; Chalabaev, A. (2022). Evaluating the effectiveness of gamification on physical activity: Systematic review and meta-analysis of randomized controlled trials. *Journal of Medical Internet Research, 24*(1), Article e26779. https://doi.org/10.2196/26779</w:t>
-      </w:r>
-    </w:p>
-    <w:p>
-      <w:pPr>
-        <w:spacing w:after="120" w:line="360" w:lineRule="auto"/>
-        <w:ind w:firstLine="480"/>
-        <w:jc w:val="both"/>
-      </w:pPr>
-      <w:r>
-        <w:rPr>
-          <w:rFonts w:ascii="新細明體" w:eastAsia="新細明體" w:hAnsi="新細明體" w:cs="新細明體"/>
-          <w:sz w:val="24"/>
-          <w:szCs w:val="24"/>
-        </w:rPr>
-        <w:t>Okabe, M., &amp; Ito, K. (2008). *Color universal design (CUD): How to make figures and presentations that are friendly to colorblind people*. Jikei Medical School / University of Tokyo.</w:t>
-      </w:r>
-    </w:p>
-    <w:p>
-      <w:pPr>
-        <w:spacing w:after="120" w:line="360" w:lineRule="auto"/>
-        <w:ind w:firstLine="480"/>
-        <w:jc w:val="both"/>
-      </w:pPr>
-      <w:r>
-        <w:rPr>
-          <w:rFonts w:ascii="新細明體" w:eastAsia="新細明體" w:hAnsi="新細明體" w:cs="新細明體"/>
-          <w:sz w:val="24"/>
-          <w:szCs w:val="24"/>
-        </w:rPr>
-        <w:t>Ryan, R. M., &amp; Deci, E. L. (2000). Self-determination theory and the facilitation of intrinsic motivation, social development, and well-being. *American Psychologist, 55*(1), 68–78. https://doi.org/10.1037/0003-066X.55.1.68</w:t>
-      </w:r>
-    </w:p>
-    <w:p>
-      <w:pPr>
-        <w:spacing w:after="120" w:line="360" w:lineRule="auto"/>
-        <w:ind w:firstLine="480"/>
-        <w:jc w:val="both"/>
-      </w:pPr>
-      <w:r>
-        <w:rPr>
-          <w:rFonts w:ascii="新細明體" w:eastAsia="新細明體" w:hAnsi="新細明體" w:cs="新細明體"/>
-          <w:sz w:val="24"/>
-          <w:szCs w:val="24"/>
-        </w:rPr>
-        <w:t>Schoenfeld, B. J. (2010). Squatting kinematics and kinetics and their application to exercise performance. *Journal of Strength and Conditioning Research, 24*(12), 3497–3506. https://doi.org/10.1519/JSC.0b013e3181bac2d7</w:t>
-      </w:r>
-    </w:p>
-    <w:p>
-      <w:pPr>
-        <w:spacing w:after="120" w:line="360" w:lineRule="auto"/>
-        <w:ind w:firstLine="480"/>
-        <w:jc w:val="both"/>
-      </w:pPr>
-      <w:r>
-        <w:rPr>
-          <w:rFonts w:ascii="新細明體" w:eastAsia="新細明體" w:hAnsi="新細明體" w:cs="新細明體"/>
-          <w:sz w:val="24"/>
-          <w:szCs w:val="24"/>
-        </w:rPr>
-        <w:t>Wong, B. (2011). Points of view: Color blindness. *Nature Methods, 8*(6), 441. https://doi.org/10.1038/nmeth.1618</w:t>
-      </w:r>
-    </w:p>
-    <w:p>
-      <w:pPr>
-        <w:spacing w:after="120" w:line="360" w:lineRule="auto"/>
-        <w:ind w:firstLine="480"/>
-        <w:jc w:val="both"/>
-      </w:pPr>
-      <w:r>
-        <w:rPr>
-          <w:rFonts w:ascii="新細明體" w:eastAsia="新細明體" w:hAnsi="新細明體" w:cs="新細明體"/>
-          <w:sz w:val="24"/>
-          <w:szCs w:val="24"/>
-        </w:rPr>
-        <w:t>World Health Organization. (2020). *WHO guidelines on physical activity and sedentary behaviour*. https://www.who.int/publications/i/item/9789240015128</w:t>
-      </w:r>
-    </w:p>
-    <w:p>
-      <w:pPr>
-        <w:spacing w:after="120" w:line="360" w:lineRule="auto"/>
-        <w:ind w:firstLine="480"/>
-        <w:jc w:val="both"/>
-      </w:pPr>
-      <w:r>
-        <w:rPr>
-          <w:rFonts w:ascii="新細明體" w:eastAsia="新細明體" w:hAnsi="新細明體" w:cs="新細明體"/>
-          <w:sz w:val="24"/>
-          <w:szCs w:val="24"/>
-        </w:rPr>
-        <w:t>教育部體育署（2024）。《中華民國 113 年運動現況調查結案報告書》。世新大學執行。</w:t>
-      </w:r>
-    </w:p>
-    <w:p>
-      <w:pPr>
-        <w:spacing w:after="120" w:line="360" w:lineRule="auto"/>
         <w:jc w:val="center"/>
       </w:pPr>
       <w:r>
@@ -14219,6 +13175,23 @@
     </w:p>
     <w:p>
       <w:pPr>
+        <w:spacing w:after="200" w:line="360" w:lineRule="auto"/>
+        <w:jc w:val="center"/>
+      </w:pPr>
+      <w:r>
+        <w:rPr>
+          <w:rFonts w:ascii="標楷體" w:eastAsia="標楷體" w:hAnsi="標楷體" w:cs="標楷體"/>
+          <w:b/>
+          <w:bCs/>
+          <w:i w:val="0"/>
+          <w:sz w:val="32"/>
+          <w:szCs w:val="32"/>
+        </w:rPr>
+        <w:t>參考文獻</w:t>
+      </w:r>
+    </w:p>
+    <w:p>
+      <w:pPr>
         <w:spacing w:after="80" w:line="360" w:lineRule="auto"/>
         <w:ind w:left="720" w:hanging="720"/>
         <w:jc w:val="both"/>
@@ -14226,20 +13199,9 @@
       <w:r>
         <w:rPr>
           <w:rFonts w:ascii="新細明體" w:eastAsia="新細明體" w:hAnsi="新細明體" w:cs="新細明體"/>
-        </w:rPr>
-        <w:t>Mazeas, A., Duclos, M., Pereira, B., &amp; Chalabaev, A. (2022). Evaluating the effectiveness of gamification on physical activity: Systematic review and meta-analysis of randomized controlled trials. Journal of Medical Internet Research, 24(1), Article e26779. https://doi.org/10.2196/26779</w:t>
-      </w:r>
-      <w:r>
-        <w:rPr>
-          <w:rFonts w:ascii="新細明體" w:eastAsia="新細明體" w:hAnsi="新細明體" w:cs="新細明體"/>
-          <w:i/>
-          <w:iCs/>
-        </w:rPr>
-      </w:r>
-      <w:r>
-        <w:rPr>
-          <w:rFonts w:ascii="新細明體" w:eastAsia="新細明體" w:hAnsi="新細明體" w:cs="新細明體"/>
-        </w:rPr>
+          <w:i w:val="0"/>
+        </w:rPr>
+        <w:t>林暐庭、楊捷閔、徐誠佑、鄭磬蔚、姜建均、林威成（2025）。AI 影像辨識技術應用於健身課程。學校體育，207，49–63。</w:t>
       </w:r>
     </w:p>
     <w:p>
@@ -14251,20 +13213,9 @@
       <w:r>
         <w:rPr>
           <w:rFonts w:ascii="新細明體" w:eastAsia="新細明體" w:hAnsi="新細明體" w:cs="新細明體"/>
-        </w:rPr>
-        <w:t>Okabe, M., &amp; Ito, K. (2008). Color universal design (CUD): How to make figures and presentations that are friendly to colorblind people. Jikei Medical School / University of Tokyo.</w:t>
-      </w:r>
-      <w:r>
-        <w:rPr>
-          <w:rFonts w:ascii="新細明體" w:eastAsia="新細明體" w:hAnsi="新細明體" w:cs="新細明體"/>
-          <w:i/>
-          <w:iCs/>
-        </w:rPr>
-      </w:r>
-      <w:r>
-        <w:rPr>
-          <w:rFonts w:ascii="新細明體" w:eastAsia="新細明體" w:hAnsi="新細明體" w:cs="新細明體"/>
-        </w:rPr>
+          <w:i w:val="0"/>
+        </w:rPr>
+        <w:t>教育部體育署（2024）。《中華民國 113 年運動現況調查結案報告書》。世新大學執行。</w:t>
       </w:r>
     </w:p>
     <w:p>
@@ -14276,20 +13227,9 @@
       <w:r>
         <w:rPr>
           <w:rFonts w:ascii="新細明體" w:eastAsia="新細明體" w:hAnsi="新細明體" w:cs="新細明體"/>
-        </w:rPr>
-        <w:t>Wong, B. (2011). Points of view: Color blindness. Nature Methods, 8(6), 441. https://doi.org/10.1038/nmeth.1618</w:t>
-      </w:r>
-      <w:r>
-        <w:rPr>
-          <w:rFonts w:ascii="新細明體" w:eastAsia="新細明體" w:hAnsi="新細明體" w:cs="新細明體"/>
-          <w:i/>
-          <w:iCs/>
-        </w:rPr>
-      </w:r>
-      <w:r>
-        <w:rPr>
-          <w:rFonts w:ascii="新細明體" w:eastAsia="新細明體" w:hAnsi="新細明體" w:cs="新細明體"/>
-        </w:rPr>
+          <w:i w:val="0"/>
+        </w:rPr>
+        <w:t>Agrawal, Y., Shah, Y., &amp; Sharma, A. (2020). Implementation of machine learning technique for identification of yoga poses. In 2020 IEEE 9th International Conference on Communication Systems and Network Technologies (CSNT) (pp. 40–43). IEEE. https://doi.org/10.1109/CSNT48778.2020.9115758</w:t>
       </w:r>
     </w:p>
     <w:p>
@@ -14301,20 +13241,457 @@
       <w:r>
         <w:rPr>
           <w:rFonts w:ascii="新細明體" w:eastAsia="新細明體" w:hAnsi="新細明體" w:cs="新細明體"/>
-        </w:rPr>
-        <w:t>教育部體育署（2024）。中華民國 113 年運動現況調查結案報告書。世新大學執行。</w:t>
+          <w:i w:val="0"/>
+        </w:rPr>
+        <w:t>Alshurafa, N., Eastwood, J.-A., Pourhomayoun, M., Nyamathi, S., Bao, L., Mortazavi, B., &amp; Sarrafzadeh, M. (2014). Anti-cheating: Detecting self-inflicted and impersonator cheaters for remote health monitoring systems with wearable sensors. In 2014 11th International Conference on Wearable and Implantable Body Sensor Networks (pp. 92–97). IEEE. https://doi.org/10.1109/BSN.2014.38</w:t>
+      </w:r>
+    </w:p>
+    <w:p>
+      <w:pPr>
+        <w:spacing w:after="80" w:line="360" w:lineRule="auto"/>
+        <w:ind w:left="720" w:hanging="720"/>
+        <w:jc w:val="both"/>
+      </w:pPr>
+      <w:r>
+        <w:rPr>
+          <w:rFonts w:ascii="新細明體" w:eastAsia="新細明體" w:hAnsi="新細明體" w:cs="新細明體"/>
+          <w:i w:val="0"/>
+        </w:rPr>
+        <w:t>Bazarevsky, V., Grishchenko, I., Raveendran, K., Zhu, T., Zhang, F., &amp; Grundmann, M. (2020). BlazePose: On-device real-time body pose tracking (arXiv:2006.10204). arXiv. https://doi.org/10.48550/arXiv.2006.10204</w:t>
+      </w:r>
+    </w:p>
+    <w:p>
+      <w:pPr>
+        <w:spacing w:after="80" w:line="360" w:lineRule="auto"/>
+        <w:ind w:left="720" w:hanging="720"/>
+        <w:jc w:val="both"/>
+      </w:pPr>
+      <w:r>
+        <w:rPr>
+          <w:rFonts w:ascii="新細明體" w:eastAsia="新細明體" w:hAnsi="新細明體" w:cs="新細明體"/>
+          <w:i w:val="0"/>
+        </w:rPr>
+        <w:t>Casiez, G., Roussel, N., &amp; Vogel, D. (2012). 1 € filter: A simple speed-based low-pass filter for noisy input in interactive systems. In Proceedings of the SIGCHI Conference on Human Factors in Computing Systems (pp. 2527–2530). Association for Computing Machinery. https://doi.org/10.1145/2207676.2208639</w:t>
+      </w:r>
+    </w:p>
+    <w:p>
+      <w:pPr>
+        <w:spacing w:after="80" w:line="360" w:lineRule="auto"/>
+        <w:ind w:left="720" w:hanging="720"/>
+        <w:jc w:val="both"/>
+      </w:pPr>
+      <w:r>
+        <w:rPr>
+          <w:rFonts w:ascii="新細明體" w:eastAsia="新細明體" w:hAnsi="新細明體" w:cs="新細明體"/>
+          <w:i w:val="0"/>
+        </w:rPr>
+        <w:t>Conroy, D. E., Yang, C.-H., &amp; Maher, J. P. (2014). Behavior change techniques in top-ranked mobile apps for physical activity. American Journal of Preventive Medicine, 46(6), 649–652. https://doi.org/10.1016/j.amepre.2014.01.010</w:t>
+      </w:r>
+    </w:p>
+    <w:p>
+      <w:pPr>
+        <w:spacing w:after="80" w:line="360" w:lineRule="auto"/>
+        <w:ind w:left="720" w:hanging="720"/>
+        <w:jc w:val="both"/>
+      </w:pPr>
+      <w:r>
+        <w:rPr>
+          <w:rFonts w:ascii="新細明體" w:eastAsia="新細明體" w:hAnsi="新細明體" w:cs="新細明體"/>
+          <w:i w:val="0"/>
+        </w:rPr>
+        <w:t>Dedhia, U., Bhoir, P., Ranka, P., &amp; Kanani, P. (2023). Pose estimation and virtual gym assistant using MediaPipe and machine learning. In 2023 International Conference on Network, Multimedia and Information Technology (NMITCON) (pp. 1–7). IEEE. https://doi.org/10.1109/NMITCON58196.2023.10275938</w:t>
+      </w:r>
+    </w:p>
+    <w:p>
+      <w:pPr>
+        <w:spacing w:after="80" w:line="360" w:lineRule="auto"/>
+        <w:ind w:left="720" w:hanging="720"/>
+        <w:jc w:val="both"/>
+      </w:pPr>
+      <w:r>
+        <w:rPr>
+          <w:rFonts w:ascii="新細明體" w:eastAsia="新細明體" w:hAnsi="新細明體" w:cs="新細明體"/>
+          <w:i w:val="0"/>
+        </w:rPr>
+        <w:t>Direito, A., Pfaeffli Dale, L., Shields, E., Dobson, R., Whittaker, R., &amp; Maddison, R. (2014). Do physical activity and dietary smartphone applications incorporate evidence-based behaviour change techniques? BMC Public Health, 14, Article 646. https://doi.org/10.1186/1471-2458-14-646</w:t>
+      </w:r>
+    </w:p>
+    <w:p>
+      <w:pPr>
+        <w:spacing w:after="80" w:line="360" w:lineRule="auto"/>
+        <w:ind w:left="720" w:hanging="720"/>
+        <w:jc w:val="both"/>
+      </w:pPr>
+      <w:r>
+        <w:rPr>
+          <w:rFonts w:ascii="新細明體" w:eastAsia="新細明體" w:hAnsi="新細明體" w:cs="新細明體"/>
+          <w:i w:val="0"/>
+        </w:rPr>
+        <w:t>Escamilla, R. F. (2001). Knee biomechanics of the dynamic squat exercise. Medicine &amp; Science in Sports &amp; Exercise, 33(1), 127–141. https://doi.org/10.1097/00005768-200101000-00020</w:t>
+      </w:r>
+    </w:p>
+    <w:p>
+      <w:pPr>
+        <w:spacing w:after="80" w:line="360" w:lineRule="auto"/>
+        <w:ind w:left="720" w:hanging="720"/>
+        <w:jc w:val="both"/>
+      </w:pPr>
+      <w:r>
+        <w:rPr>
+          <w:rFonts w:ascii="新細明體" w:eastAsia="新細明體" w:hAnsi="新細明體" w:cs="新細明體"/>
+          <w:i w:val="0"/>
+        </w:rPr>
+        <w:t>Hamari, J., Koivisto, J., &amp; Sarsa, H. (2014). Does gamification work? — A literature review of empirical studies on gamification. In 2014 47th Hawaii International Conference on System Sciences (pp. 3025–3034). IEEE. https://doi.org/10.1109/HICSS.2014.377</w:t>
+      </w:r>
+    </w:p>
+    <w:p>
+      <w:pPr>
+        <w:spacing w:after="80" w:line="360" w:lineRule="auto"/>
+        <w:ind w:left="720" w:hanging="720"/>
+        <w:jc w:val="both"/>
+      </w:pPr>
+      <w:r>
+        <w:rPr>
+          <w:rFonts w:ascii="新細明體" w:eastAsia="新細明體" w:hAnsi="新細明體" w:cs="新細明體"/>
+          <w:i w:val="0"/>
+        </w:rPr>
+        <w:t>Jaiswal, A., Chauhan, G., &amp; Srivastava, N. (2023). Using learnable physics for real-time exercise form recommendations. In Proceedings of the 17th ACM Conference on Recommender Systems (pp. 688–695). Association for Computing Machinery. https://doi.org/10.1145/3604915.3608816</w:t>
+      </w:r>
+    </w:p>
+    <w:p>
+      <w:pPr>
+        <w:spacing w:after="80" w:line="360" w:lineRule="auto"/>
+        <w:ind w:left="720" w:hanging="720"/>
+        <w:jc w:val="both"/>
+      </w:pPr>
+      <w:r>
+        <w:rPr>
+          <w:rFonts w:ascii="新細明體" w:eastAsia="新細明體" w:hAnsi="新細明體" w:cs="新細明體"/>
+          <w:i w:val="0"/>
+        </w:rPr>
+        <w:t>Johnson, D., Deterding, S., Kuhn, K.-A., Staneva, A., Stoyanov, S., &amp; Hides, L. (2016). Gamification for health and wellbeing: A systematic review of the literature. Internet Interventions, 6, 89–106. https://doi.org/10.1016/j.invent.2016.10.002</w:t>
+      </w:r>
+    </w:p>
+    <w:p>
+      <w:pPr>
+        <w:spacing w:after="80" w:line="360" w:lineRule="auto"/>
+        <w:ind w:left="720" w:hanging="720"/>
+        <w:jc w:val="both"/>
+      </w:pPr>
+      <w:r>
+        <w:rPr>
+          <w:rFonts w:ascii="新細明體" w:eastAsia="新細明體" w:hAnsi="新細明體" w:cs="新細明體"/>
+          <w:i w:val="0"/>
+        </w:rPr>
+        <w:t>Kercher, V. M., Kercher, K., Levy, P., Bennion, T., Alexander, C., Amaral, P. C., Batrakoulis, A., Chávez, L. F. J. G., Cortés-Almanzar, P., Haro, J. L., Zavalza, A. R. P., Rodríguez, L. E. A., Franco, S., Santos-Rocha, R., Ramalho, F., Simões, V., Vieira, I., Ramos, L., Veiga, O. L., ... Romero-Caballero, A. (2023). 2023 fitness trends from around the globe. ACSM's Health &amp; Fitness Journal, 27(1), 19–30. https://doi.org/10.1249/FIT.0000000000000836</w:t>
+      </w:r>
+    </w:p>
+    <w:p>
+      <w:pPr>
+        <w:spacing w:after="80" w:line="360" w:lineRule="auto"/>
+        <w:ind w:left="720" w:hanging="720"/>
+        <w:jc w:val="both"/>
+      </w:pPr>
+      <w:r>
+        <w:rPr>
+          <w:rFonts w:ascii="新細明體" w:eastAsia="新細明體" w:hAnsi="新細明體" w:cs="新細明體"/>
+          <w:i w:val="0"/>
+        </w:rPr>
+        <w:t>Kerr, Z. Y., Collins, C. L., &amp; Comstock, R. D. (2010). Epidemiology of weight training-related injuries presenting to United States emergency departments, 1990 to 2007. The American Journal of Sports Medicine, 38(4), 765–771. https://doi.org/10.1177/0363546509351560</w:t>
+      </w:r>
+    </w:p>
+    <w:p>
+      <w:pPr>
+        <w:spacing w:after="80" w:line="360" w:lineRule="auto"/>
+        <w:ind w:left="720" w:hanging="720"/>
+        <w:jc w:val="both"/>
+      </w:pPr>
+      <w:r>
+        <w:rPr>
+          <w:rFonts w:ascii="新細明體" w:eastAsia="新細明體" w:hAnsi="新細明體" w:cs="新細明體"/>
+          <w:i w:val="0"/>
+        </w:rPr>
+        <w:t>Kwon, Y., &amp; Kim, D. (2022). Real-time workout posture correction using OpenCV and MediaPipe. The Journal of Korean Institute of Information Technology, 20(1), 199–208. https://doi.org/10.14801/jkiit.2022.20.1.199</w:t>
+      </w:r>
+    </w:p>
+    <w:p>
+      <w:pPr>
+        <w:spacing w:after="80" w:line="360" w:lineRule="auto"/>
+        <w:ind w:left="720" w:hanging="720"/>
+        <w:jc w:val="both"/>
+      </w:pPr>
+      <w:r>
+        <w:rPr>
+          <w:rFonts w:ascii="新細明體" w:eastAsia="新細明體" w:hAnsi="新細明體" w:cs="新細明體"/>
+          <w:i w:val="0"/>
+        </w:rPr>
+        <w:t>Lally, P., van Jaarsveld, C. H. M., Potts, H. W. W., &amp; Wardle, J. (2010). How are habits formed: Modelling habit formation in the real world. European Journal of Social Psychology, 40(6), 998–1009. https://doi.org/10.1002/ejsp.674</w:t>
+      </w:r>
+    </w:p>
+    <w:p>
+      <w:pPr>
+        <w:spacing w:after="80" w:line="360" w:lineRule="auto"/>
+        <w:ind w:left="720" w:hanging="720"/>
+        <w:jc w:val="both"/>
+      </w:pPr>
+      <w:r>
+        <w:rPr>
+          <w:rFonts w:ascii="新細明體" w:eastAsia="新細明體" w:hAnsi="新細明體" w:cs="新細明體"/>
+          <w:i w:val="0"/>
+        </w:rPr>
+        <w:t>Locke, E. A., &amp; Latham, G. P. (2002). Building a practically useful theory of goal setting and task motivation: A 35-year odyssey. American Psychologist, 57(9), 705–717. https://doi.org/10.1037/0003-066X.57.9.705</w:t>
+      </w:r>
+    </w:p>
+    <w:p>
+      <w:pPr>
+        <w:spacing w:after="80" w:line="360" w:lineRule="auto"/>
+        <w:ind w:left="720" w:hanging="720"/>
+        <w:jc w:val="both"/>
+      </w:pPr>
+      <w:r>
+        <w:rPr>
+          <w:rFonts w:ascii="新細明體" w:eastAsia="新細明體" w:hAnsi="新細明體" w:cs="新細明體"/>
+          <w:i w:val="0"/>
+        </w:rPr>
+        <w:t>Lugaresi, C., Tang, J., Nash, H., McClanahan, C., Uboweja, E., Hays, M., Zhang, F., Chang, C.-L., Yong, M. G., Lee, J., Chang, W.-T., Hua, W., Georg, M., &amp; Grundmann, M. (2019). MediaPipe: A framework for building perception pipelines (arXiv:1906.08172). arXiv. https://doi.org/10.48550/arXiv.1906.08172</w:t>
+      </w:r>
+    </w:p>
+    <w:p>
+      <w:pPr>
+        <w:spacing w:after="80" w:line="360" w:lineRule="auto"/>
+        <w:ind w:left="720" w:hanging="720"/>
+        <w:jc w:val="both"/>
+      </w:pPr>
+      <w:r>
+        <w:rPr>
+          <w:rFonts w:ascii="新細明體" w:eastAsia="新細明體" w:hAnsi="新細明體" w:cs="新細明體"/>
+          <w:i w:val="0"/>
+        </w:rPr>
+        <w:t xml:space="preserve">Mazeas, A., Duclos, M., Pereira, B., &amp; Chalabaev, A. (2022). Evaluating the effectiveness of gamification on physical activity: Systematic review and meta-analysis of randomized controlled trials. </w:t>
       </w:r>
       <w:r>
         <w:rPr>
           <w:rFonts w:ascii="新細明體" w:eastAsia="新細明體" w:hAnsi="新細明體" w:cs="新細明體"/>
           <w:i/>
-          <w:iCs/>
-        </w:rPr>
-      </w:r>
-      <w:r>
-        <w:rPr>
-          <w:rFonts w:ascii="新細明體" w:eastAsia="新細明體" w:hAnsi="新細明體" w:cs="新細明體"/>
-        </w:rPr>
+        </w:rPr>
+        <w:t>Journal of Medical Internet Research, 24</w:t>
+      </w:r>
+      <w:r>
+        <w:rPr>
+          <w:rFonts w:ascii="新細明體" w:eastAsia="新細明體" w:hAnsi="新細明體" w:cs="新細明體"/>
+          <w:i w:val="0"/>
+        </w:rPr>
+        <w:t>(1), Article e26779. https://doi.org/10.2196/26779</w:t>
+      </w:r>
+    </w:p>
+    <w:p>
+      <w:pPr>
+        <w:spacing w:after="80" w:line="360" w:lineRule="auto"/>
+        <w:ind w:left="720" w:hanging="720"/>
+        <w:jc w:val="both"/>
+      </w:pPr>
+      <w:r>
+        <w:rPr>
+          <w:rFonts w:ascii="新細明體" w:eastAsia="新細明體" w:hAnsi="新細明體" w:cs="新細明體"/>
+          <w:i w:val="0"/>
+        </w:rPr>
+        <w:t>Michie, S., Abraham, C., Whittington, C., McAteer, J., &amp; Gupta, S. (2009). Effective techniques in healthy eating and physical activity interventions: A meta-regression. Health Psychology, 28(6), 690–701. https://doi.org/10.1037/a0016136</w:t>
+      </w:r>
+    </w:p>
+    <w:p>
+      <w:pPr>
+        <w:spacing w:after="80" w:line="360" w:lineRule="auto"/>
+        <w:ind w:left="720" w:hanging="720"/>
+        <w:jc w:val="both"/>
+      </w:pPr>
+      <w:r>
+        <w:rPr>
+          <w:rFonts w:ascii="新細明體" w:eastAsia="新細明體" w:hAnsi="新細明體" w:cs="新細明體"/>
+          <w:i w:val="0"/>
+        </w:rPr>
+        <w:t>Myer, G. D., Kushner, A. M., Brent, J. L., Schoenfeld, B. J., Hugentobler, J., Lloyd, R. S., Vermeil, A., Chu, D. A., Harbin, J., &amp; McGill, S. M. (2014). The back squat: A proposed assessment of functional deficits and technical factors that limit performance. Strength and Conditioning Journal, 36(6), 4–27. https://doi.org/10.1519/SSC.0000000000000103</w:t>
+      </w:r>
+    </w:p>
+    <w:p>
+      <w:pPr>
+        <w:spacing w:after="80" w:line="360" w:lineRule="auto"/>
+        <w:ind w:left="720" w:hanging="720"/>
+        <w:jc w:val="both"/>
+      </w:pPr>
+      <w:r>
+        <w:rPr>
+          <w:rFonts w:ascii="新細明體" w:eastAsia="新細明體" w:hAnsi="新細明體" w:cs="新細明體"/>
+          <w:i w:val="0"/>
+        </w:rPr>
+        <w:t xml:space="preserve">Okabe, M., &amp; Ito, K. (2008). </w:t>
+      </w:r>
+      <w:r>
+        <w:rPr>
+          <w:rFonts w:ascii="新細明體" w:eastAsia="新細明體" w:hAnsi="新細明體" w:cs="新細明體"/>
+          <w:i/>
+        </w:rPr>
+        <w:t>Color universal design (CUD): How to make figures and presentations that are friendly to colorblind people</w:t>
+      </w:r>
+      <w:r>
+        <w:rPr>
+          <w:rFonts w:ascii="新細明體" w:eastAsia="新細明體" w:hAnsi="新細明體" w:cs="新細明體"/>
+          <w:i w:val="0"/>
+        </w:rPr>
+        <w:t>. Jikei Medical School / University of Tokyo.</w:t>
+      </w:r>
+    </w:p>
+    <w:p>
+      <w:pPr>
+        <w:spacing w:after="80" w:line="360" w:lineRule="auto"/>
+        <w:ind w:left="720" w:hanging="720"/>
+        <w:jc w:val="both"/>
+      </w:pPr>
+      <w:r>
+        <w:rPr>
+          <w:rFonts w:ascii="新細明體" w:eastAsia="新細明體" w:hAnsi="新細明體" w:cs="新細明體"/>
+          <w:i w:val="0"/>
+        </w:rPr>
+        <w:t>Ryan, R. M., &amp; Deci, E. L. (2000). Self-determination theory and the facilitation of intrinsic motivation, social development, and well-being. American Psychologist, 55(1), 68–78. https://doi.org/10.1037/0003-066X.55.1.68</w:t>
+      </w:r>
+    </w:p>
+    <w:p>
+      <w:pPr>
+        <w:spacing w:after="80" w:line="360" w:lineRule="auto"/>
+        <w:ind w:left="720" w:hanging="720"/>
+        <w:jc w:val="both"/>
+      </w:pPr>
+      <w:r>
+        <w:rPr>
+          <w:rFonts w:ascii="新細明體" w:eastAsia="新細明體" w:hAnsi="新細明體" w:cs="新細明體"/>
+          <w:i w:val="0"/>
+        </w:rPr>
+        <w:t>Saeb, S., Körding, K., &amp; Mohr, D. C. (2015). Making activity recognition robust against deceptive behavior. PLOS ONE, 10(12), Article e0144795. https://doi.org/10.1371/journal.pone.0144795</w:t>
+      </w:r>
+    </w:p>
+    <w:p>
+      <w:pPr>
+        <w:spacing w:after="80" w:line="360" w:lineRule="auto"/>
+        <w:ind w:left="720" w:hanging="720"/>
+        <w:jc w:val="both"/>
+      </w:pPr>
+      <w:r>
+        <w:rPr>
+          <w:rFonts w:ascii="新細明體" w:eastAsia="新細明體" w:hAnsi="新細明體" w:cs="新細明體"/>
+          <w:i w:val="0"/>
+        </w:rPr>
+        <w:t>Sardi, L., Idri, A., &amp; Fernández-Alemán, J. L. (2017). A systematic review of gamification in e-Health. Journal of Biomedical Informatics, 71, 31–48. https://doi.org/10.1016/j.jbi.2017.05.011</w:t>
+      </w:r>
+    </w:p>
+    <w:p>
+      <w:pPr>
+        <w:spacing w:after="80" w:line="360" w:lineRule="auto"/>
+        <w:ind w:left="720" w:hanging="720"/>
+        <w:jc w:val="both"/>
+      </w:pPr>
+      <w:r>
+        <w:rPr>
+          <w:rFonts w:ascii="新細明體" w:eastAsia="新細明體" w:hAnsi="新細明體" w:cs="新細明體"/>
+          <w:i w:val="0"/>
+        </w:rPr>
+        <w:t>Schoenfeld, B. J. (2010). Squatting kinematics and kinetics and their application to exercise performance. Journal of Strength and Conditioning Research, 24(12), 3497–3506. https://doi.org/10.1519/JSC.0b013e3181bac2d7</w:t>
+      </w:r>
+    </w:p>
+    <w:p>
+      <w:pPr>
+        <w:spacing w:after="80" w:line="360" w:lineRule="auto"/>
+        <w:ind w:left="720" w:hanging="720"/>
+        <w:jc w:val="both"/>
+      </w:pPr>
+      <w:r>
+        <w:rPr>
+          <w:rFonts w:ascii="新細明體" w:eastAsia="新細明體" w:hAnsi="新細明體" w:cs="新細明體"/>
+          <w:i w:val="0"/>
+        </w:rPr>
+        <w:t>Sperandei, S., Vieira, M. C., &amp; Reis, A. C. (2016). Adherence to physical activity in an unsupervised setting: Explanatory variables for high attrition rates among fitness center members. Journal of Science and Medicine in Sport, 19(11), 916–920. https://doi.org/10.1016/j.jsams.2015.12.522</w:t>
+      </w:r>
+    </w:p>
+    <w:p>
+      <w:pPr>
+        <w:spacing w:after="80" w:line="360" w:lineRule="auto"/>
+        <w:ind w:left="720" w:hanging="720"/>
+        <w:jc w:val="both"/>
+      </w:pPr>
+      <w:r>
+        <w:rPr>
+          <w:rFonts w:ascii="新細明體" w:eastAsia="新細明體" w:hAnsi="新細明體" w:cs="新細明體"/>
+          <w:i w:val="0"/>
+        </w:rPr>
+        <w:t>Strain, T., Flaxman, S., Guthold, R., Semenova, E., Cowan, M., Riley, L. M., Bull, F. C., &amp; Stevens, G. A. (2024). National, regional, and global trends in insufficient physical activity among adults from 2000 to 2022: A pooled analysis of 507 population-based surveys with 5.7 million participants. The Lancet Global Health, 12(8), e1232–e1243. https://doi.org/10.1016/S2214-109X(24)00150-5</w:t>
+      </w:r>
+    </w:p>
+    <w:p>
+      <w:pPr>
+        <w:spacing w:after="80" w:line="360" w:lineRule="auto"/>
+        <w:ind w:left="720" w:hanging="720"/>
+        <w:jc w:val="both"/>
+      </w:pPr>
+      <w:r>
+        <w:rPr>
+          <w:rFonts w:ascii="新細明體" w:eastAsia="新細明體" w:hAnsi="新細明體" w:cs="新細明體"/>
+          <w:i w:val="0"/>
+        </w:rPr>
+        <w:t>United Nations Department of Economic and Social Affairs. (n.d.). Goal 3: Ensure healthy lives and promote well-being for all at all ages. Retrieved August 19, 2026, from https://sdgs.un.org/goals/goal3</w:t>
+      </w:r>
+    </w:p>
+    <w:p>
+      <w:pPr>
+        <w:spacing w:after="80" w:line="360" w:lineRule="auto"/>
+        <w:ind w:left="720" w:hanging="720"/>
+        <w:jc w:val="both"/>
+      </w:pPr>
+      <w:r>
+        <w:rPr>
+          <w:rFonts w:ascii="新細明體" w:eastAsia="新細明體" w:hAnsi="新細明體" w:cs="新細明體"/>
+          <w:i w:val="0"/>
+        </w:rPr>
+        <w:t>Vakanski, A., Jun, H.-P., Paul, D., &amp; Baker, R. (2018). A data set of human body movements for physical rehabilitation exercises. Data, 3(1), Article 2. https://doi.org/10.3390/data3010002</w:t>
+      </w:r>
+    </w:p>
+    <w:p>
+      <w:pPr>
+        <w:spacing w:after="80" w:line="360" w:lineRule="auto"/>
+        <w:ind w:left="720" w:hanging="720"/>
+        <w:jc w:val="both"/>
+      </w:pPr>
+      <w:r>
+        <w:rPr>
+          <w:rFonts w:ascii="新細明體" w:eastAsia="新細明體" w:hAnsi="新細明體" w:cs="新細明體"/>
+          <w:i w:val="0"/>
+        </w:rPr>
+        <w:t xml:space="preserve">Wong, B. (2011). Points of view: Color blindness. </w:t>
+      </w:r>
+      <w:r>
+        <w:rPr>
+          <w:rFonts w:ascii="新細明體" w:eastAsia="新細明體" w:hAnsi="新細明體" w:cs="新細明體"/>
+          <w:i/>
+        </w:rPr>
+        <w:t>Nature Methods, 8</w:t>
+      </w:r>
+      <w:r>
+        <w:rPr>
+          <w:rFonts w:ascii="新細明體" w:eastAsia="新細明體" w:hAnsi="新細明體" w:cs="新細明體"/>
+          <w:i w:val="0"/>
+        </w:rPr>
+        <w:t>(6), 441. https://doi.org/10.1038/nmeth.1618</w:t>
+      </w:r>
+    </w:p>
+    <w:p>
+      <w:pPr>
+        <w:spacing w:after="80" w:line="360" w:lineRule="auto"/>
+        <w:ind w:left="720" w:hanging="720"/>
+        <w:jc w:val="both"/>
+      </w:pPr>
+      <w:r>
+        <w:rPr>
+          <w:rFonts w:ascii="新細明體" w:eastAsia="新細明體" w:hAnsi="新細明體" w:cs="新細明體"/>
+          <w:i w:val="0"/>
+        </w:rPr>
+        <w:t>World Health Organization. (2020). WHO guidelines on physical activity and sedentary behaviour. https://www.who.int/publications/i/item/9789240015128</w:t>
       </w:r>
     </w:p>
     <w:sectPr>

--- a/文件/01_企劃書/企劃書_合併版.docx
+++ b/文件/01_企劃書/企劃書_合併版.docx
@@ -137,6 +137,695 @@
       </w:r>
     </w:p>
     <w:p/>
+    <w:p>
+      <w:pPr>
+        <w:pStyle w:val="1"/>
+        <w:spacing w:before="360" w:after="200" w:line="360" w:lineRule="auto"/>
+      </w:pPr>
+      <w:r>
+        <w:rPr>
+          <w:rFonts w:ascii="標楷體" w:eastAsia="標楷體" w:hAnsi="標楷體" w:cs="標楷體"/>
+          <w:b/>
+          <w:bCs/>
+          <w:i w:val="0"/>
+          <w:sz w:val="28"/>
+          <w:szCs w:val="32"/>
+        </w:rPr>
+        <w:t>本章引用文獻（APA 第 7 版，請併入第十章「參考文獻」，不計入本章頁數）</w:t>
+      </w:r>
+    </w:p>
+    <w:p>
+      <w:pPr>
+        <w:spacing w:after="80" w:line="360" w:lineRule="auto"/>
+        <w:ind w:left="720" w:hanging="720"/>
+        <w:jc w:val="both"/>
+      </w:pPr>
+      <w:r>
+        <w:rPr>
+          <w:rFonts w:ascii="新細明體" w:eastAsia="新細明體" w:hAnsi="新細明體" w:cs="新細明體"/>
+          <w:i w:val="0"/>
+        </w:rPr>
+        <w:t>教育部體育署（2024）。《中華民國 113 年運動現況調查結案報告書》。世新大學執行。</w:t>
+      </w:r>
+    </w:p>
+    <w:p>
+      <w:pPr>
+        <w:spacing w:after="80" w:line="360" w:lineRule="auto"/>
+        <w:ind w:left="720" w:hanging="720"/>
+        <w:jc w:val="both"/>
+      </w:pPr>
+      <w:r>
+        <w:rPr>
+          <w:rFonts w:ascii="新細明體" w:eastAsia="新細明體" w:hAnsi="新細明體" w:cs="新細明體"/>
+          <w:i w:val="0"/>
+        </w:rPr>
+        <w:t>林暐庭、楊捷閔、徐誠佑、鄭磬蔚、姜建均、林威成（2025）。AI 影像辨識技術應用於健身課程。學校體育，207，49–63。</w:t>
+      </w:r>
+    </w:p>
+    <w:p>
+      <w:pPr>
+        <w:spacing w:after="80" w:line="360" w:lineRule="auto"/>
+        <w:ind w:left="720" w:hanging="720"/>
+        <w:jc w:val="both"/>
+      </w:pPr>
+      <w:r>
+        <w:rPr>
+          <w:rFonts w:ascii="新細明體" w:eastAsia="新細明體" w:hAnsi="新細明體" w:cs="新細明體"/>
+          <w:i w:val="0"/>
+        </w:rPr>
+        <w:t xml:space="preserve">Alshurafa, N., Eastwood, J.-A., Pourhomayoun, M., Nyamathi, S., Bao, L., Mortazavi, B., &amp; Sarrafzadeh, M. (2014). Anti-cheating: Detecting self-inflicted and impersonator cheaters for remote health monitoring systems with wearable sensors. In </w:t>
+      </w:r>
+      <w:r>
+        <w:rPr>
+          <w:rFonts w:ascii="新細明體" w:eastAsia="新細明體" w:hAnsi="新細明體" w:cs="新細明體"/>
+          <w:i/>
+        </w:rPr>
+        <w:t>2014 11th International Conference on Wearable and Implantable Body Sensor Networks</w:t>
+      </w:r>
+      <w:r>
+        <w:rPr>
+          <w:rFonts w:ascii="新細明體" w:eastAsia="新細明體" w:hAnsi="新細明體" w:cs="新細明體"/>
+          <w:i w:val="0"/>
+        </w:rPr>
+        <w:t xml:space="preserve"> (pp. 92–97). IEEE. https://doi.org/10.1109/BSN.2014.38</w:t>
+      </w:r>
+    </w:p>
+    <w:p>
+      <w:pPr>
+        <w:spacing w:after="80" w:line="360" w:lineRule="auto"/>
+        <w:ind w:left="720" w:hanging="720"/>
+        <w:jc w:val="both"/>
+      </w:pPr>
+      <w:r>
+        <w:rPr>
+          <w:rFonts w:ascii="新細明體" w:eastAsia="新細明體" w:hAnsi="新細明體" w:cs="新細明體"/>
+          <w:i w:val="0"/>
+        </w:rPr>
+        <w:t xml:space="preserve">Bazarevsky, V., Grishchenko, I., Raveendran, K., Zhu, T., Zhang, F., &amp; Grundmann, M. (2020). </w:t>
+      </w:r>
+      <w:r>
+        <w:rPr>
+          <w:rFonts w:ascii="新細明體" w:eastAsia="新細明體" w:hAnsi="新細明體" w:cs="新細明體"/>
+          <w:i/>
+        </w:rPr>
+        <w:t>BlazePose: On-device real-time body pose tracking</w:t>
+      </w:r>
+      <w:r>
+        <w:rPr>
+          <w:rFonts w:ascii="新細明體" w:eastAsia="新細明體" w:hAnsi="新細明體" w:cs="新細明體"/>
+          <w:i w:val="0"/>
+        </w:rPr>
+        <w:t xml:space="preserve"> (arXiv:2006.10204). arXiv. https://doi.org/10.48550/arXiv.2006.10204</w:t>
+      </w:r>
+    </w:p>
+    <w:p>
+      <w:pPr>
+        <w:spacing w:after="80" w:line="360" w:lineRule="auto"/>
+        <w:ind w:left="720" w:hanging="720"/>
+        <w:jc w:val="both"/>
+      </w:pPr>
+      <w:r>
+        <w:rPr>
+          <w:rFonts w:ascii="新細明體" w:eastAsia="新細明體" w:hAnsi="新細明體" w:cs="新細明體"/>
+          <w:i w:val="0"/>
+        </w:rPr>
+        <w:t xml:space="preserve">Conroy, D. E., Yang, C.-H., &amp; Maher, J. P. (2014). Behavior change techniques in top-ranked mobile apps for physical activity. </w:t>
+      </w:r>
+      <w:r>
+        <w:rPr>
+          <w:rFonts w:ascii="新細明體" w:eastAsia="新細明體" w:hAnsi="新細明體" w:cs="新細明體"/>
+          <w:i/>
+        </w:rPr>
+        <w:t>American Journal of Preventive Medicine, 46</w:t>
+      </w:r>
+      <w:r>
+        <w:rPr>
+          <w:rFonts w:ascii="新細明體" w:eastAsia="新細明體" w:hAnsi="新細明體" w:cs="新細明體"/>
+          <w:i w:val="0"/>
+        </w:rPr>
+        <w:t>(6), 649–652. https://doi.org/10.1016/j.amepre.2014.01.010</w:t>
+      </w:r>
+    </w:p>
+    <w:p>
+      <w:pPr>
+        <w:spacing w:after="80" w:line="360" w:lineRule="auto"/>
+        <w:ind w:left="720" w:hanging="720"/>
+        <w:jc w:val="both"/>
+      </w:pPr>
+      <w:r>
+        <w:rPr>
+          <w:rFonts w:ascii="新細明體" w:eastAsia="新細明體" w:hAnsi="新細明體" w:cs="新細明體"/>
+          <w:i w:val="0"/>
+        </w:rPr>
+        <w:t xml:space="preserve">Dedhia, U., Bhoir, P., Ranka, P., &amp; Kanani, P. (2023). Pose estimation and virtual gym assistant using MediaPipe and machine learning. In </w:t>
+      </w:r>
+      <w:r>
+        <w:rPr>
+          <w:rFonts w:ascii="新細明體" w:eastAsia="新細明體" w:hAnsi="新細明體" w:cs="新細明體"/>
+          <w:i/>
+        </w:rPr>
+        <w:t>2023 International Conference on Network, Multimedia and Information Technology (NMITCON)</w:t>
+      </w:r>
+      <w:r>
+        <w:rPr>
+          <w:rFonts w:ascii="新細明體" w:eastAsia="新細明體" w:hAnsi="新細明體" w:cs="新細明體"/>
+          <w:i w:val="0"/>
+        </w:rPr>
+        <w:t xml:space="preserve"> (pp. 1–7). IEEE. https://doi.org/10.1109/NMITCON58196.2023.10275938</w:t>
+      </w:r>
+    </w:p>
+    <w:p>
+      <w:pPr>
+        <w:spacing w:after="80" w:line="360" w:lineRule="auto"/>
+        <w:ind w:left="720" w:hanging="720"/>
+        <w:jc w:val="both"/>
+      </w:pPr>
+      <w:r>
+        <w:rPr>
+          <w:rFonts w:ascii="新細明體" w:eastAsia="新細明體" w:hAnsi="新細明體" w:cs="新細明體"/>
+          <w:i w:val="0"/>
+        </w:rPr>
+        <w:t xml:space="preserve">Direito, A., Pfaeffli Dale, L., Shields, E., Dobson, R., Whittaker, R., &amp; Maddison, R. (2014). Do physical activity and dietary smartphone applications incorporate evidence-based behaviour change techniques? </w:t>
+      </w:r>
+      <w:r>
+        <w:rPr>
+          <w:rFonts w:ascii="新細明體" w:eastAsia="新細明體" w:hAnsi="新細明體" w:cs="新細明體"/>
+          <w:i/>
+        </w:rPr>
+        <w:t>BMC Public Health, 14</w:t>
+      </w:r>
+      <w:r>
+        <w:rPr>
+          <w:rFonts w:ascii="新細明體" w:eastAsia="新細明體" w:hAnsi="新細明體" w:cs="新細明體"/>
+          <w:i w:val="0"/>
+        </w:rPr>
+        <w:t>, Article 646. https://doi.org/10.1186/1471-2458-14-646</w:t>
+      </w:r>
+    </w:p>
+    <w:p>
+      <w:pPr>
+        <w:spacing w:after="80" w:line="360" w:lineRule="auto"/>
+        <w:ind w:left="720" w:hanging="720"/>
+        <w:jc w:val="both"/>
+      </w:pPr>
+      <w:r>
+        <w:rPr>
+          <w:rFonts w:ascii="新細明體" w:eastAsia="新細明體" w:hAnsi="新細明體" w:cs="新細明體"/>
+          <w:i w:val="0"/>
+        </w:rPr>
+        <w:t xml:space="preserve">Hamari, J., Koivisto, J., &amp; Sarsa, H. (2014). Does gamification work? — A literature review of empirical studies on gamification. In </w:t>
+      </w:r>
+      <w:r>
+        <w:rPr>
+          <w:rFonts w:ascii="新細明體" w:eastAsia="新細明體" w:hAnsi="新細明體" w:cs="新細明體"/>
+          <w:i/>
+        </w:rPr>
+        <w:t>2014 47th Hawaii International Conference on System Sciences</w:t>
+      </w:r>
+      <w:r>
+        <w:rPr>
+          <w:rFonts w:ascii="新細明體" w:eastAsia="新細明體" w:hAnsi="新細明體" w:cs="新細明體"/>
+          <w:i w:val="0"/>
+        </w:rPr>
+        <w:t xml:space="preserve"> (pp. 3025–3034). IEEE. https://doi.org/10.1109/HICSS.2014.377</w:t>
+      </w:r>
+    </w:p>
+    <w:p>
+      <w:pPr>
+        <w:spacing w:after="80" w:line="360" w:lineRule="auto"/>
+        <w:ind w:left="720" w:hanging="720"/>
+        <w:jc w:val="both"/>
+      </w:pPr>
+      <w:r>
+        <w:rPr>
+          <w:rFonts w:ascii="新細明體" w:eastAsia="新細明體" w:hAnsi="新細明體" w:cs="新細明體"/>
+          <w:i w:val="0"/>
+        </w:rPr>
+        <w:t xml:space="preserve">Jaiswal, A., Chauhan, G., &amp; Srivastava, N. (2023). Using learnable physics for real-time exercise form recommendations. In </w:t>
+      </w:r>
+      <w:r>
+        <w:rPr>
+          <w:rFonts w:ascii="新細明體" w:eastAsia="新細明體" w:hAnsi="新細明體" w:cs="新細明體"/>
+          <w:i/>
+        </w:rPr>
+        <w:t>Proceedings of the 17th ACM Conference on Recommender Systems</w:t>
+      </w:r>
+      <w:r>
+        <w:rPr>
+          <w:rFonts w:ascii="新細明體" w:eastAsia="新細明體" w:hAnsi="新細明體" w:cs="新細明體"/>
+          <w:i w:val="0"/>
+        </w:rPr>
+        <w:t xml:space="preserve"> (pp. 688–695). Association for Computing Machinery. https://doi.org/10.1145/3604915.3608816</w:t>
+      </w:r>
+    </w:p>
+    <w:p>
+      <w:pPr>
+        <w:spacing w:after="80" w:line="360" w:lineRule="auto"/>
+        <w:ind w:left="720" w:hanging="720"/>
+        <w:jc w:val="both"/>
+      </w:pPr>
+      <w:r>
+        <w:rPr>
+          <w:rFonts w:ascii="新細明體" w:eastAsia="新細明體" w:hAnsi="新細明體" w:cs="新細明體"/>
+          <w:i w:val="0"/>
+        </w:rPr>
+        <w:t xml:space="preserve">Johnson, D., Deterding, S., Kuhn, K.-A., Staneva, A., Stoyanov, S., &amp; Hides, L. (2016). Gamification for health and wellbeing: A systematic review of the literature. </w:t>
+      </w:r>
+      <w:r>
+        <w:rPr>
+          <w:rFonts w:ascii="新細明體" w:eastAsia="新細明體" w:hAnsi="新細明體" w:cs="新細明體"/>
+          <w:i/>
+        </w:rPr>
+        <w:t>Internet Interventions, 6</w:t>
+      </w:r>
+      <w:r>
+        <w:rPr>
+          <w:rFonts w:ascii="新細明體" w:eastAsia="新細明體" w:hAnsi="新細明體" w:cs="新細明體"/>
+          <w:i w:val="0"/>
+        </w:rPr>
+        <w:t>, 89–106. https://doi.org/10.1016/j.invent.2016.10.002</w:t>
+      </w:r>
+    </w:p>
+    <w:p>
+      <w:pPr>
+        <w:spacing w:after="80" w:line="360" w:lineRule="auto"/>
+        <w:ind w:left="720" w:hanging="720"/>
+        <w:jc w:val="both"/>
+      </w:pPr>
+      <w:r>
+        <w:rPr>
+          <w:rFonts w:ascii="新細明體" w:eastAsia="新細明體" w:hAnsi="新細明體" w:cs="新細明體"/>
+          <w:i w:val="0"/>
+        </w:rPr>
+        <w:t xml:space="preserve">Kercher, V. M., Kercher, K., Levy, P., Bennion, T., Alexander, C., Amaral, P. C., Batrakoulis, A., Chávez, L. F. J. G., Cortés-Almanzar, P., Haro, J. L., Zavalza, A. R. P., Rodríguez, L. E. A., Franco, S., Santos-Rocha, R., Ramalho, F., Simões, V., Vieira, I., Ramos, L., Veiga, O. L., ... Romero-Caballero, A. (2023). 2023 fitness trends from around the globe. </w:t>
+      </w:r>
+      <w:r>
+        <w:rPr>
+          <w:rFonts w:ascii="新細明體" w:eastAsia="新細明體" w:hAnsi="新細明體" w:cs="新細明體"/>
+          <w:i/>
+        </w:rPr>
+        <w:t>ACSM's Health &amp; Fitness Journal, 27</w:t>
+      </w:r>
+      <w:r>
+        <w:rPr>
+          <w:rFonts w:ascii="新細明體" w:eastAsia="新細明體" w:hAnsi="新細明體" w:cs="新細明體"/>
+          <w:i w:val="0"/>
+        </w:rPr>
+        <w:t>(1), 19–30. https://doi.org/10.1249/FIT.0000000000000836</w:t>
+      </w:r>
+    </w:p>
+    <w:p>
+      <w:pPr>
+        <w:spacing w:after="80" w:line="360" w:lineRule="auto"/>
+        <w:ind w:left="720" w:hanging="720"/>
+        <w:jc w:val="both"/>
+      </w:pPr>
+      <w:r>
+        <w:rPr>
+          <w:rFonts w:ascii="新細明體" w:eastAsia="新細明體" w:hAnsi="新細明體" w:cs="新細明體"/>
+          <w:i w:val="0"/>
+        </w:rPr>
+        <w:t xml:space="preserve">Kerr, Z. Y., Collins, C. L., &amp; Comstock, R. D. (2010). Epidemiology of weight training-related injuries presenting to United States emergency departments, 1990 to 2007. </w:t>
+      </w:r>
+      <w:r>
+        <w:rPr>
+          <w:rFonts w:ascii="新細明體" w:eastAsia="新細明體" w:hAnsi="新細明體" w:cs="新細明體"/>
+          <w:i/>
+        </w:rPr>
+        <w:t>The American Journal of Sports Medicine, 38</w:t>
+      </w:r>
+      <w:r>
+        <w:rPr>
+          <w:rFonts w:ascii="新細明體" w:eastAsia="新細明體" w:hAnsi="新細明體" w:cs="新細明體"/>
+          <w:i w:val="0"/>
+        </w:rPr>
+        <w:t>(4), 765–771. https://doi.org/10.1177/0363546509351560</w:t>
+      </w:r>
+    </w:p>
+    <w:p>
+      <w:pPr>
+        <w:spacing w:after="80" w:line="360" w:lineRule="auto"/>
+        <w:ind w:left="720" w:hanging="720"/>
+        <w:jc w:val="both"/>
+      </w:pPr>
+      <w:r>
+        <w:rPr>
+          <w:rFonts w:ascii="新細明體" w:eastAsia="新細明體" w:hAnsi="新細明體" w:cs="新細明體"/>
+          <w:i w:val="0"/>
+        </w:rPr>
+        <w:t xml:space="preserve">Kwon, Y., &amp; Kim, D. (2022). Real-time workout posture correction using OpenCV and MediaPipe. </w:t>
+      </w:r>
+      <w:r>
+        <w:rPr>
+          <w:rFonts w:ascii="新細明體" w:eastAsia="新細明體" w:hAnsi="新細明體" w:cs="新細明體"/>
+          <w:i/>
+        </w:rPr>
+        <w:t>The Journal of Korean Institute of Information Technology, 20</w:t>
+      </w:r>
+      <w:r>
+        <w:rPr>
+          <w:rFonts w:ascii="新細明體" w:eastAsia="新細明體" w:hAnsi="新細明體" w:cs="新細明體"/>
+          <w:i w:val="0"/>
+        </w:rPr>
+        <w:t>(1), 199–208. https://doi.org/10.14801/jkiit.2022.20.1.199</w:t>
+      </w:r>
+    </w:p>
+    <w:p>
+      <w:pPr>
+        <w:spacing w:after="80" w:line="360" w:lineRule="auto"/>
+        <w:ind w:left="720" w:hanging="720"/>
+        <w:jc w:val="both"/>
+      </w:pPr>
+      <w:r>
+        <w:rPr>
+          <w:rFonts w:ascii="新細明體" w:eastAsia="新細明體" w:hAnsi="新細明體" w:cs="新細明體"/>
+          <w:i w:val="0"/>
+        </w:rPr>
+        <w:t xml:space="preserve">Lally, P., van Jaarsveld, C. H. M., Potts, H. W. W., &amp; Wardle, J. (2010). How are habits formed: Modelling habit formation in the real world. </w:t>
+      </w:r>
+      <w:r>
+        <w:rPr>
+          <w:rFonts w:ascii="新細明體" w:eastAsia="新細明體" w:hAnsi="新細明體" w:cs="新細明體"/>
+          <w:i/>
+        </w:rPr>
+        <w:t>European Journal of Social Psychology, 40</w:t>
+      </w:r>
+      <w:r>
+        <w:rPr>
+          <w:rFonts w:ascii="新細明體" w:eastAsia="新細明體" w:hAnsi="新細明體" w:cs="新細明體"/>
+          <w:i w:val="0"/>
+        </w:rPr>
+        <w:t>(6), 998–1009. https://doi.org/10.1002/ejsp.674</w:t>
+      </w:r>
+    </w:p>
+    <w:p>
+      <w:pPr>
+        <w:spacing w:after="80" w:line="360" w:lineRule="auto"/>
+        <w:ind w:left="720" w:hanging="720"/>
+        <w:jc w:val="both"/>
+      </w:pPr>
+      <w:r>
+        <w:rPr>
+          <w:rFonts w:ascii="新細明體" w:eastAsia="新細明體" w:hAnsi="新細明體" w:cs="新細明體"/>
+          <w:i w:val="0"/>
+        </w:rPr>
+        <w:t xml:space="preserve">Locke, E. A., &amp; Latham, G. P. (2002). Building a practically useful theory of goal setting and task motivation: A 35-year odyssey. </w:t>
+      </w:r>
+      <w:r>
+        <w:rPr>
+          <w:rFonts w:ascii="新細明體" w:eastAsia="新細明體" w:hAnsi="新細明體" w:cs="新細明體"/>
+          <w:i/>
+        </w:rPr>
+        <w:t>American Psychologist, 57</w:t>
+      </w:r>
+      <w:r>
+        <w:rPr>
+          <w:rFonts w:ascii="新細明體" w:eastAsia="新細明體" w:hAnsi="新細明體" w:cs="新細明體"/>
+          <w:i w:val="0"/>
+        </w:rPr>
+        <w:t>(9), 705–717. https://doi.org/10.1037/0003-066X.57.9.705</w:t>
+      </w:r>
+    </w:p>
+    <w:p>
+      <w:pPr>
+        <w:spacing w:after="80" w:line="360" w:lineRule="auto"/>
+        <w:ind w:left="720" w:hanging="720"/>
+        <w:jc w:val="both"/>
+      </w:pPr>
+      <w:r>
+        <w:rPr>
+          <w:rFonts w:ascii="新細明體" w:eastAsia="新細明體" w:hAnsi="新細明體" w:cs="新細明體"/>
+          <w:i w:val="0"/>
+        </w:rPr>
+        <w:t xml:space="preserve">Lugaresi, C., Tang, J., Nash, H., McClanahan, C., Uboweja, E., Hays, M., Zhang, F., Chang, C.-L., Yong, M. G., Lee, J., Chang, W.-T., Hua, W., Georg, M., &amp; Grundmann, M. (2019). </w:t>
+      </w:r>
+      <w:r>
+        <w:rPr>
+          <w:rFonts w:ascii="新細明體" w:eastAsia="新細明體" w:hAnsi="新細明體" w:cs="新細明體"/>
+          <w:i/>
+        </w:rPr>
+        <w:t>MediaPipe: A framework for building perception pipelines</w:t>
+      </w:r>
+      <w:r>
+        <w:rPr>
+          <w:rFonts w:ascii="新細明體" w:eastAsia="新細明體" w:hAnsi="新細明體" w:cs="新細明體"/>
+          <w:i w:val="0"/>
+        </w:rPr>
+        <w:t xml:space="preserve"> (arXiv:1906.08172). arXiv. https://doi.org/10.48550/arXiv.1906.08172</w:t>
+      </w:r>
+    </w:p>
+    <w:p>
+      <w:pPr>
+        <w:spacing w:after="80" w:line="360" w:lineRule="auto"/>
+        <w:ind w:left="720" w:hanging="720"/>
+        <w:jc w:val="both"/>
+      </w:pPr>
+      <w:r>
+        <w:rPr>
+          <w:rFonts w:ascii="新細明體" w:eastAsia="新細明體" w:hAnsi="新細明體" w:cs="新細明體"/>
+          <w:i w:val="0"/>
+        </w:rPr>
+        <w:t xml:space="preserve">Michie, S., Abraham, C., Whittington, C., McAteer, J., &amp; Gupta, S. (2009). Effective techniques in healthy eating and physical activity interventions: A meta-regression. </w:t>
+      </w:r>
+      <w:r>
+        <w:rPr>
+          <w:rFonts w:ascii="新細明體" w:eastAsia="新細明體" w:hAnsi="新細明體" w:cs="新細明體"/>
+          <w:i/>
+        </w:rPr>
+        <w:t>Health Psychology, 28</w:t>
+      </w:r>
+      <w:r>
+        <w:rPr>
+          <w:rFonts w:ascii="新細明體" w:eastAsia="新細明體" w:hAnsi="新細明體" w:cs="新細明體"/>
+          <w:i w:val="0"/>
+        </w:rPr>
+        <w:t>(6), 690–701. https://doi.org/10.1037/a0016136</w:t>
+      </w:r>
+    </w:p>
+    <w:p>
+      <w:pPr>
+        <w:spacing w:after="80" w:line="360" w:lineRule="auto"/>
+        <w:ind w:left="720" w:hanging="720"/>
+        <w:jc w:val="both"/>
+      </w:pPr>
+      <w:r>
+        <w:rPr>
+          <w:rFonts w:ascii="新細明體" w:eastAsia="新細明體" w:hAnsi="新細明體" w:cs="新細明體"/>
+          <w:i w:val="0"/>
+        </w:rPr>
+        <w:t xml:space="preserve">Myer, G. D., Kushner, A. M., Brent, J. L., Schoenfeld, B. J., Hugentobler, J., Lloyd, R. S., Vermeil, A., Chu, D. A., Harbin, J., &amp; McGill, S. M. (2014). The back squat: A proposed assessment of functional deficits and technical factors that limit performance. </w:t>
+      </w:r>
+      <w:r>
+        <w:rPr>
+          <w:rFonts w:ascii="新細明體" w:eastAsia="新細明體" w:hAnsi="新細明體" w:cs="新細明體"/>
+          <w:i/>
+        </w:rPr>
+        <w:t>Strength and Conditioning Journal, 36</w:t>
+      </w:r>
+      <w:r>
+        <w:rPr>
+          <w:rFonts w:ascii="新細明體" w:eastAsia="新細明體" w:hAnsi="新細明體" w:cs="新細明體"/>
+          <w:i w:val="0"/>
+        </w:rPr>
+        <w:t>(6), 4–27. https://doi.org/10.1519/SSC.0000000000000103</w:t>
+      </w:r>
+    </w:p>
+    <w:p>
+      <w:pPr>
+        <w:spacing w:after="80" w:line="360" w:lineRule="auto"/>
+        <w:ind w:left="720" w:hanging="720"/>
+        <w:jc w:val="both"/>
+      </w:pPr>
+      <w:r>
+        <w:rPr>
+          <w:rFonts w:ascii="新細明體" w:eastAsia="新細明體" w:hAnsi="新細明體" w:cs="新細明體"/>
+          <w:i w:val="0"/>
+        </w:rPr>
+        <w:t xml:space="preserve">Ryan, R. M., &amp; Deci, E. L. (2000). Self-determination theory and the facilitation of intrinsic motivation, social development, and well-being. </w:t>
+      </w:r>
+      <w:r>
+        <w:rPr>
+          <w:rFonts w:ascii="新細明體" w:eastAsia="新細明體" w:hAnsi="新細明體" w:cs="新細明體"/>
+          <w:i/>
+        </w:rPr>
+        <w:t>American Psychologist, 55</w:t>
+      </w:r>
+      <w:r>
+        <w:rPr>
+          <w:rFonts w:ascii="新細明體" w:eastAsia="新細明體" w:hAnsi="新細明體" w:cs="新細明體"/>
+          <w:i w:val="0"/>
+        </w:rPr>
+        <w:t>(1), 68–78. https://doi.org/10.1037/0003-066X.55.1.68</w:t>
+      </w:r>
+    </w:p>
+    <w:p>
+      <w:pPr>
+        <w:spacing w:after="80" w:line="360" w:lineRule="auto"/>
+        <w:ind w:left="720" w:hanging="720"/>
+        <w:jc w:val="both"/>
+      </w:pPr>
+      <w:r>
+        <w:rPr>
+          <w:rFonts w:ascii="新細明體" w:eastAsia="新細明體" w:hAnsi="新細明體" w:cs="新細明體"/>
+          <w:i w:val="0"/>
+        </w:rPr>
+        <w:t xml:space="preserve">Saeb, S., Körding, K., &amp; Mohr, D. C. (2015). Making activity recognition robust against deceptive behavior. </w:t>
+      </w:r>
+      <w:r>
+        <w:rPr>
+          <w:rFonts w:ascii="新細明體" w:eastAsia="新細明體" w:hAnsi="新細明體" w:cs="新細明體"/>
+          <w:i/>
+        </w:rPr>
+        <w:t>PLOS ONE, 10</w:t>
+      </w:r>
+      <w:r>
+        <w:rPr>
+          <w:rFonts w:ascii="新細明體" w:eastAsia="新細明體" w:hAnsi="新細明體" w:cs="新細明體"/>
+          <w:i w:val="0"/>
+        </w:rPr>
+        <w:t>(12), Article e0144795. https://doi.org/10.1371/journal.pone.0144795</w:t>
+      </w:r>
+    </w:p>
+    <w:p>
+      <w:pPr>
+        <w:spacing w:after="80" w:line="360" w:lineRule="auto"/>
+        <w:ind w:left="720" w:hanging="720"/>
+        <w:jc w:val="both"/>
+      </w:pPr>
+      <w:r>
+        <w:rPr>
+          <w:rFonts w:ascii="新細明體" w:eastAsia="新細明體" w:hAnsi="新細明體" w:cs="新細明體"/>
+          <w:i w:val="0"/>
+        </w:rPr>
+        <w:t xml:space="preserve">Sardi, L., Idri, A., &amp; Fernández-Alemán, J. L. (2017). A systematic review of gamification in e-Health. </w:t>
+      </w:r>
+      <w:r>
+        <w:rPr>
+          <w:rFonts w:ascii="新細明體" w:eastAsia="新細明體" w:hAnsi="新細明體" w:cs="新細明體"/>
+          <w:i/>
+        </w:rPr>
+        <w:t>Journal of Biomedical Informatics, 71</w:t>
+      </w:r>
+      <w:r>
+        <w:rPr>
+          <w:rFonts w:ascii="新細明體" w:eastAsia="新細明體" w:hAnsi="新細明體" w:cs="新細明體"/>
+          <w:i w:val="0"/>
+        </w:rPr>
+        <w:t>, 31–48. https://doi.org/10.1016/j.jbi.2017.05.011</w:t>
+      </w:r>
+    </w:p>
+    <w:p>
+      <w:pPr>
+        <w:spacing w:after="80" w:line="360" w:lineRule="auto"/>
+        <w:ind w:left="720" w:hanging="720"/>
+        <w:jc w:val="both"/>
+      </w:pPr>
+      <w:r>
+        <w:rPr>
+          <w:rFonts w:ascii="新細明體" w:eastAsia="新細明體" w:hAnsi="新細明體" w:cs="新細明體"/>
+          <w:i w:val="0"/>
+        </w:rPr>
+        <w:t xml:space="preserve">Sperandei, S., Vieira, M. C., &amp; Reis, A. C. (2016). Adherence to physical activity in an unsupervised setting: Explanatory variables for high attrition rates among fitness center members. </w:t>
+      </w:r>
+      <w:r>
+        <w:rPr>
+          <w:rFonts w:ascii="新細明體" w:eastAsia="新細明體" w:hAnsi="新細明體" w:cs="新細明體"/>
+          <w:i/>
+        </w:rPr>
+        <w:t>Journal of Science and Medicine in Sport, 19</w:t>
+      </w:r>
+      <w:r>
+        <w:rPr>
+          <w:rFonts w:ascii="新細明體" w:eastAsia="新細明體" w:hAnsi="新細明體" w:cs="新細明體"/>
+          <w:i w:val="0"/>
+        </w:rPr>
+        <w:t>(11), 916–920. https://doi.org/10.1016/j.jsams.2015.12.522</w:t>
+      </w:r>
+    </w:p>
+    <w:p>
+      <w:pPr>
+        <w:spacing w:after="80" w:line="360" w:lineRule="auto"/>
+        <w:ind w:left="720" w:hanging="720"/>
+        <w:jc w:val="both"/>
+      </w:pPr>
+      <w:r>
+        <w:rPr>
+          <w:rFonts w:ascii="新細明體" w:eastAsia="新細明體" w:hAnsi="新細明體" w:cs="新細明體"/>
+          <w:i w:val="0"/>
+        </w:rPr>
+        <w:t xml:space="preserve">Strain, T., Flaxman, S., Guthold, R., Semenova, E., Cowan, M., Riley, L. M., Bull, F. C., &amp; Stevens, G. A. (2024). National, regional, and global trends in insufficient physical activity among adults from 2000 to 2022: A pooled analysis of 507 population-based surveys with 5.7 million participants. </w:t>
+      </w:r>
+      <w:r>
+        <w:rPr>
+          <w:rFonts w:ascii="新細明體" w:eastAsia="新細明體" w:hAnsi="新細明體" w:cs="新細明體"/>
+          <w:i/>
+        </w:rPr>
+        <w:t>The Lancet Global Health, 12</w:t>
+      </w:r>
+      <w:r>
+        <w:rPr>
+          <w:rFonts w:ascii="新細明體" w:eastAsia="新細明體" w:hAnsi="新細明體" w:cs="新細明體"/>
+          <w:i w:val="0"/>
+        </w:rPr>
+        <w:t>(8), e1232–e1243. https://doi.org/10.1016/S2214-109X(24)00150-5</w:t>
+      </w:r>
+    </w:p>
+    <w:p>
+      <w:pPr>
+        <w:spacing w:after="80" w:line="360" w:lineRule="auto"/>
+        <w:ind w:left="720" w:hanging="720"/>
+        <w:jc w:val="both"/>
+      </w:pPr>
+      <w:r>
+        <w:rPr>
+          <w:rFonts w:ascii="新細明體" w:eastAsia="新細明體" w:hAnsi="新細明體" w:cs="新細明體"/>
+          <w:i w:val="0"/>
+        </w:rPr>
+        <w:t xml:space="preserve">United Nations Department of Economic and Social Affairs. (n.d.). </w:t>
+      </w:r>
+      <w:r>
+        <w:rPr>
+          <w:rFonts w:ascii="新細明體" w:eastAsia="新細明體" w:hAnsi="新細明體" w:cs="新細明體"/>
+          <w:i/>
+        </w:rPr>
+        <w:t>Goal 3: Ensure healthy lives and promote well-being for all at all ages</w:t>
+      </w:r>
+      <w:r>
+        <w:rPr>
+          <w:rFonts w:ascii="新細明體" w:eastAsia="新細明體" w:hAnsi="新細明體" w:cs="新細明體"/>
+          <w:i w:val="0"/>
+        </w:rPr>
+        <w:t>. Retrieved August 19, 2026, from https://sdgs.un.org/goals/goal3</w:t>
+      </w:r>
+    </w:p>
+    <w:p>
+      <w:pPr>
+        <w:spacing w:after="80" w:line="360" w:lineRule="auto"/>
+        <w:ind w:left="720" w:hanging="720"/>
+        <w:jc w:val="both"/>
+      </w:pPr>
+      <w:r>
+        <w:rPr>
+          <w:rFonts w:ascii="新細明體" w:eastAsia="新細明體" w:hAnsi="新細明體" w:cs="新細明體"/>
+          <w:i w:val="0"/>
+        </w:rPr>
+        <w:t xml:space="preserve">World Health Organization. (2020). </w:t>
+      </w:r>
+      <w:r>
+        <w:rPr>
+          <w:rFonts w:ascii="新細明體" w:eastAsia="新細明體" w:hAnsi="新細明體" w:cs="新細明體"/>
+          <w:i/>
+        </w:rPr>
+        <w:t>WHO guidelines on physical activity and sedentary behaviour</w:t>
+      </w:r>
+      <w:r>
+        <w:rPr>
+          <w:rFonts w:ascii="新細明體" w:eastAsia="新細明體" w:hAnsi="新細明體" w:cs="新細明體"/>
+          <w:i w:val="0"/>
+        </w:rPr>
+        <w:t>. https://www.who.int/publications/i/item/9789240015128</w:t>
+      </w:r>
+    </w:p>
     <w:p>
       <w:pPr>
         <w:spacing w:after="200" w:line="360" w:lineRule="auto"/>
@@ -2355,6 +3044,191 @@
         </w:tc>
       </w:tr>
     </w:tbl>
+    <w:p>
+      <w:pPr>
+        <w:pStyle w:val="1"/>
+        <w:spacing w:before="360" w:after="200" w:line="360" w:lineRule="auto"/>
+      </w:pPr>
+      <w:r>
+        <w:rPr>
+          <w:rFonts w:ascii="標楷體" w:eastAsia="標楷體" w:hAnsi="標楷體" w:cs="標楷體"/>
+          <w:b/>
+          <w:bCs/>
+          <w:i w:val="0"/>
+          <w:sz w:val="28"/>
+          <w:szCs w:val="32"/>
+        </w:rPr>
+        <w:t>本章引用文獻（APA 第 7 版，請併入第十章「參考文獻」，不計入本章頁數）</w:t>
+      </w:r>
+    </w:p>
+    <w:p>
+      <w:pPr>
+        <w:spacing w:after="80" w:line="360" w:lineRule="auto"/>
+        <w:ind w:left="720" w:hanging="720"/>
+        <w:jc w:val="both"/>
+      </w:pPr>
+      <w:r>
+        <w:rPr>
+          <w:rFonts w:ascii="新細明體" w:eastAsia="新細明體" w:hAnsi="新細明體" w:cs="新細明體"/>
+          <w:i w:val="0"/>
+        </w:rPr>
+        <w:t xml:space="preserve">Bazarevsky, V., Grishchenko, I., Raveendran, K., Zhu, T., Zhang, F., &amp; Grundmann, M. (2020). </w:t>
+      </w:r>
+      <w:r>
+        <w:rPr>
+          <w:rFonts w:ascii="新細明體" w:eastAsia="新細明體" w:hAnsi="新細明體" w:cs="新細明體"/>
+          <w:i/>
+        </w:rPr>
+        <w:t>BlazePose: On-device real-time body pose tracking</w:t>
+      </w:r>
+      <w:r>
+        <w:rPr>
+          <w:rFonts w:ascii="新細明體" w:eastAsia="新細明體" w:hAnsi="新細明體" w:cs="新細明體"/>
+          <w:i w:val="0"/>
+        </w:rPr>
+        <w:t xml:space="preserve"> (arXiv:2006.10204). arXiv. https://doi.org/10.48550/arXiv.2006.10204</w:t>
+      </w:r>
+    </w:p>
+    <w:p>
+      <w:pPr>
+        <w:spacing w:after="80" w:line="360" w:lineRule="auto"/>
+        <w:ind w:left="720" w:hanging="720"/>
+        <w:jc w:val="both"/>
+      </w:pPr>
+      <w:r>
+        <w:rPr>
+          <w:rFonts w:ascii="新細明體" w:eastAsia="新細明體" w:hAnsi="新細明體" w:cs="新細明體"/>
+          <w:i w:val="0"/>
+        </w:rPr>
+        <w:t xml:space="preserve">Casiez, G., Roussel, N., &amp; Vogel, D. (2012). 1 € filter: A simple speed-based low-pass filter for noisy input in interactive systems. In </w:t>
+      </w:r>
+      <w:r>
+        <w:rPr>
+          <w:rFonts w:ascii="新細明體" w:eastAsia="新細明體" w:hAnsi="新細明體" w:cs="新細明體"/>
+          <w:i/>
+        </w:rPr>
+        <w:t>Proceedings of the SIGCHI Conference on Human Factors in Computing Systems</w:t>
+      </w:r>
+      <w:r>
+        <w:rPr>
+          <w:rFonts w:ascii="新細明體" w:eastAsia="新細明體" w:hAnsi="新細明體" w:cs="新細明體"/>
+          <w:i w:val="0"/>
+        </w:rPr>
+        <w:t xml:space="preserve"> (pp. 2527–2530). Association for Computing Machinery. https://doi.org/10.1145/2207676.2208639</w:t>
+      </w:r>
+    </w:p>
+    <w:p>
+      <w:pPr>
+        <w:spacing w:after="80" w:line="360" w:lineRule="auto"/>
+        <w:ind w:left="720" w:hanging="720"/>
+        <w:jc w:val="both"/>
+      </w:pPr>
+      <w:r>
+        <w:rPr>
+          <w:rFonts w:ascii="新細明體" w:eastAsia="新細明體" w:hAnsi="新細明體" w:cs="新細明體"/>
+          <w:i w:val="0"/>
+        </w:rPr>
+        <w:t xml:space="preserve">Escamilla, R. F. (2001). Knee biomechanics of the dynamic squat exercise. </w:t>
+      </w:r>
+      <w:r>
+        <w:rPr>
+          <w:rFonts w:ascii="新細明體" w:eastAsia="新細明體" w:hAnsi="新細明體" w:cs="新細明體"/>
+          <w:i/>
+        </w:rPr>
+        <w:t>Medicine &amp; Science in Sports &amp; Exercise, 33</w:t>
+      </w:r>
+      <w:r>
+        <w:rPr>
+          <w:rFonts w:ascii="新細明體" w:eastAsia="新細明體" w:hAnsi="新細明體" w:cs="新細明體"/>
+          <w:i w:val="0"/>
+        </w:rPr>
+        <w:t>(1), 127–141. https://doi.org/10.1097/00005768-200101000-00020</w:t>
+      </w:r>
+    </w:p>
+    <w:p>
+      <w:pPr>
+        <w:spacing w:after="80" w:line="360" w:lineRule="auto"/>
+        <w:ind w:left="720" w:hanging="720"/>
+        <w:jc w:val="both"/>
+      </w:pPr>
+      <w:r>
+        <w:rPr>
+          <w:rFonts w:ascii="新細明體" w:eastAsia="新細明體" w:hAnsi="新細明體" w:cs="新細明體"/>
+          <w:i w:val="0"/>
+        </w:rPr>
+        <w:t xml:space="preserve">Jaiswal, A., Chauhan, G., &amp; Srivastava, N. (2023). Using learnable physics for real-time exercise form recommendations. In </w:t>
+      </w:r>
+      <w:r>
+        <w:rPr>
+          <w:rFonts w:ascii="新細明體" w:eastAsia="新細明體" w:hAnsi="新細明體" w:cs="新細明體"/>
+          <w:i/>
+        </w:rPr>
+        <w:t>Proceedings of the 17th ACM Conference on Recommender Systems</w:t>
+      </w:r>
+      <w:r>
+        <w:rPr>
+          <w:rFonts w:ascii="新細明體" w:eastAsia="新細明體" w:hAnsi="新細明體" w:cs="新細明體"/>
+          <w:i w:val="0"/>
+        </w:rPr>
+        <w:t xml:space="preserve"> (pp. 688–695). Association for Computing Machinery. https://doi.org/10.1145/3604915.3608816</w:t>
+      </w:r>
+    </w:p>
+    <w:p>
+      <w:pPr>
+        <w:spacing w:after="80" w:line="360" w:lineRule="auto"/>
+        <w:ind w:left="720" w:hanging="720"/>
+        <w:jc w:val="both"/>
+      </w:pPr>
+      <w:r>
+        <w:rPr>
+          <w:rFonts w:ascii="新細明體" w:eastAsia="新細明體" w:hAnsi="新細明體" w:cs="新細明體"/>
+          <w:i w:val="0"/>
+        </w:rPr>
+        <w:t xml:space="preserve">Lugaresi, C., Tang, J., Nash, H., McClanahan, C., Uboweja, E., Hays, M., Zhang, F., Chang, C.-L., Yong, M. G., Lee, J., Chang, W.-T., Hua, W., Georg, M., &amp; Grundmann, M. (2019). </w:t>
+      </w:r>
+      <w:r>
+        <w:rPr>
+          <w:rFonts w:ascii="新細明體" w:eastAsia="新細明體" w:hAnsi="新細明體" w:cs="新細明體"/>
+          <w:i/>
+        </w:rPr>
+        <w:t>MediaPipe: A framework for building perception pipelines</w:t>
+      </w:r>
+      <w:r>
+        <w:rPr>
+          <w:rFonts w:ascii="新細明體" w:eastAsia="新細明體" w:hAnsi="新細明體" w:cs="新細明體"/>
+          <w:i w:val="0"/>
+        </w:rPr>
+        <w:t xml:space="preserve"> (arXiv:1906.08172). arXiv. https://doi.org/10.48550/arXiv.1906.08172</w:t>
+      </w:r>
+    </w:p>
+    <w:p>
+      <w:pPr>
+        <w:spacing w:after="80" w:line="360" w:lineRule="auto"/>
+        <w:ind w:left="720" w:hanging="720"/>
+        <w:jc w:val="both"/>
+      </w:pPr>
+      <w:r>
+        <w:rPr>
+          <w:rFonts w:ascii="新細明體" w:eastAsia="新細明體" w:hAnsi="新細明體" w:cs="新細明體"/>
+          <w:i w:val="0"/>
+        </w:rPr>
+        <w:t xml:space="preserve">Schoenfeld, B. J. (2010). Squatting kinematics and kinetics and their application to exercise performance. </w:t>
+      </w:r>
+      <w:r>
+        <w:rPr>
+          <w:rFonts w:ascii="新細明體" w:eastAsia="新細明體" w:hAnsi="新細明體" w:cs="新細明體"/>
+          <w:i/>
+        </w:rPr>
+        <w:t>Journal of Strength and Conditioning Research, 24</w:t>
+      </w:r>
+      <w:r>
+        <w:rPr>
+          <w:rFonts w:ascii="新細明體" w:eastAsia="新細明體" w:hAnsi="新細明體" w:cs="新細明體"/>
+          <w:i w:val="0"/>
+        </w:rPr>
+        <w:t>(12), 3497–3506. https://doi.org/10.1519/JSC.0b013e3181bac2d7</w:t>
+      </w:r>
+    </w:p>
     <w:p>
       <w:pPr>
         <w:spacing w:after="200" w:line="360" w:lineRule="auto"/>
@@ -5817,6 +6691,191 @@
     </w:p>
     <w:p>
       <w:pPr>
+        <w:pStyle w:val="1"/>
+        <w:spacing w:before="360" w:after="200" w:line="360" w:lineRule="auto"/>
+      </w:pPr>
+      <w:r>
+        <w:rPr>
+          <w:rFonts w:ascii="標楷體" w:eastAsia="標楷體" w:hAnsi="標楷體" w:cs="標楷體"/>
+          <w:b/>
+          <w:bCs/>
+          <w:i w:val="0"/>
+          <w:sz w:val="28"/>
+          <w:szCs w:val="32"/>
+        </w:rPr>
+        <w:t>本章引用文獻（APA 第 7 版，請併入第十章「參考文獻」，不計入本章頁數）</w:t>
+      </w:r>
+    </w:p>
+    <w:p>
+      <w:pPr>
+        <w:spacing w:after="80" w:line="360" w:lineRule="auto"/>
+        <w:ind w:left="720" w:hanging="720"/>
+        <w:jc w:val="both"/>
+      </w:pPr>
+      <w:r>
+        <w:rPr>
+          <w:rFonts w:ascii="新細明體" w:eastAsia="新細明體" w:hAnsi="新細明體" w:cs="新細明體"/>
+          <w:i w:val="0"/>
+        </w:rPr>
+        <w:t xml:space="preserve">Conroy, D. E., Yang, C.-H., &amp; Maher, J. P. (2014). Behavior change techniques in top-ranked mobile apps for physical activity. </w:t>
+      </w:r>
+      <w:r>
+        <w:rPr>
+          <w:rFonts w:ascii="新細明體" w:eastAsia="新細明體" w:hAnsi="新細明體" w:cs="新細明體"/>
+          <w:i/>
+        </w:rPr>
+        <w:t>American Journal of Preventive Medicine, 46</w:t>
+      </w:r>
+      <w:r>
+        <w:rPr>
+          <w:rFonts w:ascii="新細明體" w:eastAsia="新細明體" w:hAnsi="新細明體" w:cs="新細明體"/>
+          <w:i w:val="0"/>
+        </w:rPr>
+        <w:t>(6), 649–652. https://doi.org/10.1016/j.amepre.2014.01.010</w:t>
+      </w:r>
+    </w:p>
+    <w:p>
+      <w:pPr>
+        <w:spacing w:after="80" w:line="360" w:lineRule="auto"/>
+        <w:ind w:left="720" w:hanging="720"/>
+        <w:jc w:val="both"/>
+      </w:pPr>
+      <w:r>
+        <w:rPr>
+          <w:rFonts w:ascii="新細明體" w:eastAsia="新細明體" w:hAnsi="新細明體" w:cs="新細明體"/>
+          <w:i w:val="0"/>
+        </w:rPr>
+        <w:t xml:space="preserve">Jaiswal, A., Chauhan, G., &amp; Srivastava, N. (2023). Using learnable physics for real-time exercise form recommendations. In </w:t>
+      </w:r>
+      <w:r>
+        <w:rPr>
+          <w:rFonts w:ascii="新細明體" w:eastAsia="新細明體" w:hAnsi="新細明體" w:cs="新細明體"/>
+          <w:i/>
+        </w:rPr>
+        <w:t>Proceedings of the 17th ACM Conference on Recommender Systems</w:t>
+      </w:r>
+      <w:r>
+        <w:rPr>
+          <w:rFonts w:ascii="新細明體" w:eastAsia="新細明體" w:hAnsi="新細明體" w:cs="新細明體"/>
+          <w:i w:val="0"/>
+        </w:rPr>
+        <w:t xml:space="preserve"> (pp. 688–695). Association for Computing Machinery. https://doi.org/10.1145/3604915.3608816</w:t>
+      </w:r>
+    </w:p>
+    <w:p>
+      <w:pPr>
+        <w:spacing w:after="80" w:line="360" w:lineRule="auto"/>
+        <w:ind w:left="720" w:hanging="720"/>
+        <w:jc w:val="both"/>
+      </w:pPr>
+      <w:r>
+        <w:rPr>
+          <w:rFonts w:ascii="新細明體" w:eastAsia="新細明體" w:hAnsi="新細明體" w:cs="新細明體"/>
+          <w:i w:val="0"/>
+        </w:rPr>
+        <w:t xml:space="preserve">Locke, E. A., &amp; Latham, G. P. (2002). Building a practically useful theory of goal setting and task motivation: A 35-year odyssey. </w:t>
+      </w:r>
+      <w:r>
+        <w:rPr>
+          <w:rFonts w:ascii="新細明體" w:eastAsia="新細明體" w:hAnsi="新細明體" w:cs="新細明體"/>
+          <w:i/>
+        </w:rPr>
+        <w:t>American Psychologist, 57</w:t>
+      </w:r>
+      <w:r>
+        <w:rPr>
+          <w:rFonts w:ascii="新細明體" w:eastAsia="新細明體" w:hAnsi="新細明體" w:cs="新細明體"/>
+          <w:i w:val="0"/>
+        </w:rPr>
+        <w:t>(9), 705–717. https://doi.org/10.1037/0003-066X.57.9.705</w:t>
+      </w:r>
+    </w:p>
+    <w:p>
+      <w:pPr>
+        <w:spacing w:after="80" w:line="360" w:lineRule="auto"/>
+        <w:ind w:left="720" w:hanging="720"/>
+        <w:jc w:val="both"/>
+      </w:pPr>
+      <w:r>
+        <w:rPr>
+          <w:rFonts w:ascii="新細明體" w:eastAsia="新細明體" w:hAnsi="新細明體" w:cs="新細明體"/>
+          <w:i w:val="0"/>
+        </w:rPr>
+        <w:t xml:space="preserve">Okabe, M., &amp; Ito, K. (2008). </w:t>
+      </w:r>
+      <w:r>
+        <w:rPr>
+          <w:rFonts w:ascii="新細明體" w:eastAsia="新細明體" w:hAnsi="新細明體" w:cs="新細明體"/>
+          <w:i/>
+        </w:rPr>
+        <w:t>Color universal design (CUD): How to make figures and presentations that are friendly to colorblind people</w:t>
+      </w:r>
+      <w:r>
+        <w:rPr>
+          <w:rFonts w:ascii="新細明體" w:eastAsia="新細明體" w:hAnsi="新細明體" w:cs="新細明體"/>
+          <w:i w:val="0"/>
+        </w:rPr>
+        <w:t>. Jikei Medical School / University of Tokyo.</w:t>
+      </w:r>
+    </w:p>
+    <w:p>
+      <w:pPr>
+        <w:spacing w:after="80" w:line="360" w:lineRule="auto"/>
+        <w:ind w:left="720" w:hanging="720"/>
+        <w:jc w:val="both"/>
+      </w:pPr>
+      <w:r>
+        <w:rPr>
+          <w:rFonts w:ascii="新細明體" w:eastAsia="新細明體" w:hAnsi="新細明體" w:cs="新細明體"/>
+          <w:i w:val="0"/>
+        </w:rPr>
+        <w:t xml:space="preserve">Ryan, R. M., &amp; Deci, E. L. (2000). Self-determination theory and the facilitation of intrinsic motivation, social development, and well-being. </w:t>
+      </w:r>
+      <w:r>
+        <w:rPr>
+          <w:rFonts w:ascii="新細明體" w:eastAsia="新細明體" w:hAnsi="新細明體" w:cs="新細明體"/>
+          <w:i/>
+        </w:rPr>
+        <w:t>American Psychologist, 55</w:t>
+      </w:r>
+      <w:r>
+        <w:rPr>
+          <w:rFonts w:ascii="新細明體" w:eastAsia="新細明體" w:hAnsi="新細明體" w:cs="新細明體"/>
+          <w:i w:val="0"/>
+        </w:rPr>
+        <w:t>(1), 68–78. https://doi.org/10.1037/0003-066X.55.1.68</w:t>
+      </w:r>
+    </w:p>
+    <w:p>
+      <w:pPr>
+        <w:spacing w:after="80" w:line="360" w:lineRule="auto"/>
+        <w:ind w:left="720" w:hanging="720"/>
+        <w:jc w:val="both"/>
+      </w:pPr>
+      <w:r>
+        <w:rPr>
+          <w:rFonts w:ascii="新細明體" w:eastAsia="新細明體" w:hAnsi="新細明體" w:cs="新細明體"/>
+          <w:i w:val="0"/>
+        </w:rPr>
+        <w:t xml:space="preserve">Wong, B. (2011). Points of view: Color blindness. </w:t>
+      </w:r>
+      <w:r>
+        <w:rPr>
+          <w:rFonts w:ascii="新細明體" w:eastAsia="新細明體" w:hAnsi="新細明體" w:cs="新細明體"/>
+          <w:i/>
+        </w:rPr>
+        <w:t>Nature Methods, 8</w:t>
+      </w:r>
+      <w:r>
+        <w:rPr>
+          <w:rFonts w:ascii="新細明體" w:eastAsia="新細明體" w:hAnsi="新細明體" w:cs="新細明體"/>
+          <w:i w:val="0"/>
+        </w:rPr>
+        <w:t>(6), 441. https://doi.org/10.1038/nmeth.1618</w:t>
+      </w:r>
+    </w:p>
+    <w:p>
+      <w:pPr>
         <w:spacing w:after="200" w:line="360" w:lineRule="auto"/>
         <w:jc w:val="center"/>
       </w:pPr>
@@ -13175,6 +14234,93 @@
     </w:p>
     <w:p>
       <w:pPr>
+        <w:pStyle w:val="1"/>
+        <w:spacing w:before="360" w:after="200" w:line="360" w:lineRule="auto"/>
+      </w:pPr>
+      <w:r>
+        <w:rPr>
+          <w:rFonts w:ascii="標楷體" w:eastAsia="標楷體" w:hAnsi="標楷體" w:cs="標楷體"/>
+          <w:b/>
+          <w:bCs/>
+          <w:i w:val="0"/>
+          <w:sz w:val="28"/>
+          <w:szCs w:val="32"/>
+        </w:rPr>
+        <w:t>本章引用文獻（APA 第 7 版，請併入第十章「參考文獻」，不計入本章頁數）</w:t>
+      </w:r>
+    </w:p>
+    <w:p>
+      <w:pPr>
+        <w:spacing w:after="80" w:line="360" w:lineRule="auto"/>
+        <w:ind w:left="720" w:hanging="720"/>
+        <w:jc w:val="both"/>
+      </w:pPr>
+      <w:r>
+        <w:rPr>
+          <w:rFonts w:ascii="新細明體" w:eastAsia="新細明體" w:hAnsi="新細明體" w:cs="新細明體"/>
+          <w:i w:val="0"/>
+        </w:rPr>
+        <w:t>教育部體育署（2024）。《中華民國 113 年運動現況調查結案報告書》。世新大學執行。</w:t>
+      </w:r>
+    </w:p>
+    <w:p>
+      <w:pPr>
+        <w:spacing w:after="80" w:line="360" w:lineRule="auto"/>
+        <w:ind w:left="720" w:hanging="720"/>
+        <w:jc w:val="both"/>
+      </w:pPr>
+      <w:r>
+        <w:rPr>
+          <w:rFonts w:ascii="新細明體" w:eastAsia="新細明體" w:hAnsi="新細明體" w:cs="新細明體"/>
+          <w:i w:val="0"/>
+        </w:rPr>
+        <w:t xml:space="preserve">Mazeas, A., Duclos, M., Pereira, B., &amp; Chalabaev, A. (2022). Evaluating the effectiveness of gamification on physical activity: Systematic review and meta-analysis of randomized controlled trials. </w:t>
+      </w:r>
+      <w:r>
+        <w:rPr>
+          <w:rFonts w:ascii="新細明體" w:eastAsia="新細明體" w:hAnsi="新細明體" w:cs="新細明體"/>
+          <w:i/>
+        </w:rPr>
+        <w:t>Journal of Medical Internet Research, 24</w:t>
+      </w:r>
+      <w:r>
+        <w:rPr>
+          <w:rFonts w:ascii="新細明體" w:eastAsia="新細明體" w:hAnsi="新細明體" w:cs="新細明體"/>
+          <w:i w:val="0"/>
+        </w:rPr>
+        <w:t>(1), Article e26779. https://doi.org/10.2196/26779</w:t>
+      </w:r>
+    </w:p>
+    <w:p>
+      <w:pPr>
+        <w:spacing w:after="80" w:line="360" w:lineRule="auto"/>
+        <w:ind w:left="720" w:hanging="720"/>
+        <w:jc w:val="both"/>
+      </w:pPr>
+      <w:r>
+        <w:rPr>
+          <w:rFonts w:ascii="新細明體" w:eastAsia="新細明體" w:hAnsi="新細明體" w:cs="新細明體"/>
+          <w:i w:val="0"/>
+        </w:rPr>
+        <w:t xml:space="preserve">World Health Organization. (2020). </w:t>
+      </w:r>
+      <w:r>
+        <w:rPr>
+          <w:rFonts w:ascii="新細明體" w:eastAsia="新細明體" w:hAnsi="新細明體" w:cs="新細明體"/>
+          <w:i/>
+        </w:rPr>
+        <w:t>WHO guidelines on physical activity and sedentary behaviour</w:t>
+      </w:r>
+      <w:r>
+        <w:rPr>
+          <w:rFonts w:ascii="新細明體" w:eastAsia="新細明體" w:hAnsi="新細明體" w:cs="新細明體"/>
+          <w:i w:val="0"/>
+        </w:rPr>
+        <w:t>. https://www.who.int/publications/i/item/9789240015128</w:t>
+      </w:r>
+    </w:p>
+    <w:p>
+      <w:pPr>
         <w:spacing w:after="200" w:line="360" w:lineRule="auto"/>
         <w:jc w:val="center"/>
       </w:pPr>
@@ -13187,7 +14333,7 @@
           <w:sz w:val="32"/>
           <w:szCs w:val="32"/>
         </w:rPr>
-        <w:t>參考文獻</w:t>
+        <w:t>十、參考文獻</w:t>
       </w:r>
     </w:p>
     <w:p>
@@ -13201,7 +14347,7 @@
           <w:rFonts w:ascii="新細明體" w:eastAsia="新細明體" w:hAnsi="新細明體" w:cs="新細明體"/>
           <w:i w:val="0"/>
         </w:rPr>
-        <w:t>林暐庭、楊捷閔、徐誠佑、鄭磬蔚、姜建均、林威成（2025）。AI 影像辨識技術應用於健身課程。學校體育，207，49–63。</w:t>
+        <w:t>教育部體育署（2024）。《中華民國 113 年運動現況調查結案報告書》。世新大學執行。</w:t>
       </w:r>
     </w:p>
     <w:p>
@@ -13215,7 +14361,7 @@
           <w:rFonts w:ascii="新細明體" w:eastAsia="新細明體" w:hAnsi="新細明體" w:cs="新細明體"/>
           <w:i w:val="0"/>
         </w:rPr>
-        <w:t>教育部體育署（2024）。《中華民國 113 年運動現況調查結案報告書》。世新大學執行。</w:t>
+        <w:t>林暐庭、楊捷閔、徐誠佑、鄭磬蔚、姜建均、林威成（2025）。AI 影像辨識技術應用於健身課程。學校體育，207，49–63。</w:t>
       </w:r>
     </w:p>
     <w:p>
@@ -13229,7 +14375,21 @@
           <w:rFonts w:ascii="新細明體" w:eastAsia="新細明體" w:hAnsi="新細明體" w:cs="新細明體"/>
           <w:i w:val="0"/>
         </w:rPr>
-        <w:t>Agrawal, Y., Shah, Y., &amp; Sharma, A. (2020). Implementation of machine learning technique for identification of yoga poses. In 2020 IEEE 9th International Conference on Communication Systems and Network Technologies (CSNT) (pp. 40–43). IEEE. https://doi.org/10.1109/CSNT48778.2020.9115758</w:t>
+        <w:t xml:space="preserve">Alshurafa, N., Eastwood, J.-A., Pourhomayoun, M., Nyamathi, S., Bao, L., Mortazavi, B., &amp; Sarrafzadeh, M. (2014). Anti-cheating: Detecting self-inflicted and impersonator cheaters for remote health monitoring systems with wearable sensors. In </w:t>
+      </w:r>
+      <w:r>
+        <w:rPr>
+          <w:rFonts w:ascii="新細明體" w:eastAsia="新細明體" w:hAnsi="新細明體" w:cs="新細明體"/>
+          <w:i/>
+        </w:rPr>
+        <w:t>2014 11th International Conference on Wearable and Implantable Body Sensor Networks</w:t>
+      </w:r>
+      <w:r>
+        <w:rPr>
+          <w:rFonts w:ascii="新細明體" w:eastAsia="新細明體" w:hAnsi="新細明體" w:cs="新細明體"/>
+          <w:i w:val="0"/>
+        </w:rPr>
+        <w:t xml:space="preserve"> (pp. 92–97). IEEE. https://doi.org/10.1109/BSN.2014.38</w:t>
       </w:r>
     </w:p>
     <w:p>
@@ -13243,7 +14403,21 @@
           <w:rFonts w:ascii="新細明體" w:eastAsia="新細明體" w:hAnsi="新細明體" w:cs="新細明體"/>
           <w:i w:val="0"/>
         </w:rPr>
-        <w:t>Alshurafa, N., Eastwood, J.-A., Pourhomayoun, M., Nyamathi, S., Bao, L., Mortazavi, B., &amp; Sarrafzadeh, M. (2014). Anti-cheating: Detecting self-inflicted and impersonator cheaters for remote health monitoring systems with wearable sensors. In 2014 11th International Conference on Wearable and Implantable Body Sensor Networks (pp. 92–97). IEEE. https://doi.org/10.1109/BSN.2014.38</w:t>
+        <w:t xml:space="preserve">Bazarevsky, V., Grishchenko, I., Raveendran, K., Zhu, T., Zhang, F., &amp; Grundmann, M. (2020). </w:t>
+      </w:r>
+      <w:r>
+        <w:rPr>
+          <w:rFonts w:ascii="新細明體" w:eastAsia="新細明體" w:hAnsi="新細明體" w:cs="新細明體"/>
+          <w:i/>
+        </w:rPr>
+        <w:t>BlazePose: On-device real-time body pose tracking</w:t>
+      </w:r>
+      <w:r>
+        <w:rPr>
+          <w:rFonts w:ascii="新細明體" w:eastAsia="新細明體" w:hAnsi="新細明體" w:cs="新細明體"/>
+          <w:i w:val="0"/>
+        </w:rPr>
+        <w:t xml:space="preserve"> (arXiv:2006.10204). arXiv. https://doi.org/10.48550/arXiv.2006.10204</w:t>
       </w:r>
     </w:p>
     <w:p>
@@ -13257,7 +14431,21 @@
           <w:rFonts w:ascii="新細明體" w:eastAsia="新細明體" w:hAnsi="新細明體" w:cs="新細明體"/>
           <w:i w:val="0"/>
         </w:rPr>
-        <w:t>Bazarevsky, V., Grishchenko, I., Raveendran, K., Zhu, T., Zhang, F., &amp; Grundmann, M. (2020). BlazePose: On-device real-time body pose tracking (arXiv:2006.10204). arXiv. https://doi.org/10.48550/arXiv.2006.10204</w:t>
+        <w:t xml:space="preserve">Casiez, G., Roussel, N., &amp; Vogel, D. (2012). 1 € filter: A simple speed-based low-pass filter for noisy input in interactive systems. In </w:t>
+      </w:r>
+      <w:r>
+        <w:rPr>
+          <w:rFonts w:ascii="新細明體" w:eastAsia="新細明體" w:hAnsi="新細明體" w:cs="新細明體"/>
+          <w:i/>
+        </w:rPr>
+        <w:t>Proceedings of the SIGCHI Conference on Human Factors in Computing Systems</w:t>
+      </w:r>
+      <w:r>
+        <w:rPr>
+          <w:rFonts w:ascii="新細明體" w:eastAsia="新細明體" w:hAnsi="新細明體" w:cs="新細明體"/>
+          <w:i w:val="0"/>
+        </w:rPr>
+        <w:t xml:space="preserve"> (pp. 2527–2530). Association for Computing Machinery. https://doi.org/10.1145/2207676.2208639</w:t>
       </w:r>
     </w:p>
     <w:p>
@@ -13271,7 +14459,21 @@
           <w:rFonts w:ascii="新細明體" w:eastAsia="新細明體" w:hAnsi="新細明體" w:cs="新細明體"/>
           <w:i w:val="0"/>
         </w:rPr>
-        <w:t>Casiez, G., Roussel, N., &amp; Vogel, D. (2012). 1 € filter: A simple speed-based low-pass filter for noisy input in interactive systems. In Proceedings of the SIGCHI Conference on Human Factors in Computing Systems (pp. 2527–2530). Association for Computing Machinery. https://doi.org/10.1145/2207676.2208639</w:t>
+        <w:t xml:space="preserve">Conroy, D. E., Yang, C.-H., &amp; Maher, J. P. (2014). Behavior change techniques in top-ranked mobile apps for physical activity. </w:t>
+      </w:r>
+      <w:r>
+        <w:rPr>
+          <w:rFonts w:ascii="新細明體" w:eastAsia="新細明體" w:hAnsi="新細明體" w:cs="新細明體"/>
+          <w:i/>
+        </w:rPr>
+        <w:t>American Journal of Preventive Medicine, 46</w:t>
+      </w:r>
+      <w:r>
+        <w:rPr>
+          <w:rFonts w:ascii="新細明體" w:eastAsia="新細明體" w:hAnsi="新細明體" w:cs="新細明體"/>
+          <w:i w:val="0"/>
+        </w:rPr>
+        <w:t>(6), 649–652. https://doi.org/10.1016/j.amepre.2014.01.010</w:t>
       </w:r>
     </w:p>
     <w:p>
@@ -13285,7 +14487,21 @@
           <w:rFonts w:ascii="新細明體" w:eastAsia="新細明體" w:hAnsi="新細明體" w:cs="新細明體"/>
           <w:i w:val="0"/>
         </w:rPr>
-        <w:t>Conroy, D. E., Yang, C.-H., &amp; Maher, J. P. (2014). Behavior change techniques in top-ranked mobile apps for physical activity. American Journal of Preventive Medicine, 46(6), 649–652. https://doi.org/10.1016/j.amepre.2014.01.010</w:t>
+        <w:t xml:space="preserve">Dedhia, U., Bhoir, P., Ranka, P., &amp; Kanani, P. (2023). Pose estimation and virtual gym assistant using MediaPipe and machine learning. In </w:t>
+      </w:r>
+      <w:r>
+        <w:rPr>
+          <w:rFonts w:ascii="新細明體" w:eastAsia="新細明體" w:hAnsi="新細明體" w:cs="新細明體"/>
+          <w:i/>
+        </w:rPr>
+        <w:t>2023 International Conference on Network, Multimedia and Information Technology (NMITCON)</w:t>
+      </w:r>
+      <w:r>
+        <w:rPr>
+          <w:rFonts w:ascii="新細明體" w:eastAsia="新細明體" w:hAnsi="新細明體" w:cs="新細明體"/>
+          <w:i w:val="0"/>
+        </w:rPr>
+        <w:t xml:space="preserve"> (pp. 1–7). IEEE. https://doi.org/10.1109/NMITCON58196.2023.10275938</w:t>
       </w:r>
     </w:p>
     <w:p>
@@ -13299,7 +14515,21 @@
           <w:rFonts w:ascii="新細明體" w:eastAsia="新細明體" w:hAnsi="新細明體" w:cs="新細明體"/>
           <w:i w:val="0"/>
         </w:rPr>
-        <w:t>Dedhia, U., Bhoir, P., Ranka, P., &amp; Kanani, P. (2023). Pose estimation and virtual gym assistant using MediaPipe and machine learning. In 2023 International Conference on Network, Multimedia and Information Technology (NMITCON) (pp. 1–7). IEEE. https://doi.org/10.1109/NMITCON58196.2023.10275938</w:t>
+        <w:t xml:space="preserve">Direito, A., Pfaeffli Dale, L., Shields, E., Dobson, R., Whittaker, R., &amp; Maddison, R. (2014). Do physical activity and dietary smartphone applications incorporate evidence-based behaviour change techniques? </w:t>
+      </w:r>
+      <w:r>
+        <w:rPr>
+          <w:rFonts w:ascii="新細明體" w:eastAsia="新細明體" w:hAnsi="新細明體" w:cs="新細明體"/>
+          <w:i/>
+        </w:rPr>
+        <w:t>BMC Public Health, 14</w:t>
+      </w:r>
+      <w:r>
+        <w:rPr>
+          <w:rFonts w:ascii="新細明體" w:eastAsia="新細明體" w:hAnsi="新細明體" w:cs="新細明體"/>
+          <w:i w:val="0"/>
+        </w:rPr>
+        <w:t>, Article 646. https://doi.org/10.1186/1471-2458-14-646</w:t>
       </w:r>
     </w:p>
     <w:p>
@@ -13313,7 +14543,21 @@
           <w:rFonts w:ascii="新細明體" w:eastAsia="新細明體" w:hAnsi="新細明體" w:cs="新細明體"/>
           <w:i w:val="0"/>
         </w:rPr>
-        <w:t>Direito, A., Pfaeffli Dale, L., Shields, E., Dobson, R., Whittaker, R., &amp; Maddison, R. (2014). Do physical activity and dietary smartphone applications incorporate evidence-based behaviour change techniques? BMC Public Health, 14, Article 646. https://doi.org/10.1186/1471-2458-14-646</w:t>
+        <w:t xml:space="preserve">Escamilla, R. F. (2001). Knee biomechanics of the dynamic squat exercise. </w:t>
+      </w:r>
+      <w:r>
+        <w:rPr>
+          <w:rFonts w:ascii="新細明體" w:eastAsia="新細明體" w:hAnsi="新細明體" w:cs="新細明體"/>
+          <w:i/>
+        </w:rPr>
+        <w:t>Medicine &amp; Science in Sports &amp; Exercise, 33</w:t>
+      </w:r>
+      <w:r>
+        <w:rPr>
+          <w:rFonts w:ascii="新細明體" w:eastAsia="新細明體" w:hAnsi="新細明體" w:cs="新細明體"/>
+          <w:i w:val="0"/>
+        </w:rPr>
+        <w:t>(1), 127–141. https://doi.org/10.1097/00005768-200101000-00020</w:t>
       </w:r>
     </w:p>
     <w:p>
@@ -13327,7 +14571,21 @@
           <w:rFonts w:ascii="新細明體" w:eastAsia="新細明體" w:hAnsi="新細明體" w:cs="新細明體"/>
           <w:i w:val="0"/>
         </w:rPr>
-        <w:t>Escamilla, R. F. (2001). Knee biomechanics of the dynamic squat exercise. Medicine &amp; Science in Sports &amp; Exercise, 33(1), 127–141. https://doi.org/10.1097/00005768-200101000-00020</w:t>
+        <w:t xml:space="preserve">Hamari, J., Koivisto, J., &amp; Sarsa, H. (2014). Does gamification work? — A literature review of empirical studies on gamification. In </w:t>
+      </w:r>
+      <w:r>
+        <w:rPr>
+          <w:rFonts w:ascii="新細明體" w:eastAsia="新細明體" w:hAnsi="新細明體" w:cs="新細明體"/>
+          <w:i/>
+        </w:rPr>
+        <w:t>2014 47th Hawaii International Conference on System Sciences</w:t>
+      </w:r>
+      <w:r>
+        <w:rPr>
+          <w:rFonts w:ascii="新細明體" w:eastAsia="新細明體" w:hAnsi="新細明體" w:cs="新細明體"/>
+          <w:i w:val="0"/>
+        </w:rPr>
+        <w:t xml:space="preserve"> (pp. 3025–3034). IEEE. https://doi.org/10.1109/HICSS.2014.377</w:t>
       </w:r>
     </w:p>
     <w:p>
@@ -13341,7 +14599,21 @@
           <w:rFonts w:ascii="新細明體" w:eastAsia="新細明體" w:hAnsi="新細明體" w:cs="新細明體"/>
           <w:i w:val="0"/>
         </w:rPr>
-        <w:t>Hamari, J., Koivisto, J., &amp; Sarsa, H. (2014). Does gamification work? — A literature review of empirical studies on gamification. In 2014 47th Hawaii International Conference on System Sciences (pp. 3025–3034). IEEE. https://doi.org/10.1109/HICSS.2014.377</w:t>
+        <w:t xml:space="preserve">Jaiswal, A., Chauhan, G., &amp; Srivastava, N. (2023). Using learnable physics for real-time exercise form recommendations. In </w:t>
+      </w:r>
+      <w:r>
+        <w:rPr>
+          <w:rFonts w:ascii="新細明體" w:eastAsia="新細明體" w:hAnsi="新細明體" w:cs="新細明體"/>
+          <w:i/>
+        </w:rPr>
+        <w:t>Proceedings of the 17th ACM Conference on Recommender Systems</w:t>
+      </w:r>
+      <w:r>
+        <w:rPr>
+          <w:rFonts w:ascii="新細明體" w:eastAsia="新細明體" w:hAnsi="新細明體" w:cs="新細明體"/>
+          <w:i w:val="0"/>
+        </w:rPr>
+        <w:t xml:space="preserve"> (pp. 688–695). Association for Computing Machinery. https://doi.org/10.1145/3604915.3608816</w:t>
       </w:r>
     </w:p>
     <w:p>
@@ -13355,7 +14627,21 @@
           <w:rFonts w:ascii="新細明體" w:eastAsia="新細明體" w:hAnsi="新細明體" w:cs="新細明體"/>
           <w:i w:val="0"/>
         </w:rPr>
-        <w:t>Jaiswal, A., Chauhan, G., &amp; Srivastava, N. (2023). Using learnable physics for real-time exercise form recommendations. In Proceedings of the 17th ACM Conference on Recommender Systems (pp. 688–695). Association for Computing Machinery. https://doi.org/10.1145/3604915.3608816</w:t>
+        <w:t xml:space="preserve">Johnson, D., Deterding, S., Kuhn, K.-A., Staneva, A., Stoyanov, S., &amp; Hides, L. (2016). Gamification for health and wellbeing: A systematic review of the literature. </w:t>
+      </w:r>
+      <w:r>
+        <w:rPr>
+          <w:rFonts w:ascii="新細明體" w:eastAsia="新細明體" w:hAnsi="新細明體" w:cs="新細明體"/>
+          <w:i/>
+        </w:rPr>
+        <w:t>Internet Interventions, 6</w:t>
+      </w:r>
+      <w:r>
+        <w:rPr>
+          <w:rFonts w:ascii="新細明體" w:eastAsia="新細明體" w:hAnsi="新細明體" w:cs="新細明體"/>
+          <w:i w:val="0"/>
+        </w:rPr>
+        <w:t>, 89–106. https://doi.org/10.1016/j.invent.2016.10.002</w:t>
       </w:r>
     </w:p>
     <w:p>
@@ -13369,7 +14655,21 @@
           <w:rFonts w:ascii="新細明體" w:eastAsia="新細明體" w:hAnsi="新細明體" w:cs="新細明體"/>
           <w:i w:val="0"/>
         </w:rPr>
-        <w:t>Johnson, D., Deterding, S., Kuhn, K.-A., Staneva, A., Stoyanov, S., &amp; Hides, L. (2016). Gamification for health and wellbeing: A systematic review of the literature. Internet Interventions, 6, 89–106. https://doi.org/10.1016/j.invent.2016.10.002</w:t>
+        <w:t xml:space="preserve">Kercher, V. M., Kercher, K., Levy, P., Bennion, T., Alexander, C., Amaral, P. C., Batrakoulis, A., Chávez, L. F. J. G., Cortés-Almanzar, P., Haro, J. L., Zavalza, A. R. P., Rodríguez, L. E. A., Franco, S., Santos-Rocha, R., Ramalho, F., Simões, V., Vieira, I., Ramos, L., Veiga, O. L., ... Romero-Caballero, A. (2023). 2023 fitness trends from around the globe. </w:t>
+      </w:r>
+      <w:r>
+        <w:rPr>
+          <w:rFonts w:ascii="新細明體" w:eastAsia="新細明體" w:hAnsi="新細明體" w:cs="新細明體"/>
+          <w:i/>
+        </w:rPr>
+        <w:t>ACSM's Health &amp; Fitness Journal, 27</w:t>
+      </w:r>
+      <w:r>
+        <w:rPr>
+          <w:rFonts w:ascii="新細明體" w:eastAsia="新細明體" w:hAnsi="新細明體" w:cs="新細明體"/>
+          <w:i w:val="0"/>
+        </w:rPr>
+        <w:t>(1), 19–30. https://doi.org/10.1249/FIT.0000000000000836</w:t>
       </w:r>
     </w:p>
     <w:p>
@@ -13383,7 +14683,21 @@
           <w:rFonts w:ascii="新細明體" w:eastAsia="新細明體" w:hAnsi="新細明體" w:cs="新細明體"/>
           <w:i w:val="0"/>
         </w:rPr>
-        <w:t>Kercher, V. M., Kercher, K., Levy, P., Bennion, T., Alexander, C., Amaral, P. C., Batrakoulis, A., Chávez, L. F. J. G., Cortés-Almanzar, P., Haro, J. L., Zavalza, A. R. P., Rodríguez, L. E. A., Franco, S., Santos-Rocha, R., Ramalho, F., Simões, V., Vieira, I., Ramos, L., Veiga, O. L., ... Romero-Caballero, A. (2023). 2023 fitness trends from around the globe. ACSM's Health &amp; Fitness Journal, 27(1), 19–30. https://doi.org/10.1249/FIT.0000000000000836</w:t>
+        <w:t xml:space="preserve">Kerr, Z. Y., Collins, C. L., &amp; Comstock, R. D. (2010). Epidemiology of weight training-related injuries presenting to United States emergency departments, 1990 to 2007. </w:t>
+      </w:r>
+      <w:r>
+        <w:rPr>
+          <w:rFonts w:ascii="新細明體" w:eastAsia="新細明體" w:hAnsi="新細明體" w:cs="新細明體"/>
+          <w:i/>
+        </w:rPr>
+        <w:t>The American Journal of Sports Medicine, 38</w:t>
+      </w:r>
+      <w:r>
+        <w:rPr>
+          <w:rFonts w:ascii="新細明體" w:eastAsia="新細明體" w:hAnsi="新細明體" w:cs="新細明體"/>
+          <w:i w:val="0"/>
+        </w:rPr>
+        <w:t>(4), 765–771. https://doi.org/10.1177/0363546509351560</w:t>
       </w:r>
     </w:p>
     <w:p>
@@ -13397,7 +14711,21 @@
           <w:rFonts w:ascii="新細明體" w:eastAsia="新細明體" w:hAnsi="新細明體" w:cs="新細明體"/>
           <w:i w:val="0"/>
         </w:rPr>
-        <w:t>Kerr, Z. Y., Collins, C. L., &amp; Comstock, R. D. (2010). Epidemiology of weight training-related injuries presenting to United States emergency departments, 1990 to 2007. The American Journal of Sports Medicine, 38(4), 765–771. https://doi.org/10.1177/0363546509351560</w:t>
+        <w:t xml:space="preserve">Kwon, Y., &amp; Kim, D. (2022). Real-time workout posture correction using OpenCV and MediaPipe. </w:t>
+      </w:r>
+      <w:r>
+        <w:rPr>
+          <w:rFonts w:ascii="新細明體" w:eastAsia="新細明體" w:hAnsi="新細明體" w:cs="新細明體"/>
+          <w:i/>
+        </w:rPr>
+        <w:t>The Journal of Korean Institute of Information Technology, 20</w:t>
+      </w:r>
+      <w:r>
+        <w:rPr>
+          <w:rFonts w:ascii="新細明體" w:eastAsia="新細明體" w:hAnsi="新細明體" w:cs="新細明體"/>
+          <w:i w:val="0"/>
+        </w:rPr>
+        <w:t>(1), 199–208. https://doi.org/10.14801/jkiit.2022.20.1.199</w:t>
       </w:r>
     </w:p>
     <w:p>
@@ -13411,7 +14739,21 @@
           <w:rFonts w:ascii="新細明體" w:eastAsia="新細明體" w:hAnsi="新細明體" w:cs="新細明體"/>
           <w:i w:val="0"/>
         </w:rPr>
-        <w:t>Kwon, Y., &amp; Kim, D. (2022). Real-time workout posture correction using OpenCV and MediaPipe. The Journal of Korean Institute of Information Technology, 20(1), 199–208. https://doi.org/10.14801/jkiit.2022.20.1.199</w:t>
+        <w:t xml:space="preserve">Lally, P., van Jaarsveld, C. H. M., Potts, H. W. W., &amp; Wardle, J. (2010). How are habits formed: Modelling habit formation in the real world. </w:t>
+      </w:r>
+      <w:r>
+        <w:rPr>
+          <w:rFonts w:ascii="新細明體" w:eastAsia="新細明體" w:hAnsi="新細明體" w:cs="新細明體"/>
+          <w:i/>
+        </w:rPr>
+        <w:t>European Journal of Social Psychology, 40</w:t>
+      </w:r>
+      <w:r>
+        <w:rPr>
+          <w:rFonts w:ascii="新細明體" w:eastAsia="新細明體" w:hAnsi="新細明體" w:cs="新細明體"/>
+          <w:i w:val="0"/>
+        </w:rPr>
+        <w:t>(6), 998–1009. https://doi.org/10.1002/ejsp.674</w:t>
       </w:r>
     </w:p>
     <w:p>
@@ -13425,7 +14767,21 @@
           <w:rFonts w:ascii="新細明體" w:eastAsia="新細明體" w:hAnsi="新細明體" w:cs="新細明體"/>
           <w:i w:val="0"/>
         </w:rPr>
-        <w:t>Lally, P., van Jaarsveld, C. H. M., Potts, H. W. W., &amp; Wardle, J. (2010). How are habits formed: Modelling habit formation in the real world. European Journal of Social Psychology, 40(6), 998–1009. https://doi.org/10.1002/ejsp.674</w:t>
+        <w:t xml:space="preserve">Locke, E. A., &amp; Latham, G. P. (2002). Building a practically useful theory of goal setting and task motivation: A 35-year odyssey. </w:t>
+      </w:r>
+      <w:r>
+        <w:rPr>
+          <w:rFonts w:ascii="新細明體" w:eastAsia="新細明體" w:hAnsi="新細明體" w:cs="新細明體"/>
+          <w:i/>
+        </w:rPr>
+        <w:t>American Psychologist, 57</w:t>
+      </w:r>
+      <w:r>
+        <w:rPr>
+          <w:rFonts w:ascii="新細明體" w:eastAsia="新細明體" w:hAnsi="新細明體" w:cs="新細明體"/>
+          <w:i w:val="0"/>
+        </w:rPr>
+        <w:t>(9), 705–717. https://doi.org/10.1037/0003-066X.57.9.705</w:t>
       </w:r>
     </w:p>
     <w:p>
@@ -13439,7 +14795,21 @@
           <w:rFonts w:ascii="新細明體" w:eastAsia="新細明體" w:hAnsi="新細明體" w:cs="新細明體"/>
           <w:i w:val="0"/>
         </w:rPr>
-        <w:t>Locke, E. A., &amp; Latham, G. P. (2002). Building a practically useful theory of goal setting and task motivation: A 35-year odyssey. American Psychologist, 57(9), 705–717. https://doi.org/10.1037/0003-066X.57.9.705</w:t>
+        <w:t xml:space="preserve">Lugaresi, C., Tang, J., Nash, H., McClanahan, C., Uboweja, E., Hays, M., Zhang, F., Chang, C.-L., Yong, M. G., Lee, J., Chang, W.-T., Hua, W., Georg, M., &amp; Grundmann, M. (2019). </w:t>
+      </w:r>
+      <w:r>
+        <w:rPr>
+          <w:rFonts w:ascii="新細明體" w:eastAsia="新細明體" w:hAnsi="新細明體" w:cs="新細明體"/>
+          <w:i/>
+        </w:rPr>
+        <w:t>MediaPipe: A framework for building perception pipelines</w:t>
+      </w:r>
+      <w:r>
+        <w:rPr>
+          <w:rFonts w:ascii="新細明體" w:eastAsia="新細明體" w:hAnsi="新細明體" w:cs="新細明體"/>
+          <w:i w:val="0"/>
+        </w:rPr>
+        <w:t xml:space="preserve"> (arXiv:1906.08172). arXiv. https://doi.org/10.48550/arXiv.1906.08172</w:t>
       </w:r>
     </w:p>
     <w:p>
@@ -13453,7 +14823,21 @@
           <w:rFonts w:ascii="新細明體" w:eastAsia="新細明體" w:hAnsi="新細明體" w:cs="新細明體"/>
           <w:i w:val="0"/>
         </w:rPr>
-        <w:t>Lugaresi, C., Tang, J., Nash, H., McClanahan, C., Uboweja, E., Hays, M., Zhang, F., Chang, C.-L., Yong, M. G., Lee, J., Chang, W.-T., Hua, W., Georg, M., &amp; Grundmann, M. (2019). MediaPipe: A framework for building perception pipelines (arXiv:1906.08172). arXiv. https://doi.org/10.48550/arXiv.1906.08172</w:t>
+        <w:t xml:space="preserve">Mazeas, A., Duclos, M., Pereira, B., &amp; Chalabaev, A. (2022). Evaluating the effectiveness of gamification on physical activity: Systematic review and meta-analysis of randomized controlled trials. </w:t>
+      </w:r>
+      <w:r>
+        <w:rPr>
+          <w:rFonts w:ascii="新細明體" w:eastAsia="新細明體" w:hAnsi="新細明體" w:cs="新細明體"/>
+          <w:i/>
+        </w:rPr>
+        <w:t>Journal of Medical Internet Research, 24</w:t>
+      </w:r>
+      <w:r>
+        <w:rPr>
+          <w:rFonts w:ascii="新細明體" w:eastAsia="新細明體" w:hAnsi="新細明體" w:cs="新細明體"/>
+          <w:i w:val="0"/>
+        </w:rPr>
+        <w:t>(1), Article e26779. https://doi.org/10.2196/26779</w:t>
       </w:r>
     </w:p>
     <w:p>
@@ -13467,21 +14851,21 @@
           <w:rFonts w:ascii="新細明體" w:eastAsia="新細明體" w:hAnsi="新細明體" w:cs="新細明體"/>
           <w:i w:val="0"/>
         </w:rPr>
-        <w:t xml:space="preserve">Mazeas, A., Duclos, M., Pereira, B., &amp; Chalabaev, A. (2022). Evaluating the effectiveness of gamification on physical activity: Systematic review and meta-analysis of randomized controlled trials. </w:t>
+        <w:t xml:space="preserve">Michie, S., Abraham, C., Whittington, C., McAteer, J., &amp; Gupta, S. (2009). Effective techniques in healthy eating and physical activity interventions: A meta-regression. </w:t>
       </w:r>
       <w:r>
         <w:rPr>
           <w:rFonts w:ascii="新細明體" w:eastAsia="新細明體" w:hAnsi="新細明體" w:cs="新細明體"/>
           <w:i/>
         </w:rPr>
-        <w:t>Journal of Medical Internet Research, 24</w:t>
+        <w:t>Health Psychology, 28</w:t>
       </w:r>
       <w:r>
         <w:rPr>
           <w:rFonts w:ascii="新細明體" w:eastAsia="新細明體" w:hAnsi="新細明體" w:cs="新細明體"/>
           <w:i w:val="0"/>
         </w:rPr>
-        <w:t>(1), Article e26779. https://doi.org/10.2196/26779</w:t>
+        <w:t>(6), 690–701. https://doi.org/10.1037/a0016136</w:t>
       </w:r>
     </w:p>
     <w:p>
@@ -13495,7 +14879,21 @@
           <w:rFonts w:ascii="新細明體" w:eastAsia="新細明體" w:hAnsi="新細明體" w:cs="新細明體"/>
           <w:i w:val="0"/>
         </w:rPr>
-        <w:t>Michie, S., Abraham, C., Whittington, C., McAteer, J., &amp; Gupta, S. (2009). Effective techniques in healthy eating and physical activity interventions: A meta-regression. Health Psychology, 28(6), 690–701. https://doi.org/10.1037/a0016136</w:t>
+        <w:t xml:space="preserve">Myer, G. D., Kushner, A. M., Brent, J. L., Schoenfeld, B. J., Hugentobler, J., Lloyd, R. S., Vermeil, A., Chu, D. A., Harbin, J., &amp; McGill, S. M. (2014). The back squat: A proposed assessment of functional deficits and technical factors that limit performance. </w:t>
+      </w:r>
+      <w:r>
+        <w:rPr>
+          <w:rFonts w:ascii="新細明體" w:eastAsia="新細明體" w:hAnsi="新細明體" w:cs="新細明體"/>
+          <w:i/>
+        </w:rPr>
+        <w:t>Strength and Conditioning Journal, 36</w:t>
+      </w:r>
+      <w:r>
+        <w:rPr>
+          <w:rFonts w:ascii="新細明體" w:eastAsia="新細明體" w:hAnsi="新細明體" w:cs="新細明體"/>
+          <w:i w:val="0"/>
+        </w:rPr>
+        <w:t>(6), 4–27. https://doi.org/10.1519/SSC.0000000000000103</w:t>
       </w:r>
     </w:p>
     <w:p>
@@ -13509,7 +14907,21 @@
           <w:rFonts w:ascii="新細明體" w:eastAsia="新細明體" w:hAnsi="新細明體" w:cs="新細明體"/>
           <w:i w:val="0"/>
         </w:rPr>
-        <w:t>Myer, G. D., Kushner, A. M., Brent, J. L., Schoenfeld, B. J., Hugentobler, J., Lloyd, R. S., Vermeil, A., Chu, D. A., Harbin, J., &amp; McGill, S. M. (2014). The back squat: A proposed assessment of functional deficits and technical factors that limit performance. Strength and Conditioning Journal, 36(6), 4–27. https://doi.org/10.1519/SSC.0000000000000103</w:t>
+        <w:t xml:space="preserve">Okabe, M., &amp; Ito, K. (2008). </w:t>
+      </w:r>
+      <w:r>
+        <w:rPr>
+          <w:rFonts w:ascii="新細明體" w:eastAsia="新細明體" w:hAnsi="新細明體" w:cs="新細明體"/>
+          <w:i/>
+        </w:rPr>
+        <w:t>Color universal design (CUD): How to make figures and presentations that are friendly to colorblind people</w:t>
+      </w:r>
+      <w:r>
+        <w:rPr>
+          <w:rFonts w:ascii="新細明體" w:eastAsia="新細明體" w:hAnsi="新細明體" w:cs="新細明體"/>
+          <w:i w:val="0"/>
+        </w:rPr>
+        <w:t>. Jikei Medical School / University of Tokyo.</w:t>
       </w:r>
     </w:p>
     <w:p>
@@ -13523,21 +14935,21 @@
           <w:rFonts w:ascii="新細明體" w:eastAsia="新細明體" w:hAnsi="新細明體" w:cs="新細明體"/>
           <w:i w:val="0"/>
         </w:rPr>
-        <w:t xml:space="preserve">Okabe, M., &amp; Ito, K. (2008). </w:t>
+        <w:t xml:space="preserve">Ryan, R. M., &amp; Deci, E. L. (2000). Self-determination theory and the facilitation of intrinsic motivation, social development, and well-being. </w:t>
       </w:r>
       <w:r>
         <w:rPr>
           <w:rFonts w:ascii="新細明體" w:eastAsia="新細明體" w:hAnsi="新細明體" w:cs="新細明體"/>
           <w:i/>
         </w:rPr>
-        <w:t>Color universal design (CUD): How to make figures and presentations that are friendly to colorblind people</w:t>
+        <w:t>American Psychologist, 55</w:t>
       </w:r>
       <w:r>
         <w:rPr>
           <w:rFonts w:ascii="新細明體" w:eastAsia="新細明體" w:hAnsi="新細明體" w:cs="新細明體"/>
           <w:i w:val="0"/>
         </w:rPr>
-        <w:t>. Jikei Medical School / University of Tokyo.</w:t>
+        <w:t>(1), 68–78. https://doi.org/10.1037/0003-066X.55.1.68</w:t>
       </w:r>
     </w:p>
     <w:p>
@@ -13551,7 +14963,21 @@
           <w:rFonts w:ascii="新細明體" w:eastAsia="新細明體" w:hAnsi="新細明體" w:cs="新細明體"/>
           <w:i w:val="0"/>
         </w:rPr>
-        <w:t>Ryan, R. M., &amp; Deci, E. L. (2000). Self-determination theory and the facilitation of intrinsic motivation, social development, and well-being. American Psychologist, 55(1), 68–78. https://doi.org/10.1037/0003-066X.55.1.68</w:t>
+        <w:t xml:space="preserve">Saeb, S., Körding, K., &amp; Mohr, D. C. (2015). Making activity recognition robust against deceptive behavior. </w:t>
+      </w:r>
+      <w:r>
+        <w:rPr>
+          <w:rFonts w:ascii="新細明體" w:eastAsia="新細明體" w:hAnsi="新細明體" w:cs="新細明體"/>
+          <w:i/>
+        </w:rPr>
+        <w:t>PLOS ONE, 10</w:t>
+      </w:r>
+      <w:r>
+        <w:rPr>
+          <w:rFonts w:ascii="新細明體" w:eastAsia="新細明體" w:hAnsi="新細明體" w:cs="新細明體"/>
+          <w:i w:val="0"/>
+        </w:rPr>
+        <w:t>(12), Article e0144795. https://doi.org/10.1371/journal.pone.0144795</w:t>
       </w:r>
     </w:p>
     <w:p>
@@ -13565,7 +14991,21 @@
           <w:rFonts w:ascii="新細明體" w:eastAsia="新細明體" w:hAnsi="新細明體" w:cs="新細明體"/>
           <w:i w:val="0"/>
         </w:rPr>
-        <w:t>Saeb, S., Körding, K., &amp; Mohr, D. C. (2015). Making activity recognition robust against deceptive behavior. PLOS ONE, 10(12), Article e0144795. https://doi.org/10.1371/journal.pone.0144795</w:t>
+        <w:t xml:space="preserve">Sardi, L., Idri, A., &amp; Fernández-Alemán, J. L. (2017). A systematic review of gamification in e-Health. </w:t>
+      </w:r>
+      <w:r>
+        <w:rPr>
+          <w:rFonts w:ascii="新細明體" w:eastAsia="新細明體" w:hAnsi="新細明體" w:cs="新細明體"/>
+          <w:i/>
+        </w:rPr>
+        <w:t>Journal of Biomedical Informatics, 71</w:t>
+      </w:r>
+      <w:r>
+        <w:rPr>
+          <w:rFonts w:ascii="新細明體" w:eastAsia="新細明體" w:hAnsi="新細明體" w:cs="新細明體"/>
+          <w:i w:val="0"/>
+        </w:rPr>
+        <w:t>, 31–48. https://doi.org/10.1016/j.jbi.2017.05.011</w:t>
       </w:r>
     </w:p>
     <w:p>
@@ -13579,7 +15019,21 @@
           <w:rFonts w:ascii="新細明體" w:eastAsia="新細明體" w:hAnsi="新細明體" w:cs="新細明體"/>
           <w:i w:val="0"/>
         </w:rPr>
-        <w:t>Sardi, L., Idri, A., &amp; Fernández-Alemán, J. L. (2017). A systematic review of gamification in e-Health. Journal of Biomedical Informatics, 71, 31–48. https://doi.org/10.1016/j.jbi.2017.05.011</w:t>
+        <w:t xml:space="preserve">Schoenfeld, B. J. (2010). Squatting kinematics and kinetics and their application to exercise performance. </w:t>
+      </w:r>
+      <w:r>
+        <w:rPr>
+          <w:rFonts w:ascii="新細明體" w:eastAsia="新細明體" w:hAnsi="新細明體" w:cs="新細明體"/>
+          <w:i/>
+        </w:rPr>
+        <w:t>Journal of Strength and Conditioning Research, 24</w:t>
+      </w:r>
+      <w:r>
+        <w:rPr>
+          <w:rFonts w:ascii="新細明體" w:eastAsia="新細明體" w:hAnsi="新細明體" w:cs="新細明體"/>
+          <w:i w:val="0"/>
+        </w:rPr>
+        <w:t>(12), 3497–3506. https://doi.org/10.1519/JSC.0b013e3181bac2d7</w:t>
       </w:r>
     </w:p>
     <w:p>
@@ -13593,7 +15047,21 @@
           <w:rFonts w:ascii="新細明體" w:eastAsia="新細明體" w:hAnsi="新細明體" w:cs="新細明體"/>
           <w:i w:val="0"/>
         </w:rPr>
-        <w:t>Schoenfeld, B. J. (2010). Squatting kinematics and kinetics and their application to exercise performance. Journal of Strength and Conditioning Research, 24(12), 3497–3506. https://doi.org/10.1519/JSC.0b013e3181bac2d7</w:t>
+        <w:t xml:space="preserve">Sperandei, S., Vieira, M. C., &amp; Reis, A. C. (2016). Adherence to physical activity in an unsupervised setting: Explanatory variables for high attrition rates among fitness center members. </w:t>
+      </w:r>
+      <w:r>
+        <w:rPr>
+          <w:rFonts w:ascii="新細明體" w:eastAsia="新細明體" w:hAnsi="新細明體" w:cs="新細明體"/>
+          <w:i/>
+        </w:rPr>
+        <w:t>Journal of Science and Medicine in Sport, 19</w:t>
+      </w:r>
+      <w:r>
+        <w:rPr>
+          <w:rFonts w:ascii="新細明體" w:eastAsia="新細明體" w:hAnsi="新細明體" w:cs="新細明體"/>
+          <w:i w:val="0"/>
+        </w:rPr>
+        <w:t>(11), 916–920. https://doi.org/10.1016/j.jsams.2015.12.522</w:t>
       </w:r>
     </w:p>
     <w:p>
@@ -13607,7 +15075,21 @@
           <w:rFonts w:ascii="新細明體" w:eastAsia="新細明體" w:hAnsi="新細明體" w:cs="新細明體"/>
           <w:i w:val="0"/>
         </w:rPr>
-        <w:t>Sperandei, S., Vieira, M. C., &amp; Reis, A. C. (2016). Adherence to physical activity in an unsupervised setting: Explanatory variables for high attrition rates among fitness center members. Journal of Science and Medicine in Sport, 19(11), 916–920. https://doi.org/10.1016/j.jsams.2015.12.522</w:t>
+        <w:t xml:space="preserve">Strain, T., Flaxman, S., Guthold, R., Semenova, E., Cowan, M., Riley, L. M., Bull, F. C., &amp; Stevens, G. A. (2024). National, regional, and global trends in insufficient physical activity among adults from 2000 to 2022: A pooled analysis of 507 population-based surveys with 5.7 million participants. </w:t>
+      </w:r>
+      <w:r>
+        <w:rPr>
+          <w:rFonts w:ascii="新細明體" w:eastAsia="新細明體" w:hAnsi="新細明體" w:cs="新細明體"/>
+          <w:i/>
+        </w:rPr>
+        <w:t>The Lancet Global Health, 12</w:t>
+      </w:r>
+      <w:r>
+        <w:rPr>
+          <w:rFonts w:ascii="新細明體" w:eastAsia="新細明體" w:hAnsi="新細明體" w:cs="新細明體"/>
+          <w:i w:val="0"/>
+        </w:rPr>
+        <w:t>(8), e1232–e1243. https://doi.org/10.1016/S2214-109X(24)00150-5</w:t>
       </w:r>
     </w:p>
     <w:p>
@@ -13621,7 +15103,21 @@
           <w:rFonts w:ascii="新細明體" w:eastAsia="新細明體" w:hAnsi="新細明體" w:cs="新細明體"/>
           <w:i w:val="0"/>
         </w:rPr>
-        <w:t>Strain, T., Flaxman, S., Guthold, R., Semenova, E., Cowan, M., Riley, L. M., Bull, F. C., &amp; Stevens, G. A. (2024). National, regional, and global trends in insufficient physical activity among adults from 2000 to 2022: A pooled analysis of 507 population-based surveys with 5.7 million participants. The Lancet Global Health, 12(8), e1232–e1243. https://doi.org/10.1016/S2214-109X(24)00150-5</w:t>
+        <w:t xml:space="preserve">United Nations Department of Economic and Social Affairs. (n.d.). </w:t>
+      </w:r>
+      <w:r>
+        <w:rPr>
+          <w:rFonts w:ascii="新細明體" w:eastAsia="新細明體" w:hAnsi="新細明體" w:cs="新細明體"/>
+          <w:i/>
+        </w:rPr>
+        <w:t>Goal 3: Ensure healthy lives and promote well-being for all at all ages</w:t>
+      </w:r>
+      <w:r>
+        <w:rPr>
+          <w:rFonts w:ascii="新細明體" w:eastAsia="新細明體" w:hAnsi="新細明體" w:cs="新細明體"/>
+          <w:i w:val="0"/>
+        </w:rPr>
+        <w:t>. Retrieved August 19, 2026, from https://sdgs.un.org/goals/goal3</w:t>
       </w:r>
     </w:p>
     <w:p>
@@ -13635,7 +15131,21 @@
           <w:rFonts w:ascii="新細明體" w:eastAsia="新細明體" w:hAnsi="新細明體" w:cs="新細明體"/>
           <w:i w:val="0"/>
         </w:rPr>
-        <w:t>United Nations Department of Economic and Social Affairs. (n.d.). Goal 3: Ensure healthy lives and promote well-being for all at all ages. Retrieved August 19, 2026, from https://sdgs.un.org/goals/goal3</w:t>
+        <w:t xml:space="preserve">Wong, B. (2011). Points of view: Color blindness. </w:t>
+      </w:r>
+      <w:r>
+        <w:rPr>
+          <w:rFonts w:ascii="新細明體" w:eastAsia="新細明體" w:hAnsi="新細明體" w:cs="新細明體"/>
+          <w:i/>
+        </w:rPr>
+        <w:t>Nature Methods, 8</w:t>
+      </w:r>
+      <w:r>
+        <w:rPr>
+          <w:rFonts w:ascii="新細明體" w:eastAsia="新細明體" w:hAnsi="新細明體" w:cs="新細明體"/>
+          <w:i w:val="0"/>
+        </w:rPr>
+        <w:t>(6), 441. https://doi.org/10.1038/nmeth.1618</w:t>
       </w:r>
     </w:p>
     <w:p>
@@ -13649,49 +15159,21 @@
           <w:rFonts w:ascii="新細明體" w:eastAsia="新細明體" w:hAnsi="新細明體" w:cs="新細明體"/>
           <w:i w:val="0"/>
         </w:rPr>
-        <w:t>Vakanski, A., Jun, H.-P., Paul, D., &amp; Baker, R. (2018). A data set of human body movements for physical rehabilitation exercises. Data, 3(1), Article 2. https://doi.org/10.3390/data3010002</w:t>
-      </w:r>
-    </w:p>
-    <w:p>
-      <w:pPr>
-        <w:spacing w:after="80" w:line="360" w:lineRule="auto"/>
-        <w:ind w:left="720" w:hanging="720"/>
-        <w:jc w:val="both"/>
-      </w:pPr>
+        <w:t xml:space="preserve">World Health Organization. (2020). </w:t>
+      </w:r>
+      <w:r>
+        <w:rPr>
+          <w:rFonts w:ascii="新細明體" w:eastAsia="新細明體" w:hAnsi="新細明體" w:cs="新細明體"/>
+          <w:i/>
+        </w:rPr>
+        <w:t>WHO guidelines on physical activity and sedentary behaviour</w:t>
+      </w:r>
       <w:r>
         <w:rPr>
           <w:rFonts w:ascii="新細明體" w:eastAsia="新細明體" w:hAnsi="新細明體" w:cs="新細明體"/>
           <w:i w:val="0"/>
         </w:rPr>
-        <w:t xml:space="preserve">Wong, B. (2011). Points of view: Color blindness. </w:t>
-      </w:r>
-      <w:r>
-        <w:rPr>
-          <w:rFonts w:ascii="新細明體" w:eastAsia="新細明體" w:hAnsi="新細明體" w:cs="新細明體"/>
-          <w:i/>
-        </w:rPr>
-        <w:t>Nature Methods, 8</w:t>
-      </w:r>
-      <w:r>
-        <w:rPr>
-          <w:rFonts w:ascii="新細明體" w:eastAsia="新細明體" w:hAnsi="新細明體" w:cs="新細明體"/>
-          <w:i w:val="0"/>
-        </w:rPr>
-        <w:t>(6), 441. https://doi.org/10.1038/nmeth.1618</w:t>
-      </w:r>
-    </w:p>
-    <w:p>
-      <w:pPr>
-        <w:spacing w:after="80" w:line="360" w:lineRule="auto"/>
-        <w:ind w:left="720" w:hanging="720"/>
-        <w:jc w:val="both"/>
-      </w:pPr>
-      <w:r>
-        <w:rPr>
-          <w:rFonts w:ascii="新細明體" w:eastAsia="新細明體" w:hAnsi="新細明體" w:cs="新細明體"/>
-          <w:i w:val="0"/>
-        </w:rPr>
-        <w:t>World Health Organization. (2020). WHO guidelines on physical activity and sedentary behaviour. https://www.who.int/publications/i/item/9789240015128</w:t>
+        <w:t>. https://www.who.int/publications/i/item/9789240015128</w:t>
       </w:r>
     </w:p>
     <w:sectPr>

--- a/文件/01_企劃書/企劃書_合併版.docx
+++ b/文件/01_企劃書/企劃書_合併版.docx
@@ -137,695 +137,6 @@
       </w:r>
     </w:p>
     <w:p/>
-    <w:p>
-      <w:pPr>
-        <w:pStyle w:val="1"/>
-        <w:spacing w:before="360" w:after="200" w:line="360" w:lineRule="auto"/>
-      </w:pPr>
-      <w:r>
-        <w:rPr>
-          <w:rFonts w:ascii="標楷體" w:eastAsia="標楷體" w:hAnsi="標楷體" w:cs="標楷體"/>
-          <w:b/>
-          <w:bCs/>
-          <w:i w:val="0"/>
-          <w:sz w:val="28"/>
-          <w:szCs w:val="32"/>
-        </w:rPr>
-        <w:t>本章引用文獻（APA 第 7 版，請併入第十章「參考文獻」，不計入本章頁數）</w:t>
-      </w:r>
-    </w:p>
-    <w:p>
-      <w:pPr>
-        <w:spacing w:after="80" w:line="360" w:lineRule="auto"/>
-        <w:ind w:left="720" w:hanging="720"/>
-        <w:jc w:val="both"/>
-      </w:pPr>
-      <w:r>
-        <w:rPr>
-          <w:rFonts w:ascii="新細明體" w:eastAsia="新細明體" w:hAnsi="新細明體" w:cs="新細明體"/>
-          <w:i w:val="0"/>
-        </w:rPr>
-        <w:t>教育部體育署（2024）。《中華民國 113 年運動現況調查結案報告書》。世新大學執行。</w:t>
-      </w:r>
-    </w:p>
-    <w:p>
-      <w:pPr>
-        <w:spacing w:after="80" w:line="360" w:lineRule="auto"/>
-        <w:ind w:left="720" w:hanging="720"/>
-        <w:jc w:val="both"/>
-      </w:pPr>
-      <w:r>
-        <w:rPr>
-          <w:rFonts w:ascii="新細明體" w:eastAsia="新細明體" w:hAnsi="新細明體" w:cs="新細明體"/>
-          <w:i w:val="0"/>
-        </w:rPr>
-        <w:t>林暐庭、楊捷閔、徐誠佑、鄭磬蔚、姜建均、林威成（2025）。AI 影像辨識技術應用於健身課程。學校體育，207，49–63。</w:t>
-      </w:r>
-    </w:p>
-    <w:p>
-      <w:pPr>
-        <w:spacing w:after="80" w:line="360" w:lineRule="auto"/>
-        <w:ind w:left="720" w:hanging="720"/>
-        <w:jc w:val="both"/>
-      </w:pPr>
-      <w:r>
-        <w:rPr>
-          <w:rFonts w:ascii="新細明體" w:eastAsia="新細明體" w:hAnsi="新細明體" w:cs="新細明體"/>
-          <w:i w:val="0"/>
-        </w:rPr>
-        <w:t xml:space="preserve">Alshurafa, N., Eastwood, J.-A., Pourhomayoun, M., Nyamathi, S., Bao, L., Mortazavi, B., &amp; Sarrafzadeh, M. (2014). Anti-cheating: Detecting self-inflicted and impersonator cheaters for remote health monitoring systems with wearable sensors. In </w:t>
-      </w:r>
-      <w:r>
-        <w:rPr>
-          <w:rFonts w:ascii="新細明體" w:eastAsia="新細明體" w:hAnsi="新細明體" w:cs="新細明體"/>
-          <w:i/>
-        </w:rPr>
-        <w:t>2014 11th International Conference on Wearable and Implantable Body Sensor Networks</w:t>
-      </w:r>
-      <w:r>
-        <w:rPr>
-          <w:rFonts w:ascii="新細明體" w:eastAsia="新細明體" w:hAnsi="新細明體" w:cs="新細明體"/>
-          <w:i w:val="0"/>
-        </w:rPr>
-        <w:t xml:space="preserve"> (pp. 92–97). IEEE. https://doi.org/10.1109/BSN.2014.38</w:t>
-      </w:r>
-    </w:p>
-    <w:p>
-      <w:pPr>
-        <w:spacing w:after="80" w:line="360" w:lineRule="auto"/>
-        <w:ind w:left="720" w:hanging="720"/>
-        <w:jc w:val="both"/>
-      </w:pPr>
-      <w:r>
-        <w:rPr>
-          <w:rFonts w:ascii="新細明體" w:eastAsia="新細明體" w:hAnsi="新細明體" w:cs="新細明體"/>
-          <w:i w:val="0"/>
-        </w:rPr>
-        <w:t xml:space="preserve">Bazarevsky, V., Grishchenko, I., Raveendran, K., Zhu, T., Zhang, F., &amp; Grundmann, M. (2020). </w:t>
-      </w:r>
-      <w:r>
-        <w:rPr>
-          <w:rFonts w:ascii="新細明體" w:eastAsia="新細明體" w:hAnsi="新細明體" w:cs="新細明體"/>
-          <w:i/>
-        </w:rPr>
-        <w:t>BlazePose: On-device real-time body pose tracking</w:t>
-      </w:r>
-      <w:r>
-        <w:rPr>
-          <w:rFonts w:ascii="新細明體" w:eastAsia="新細明體" w:hAnsi="新細明體" w:cs="新細明體"/>
-          <w:i w:val="0"/>
-        </w:rPr>
-        <w:t xml:space="preserve"> (arXiv:2006.10204). arXiv. https://doi.org/10.48550/arXiv.2006.10204</w:t>
-      </w:r>
-    </w:p>
-    <w:p>
-      <w:pPr>
-        <w:spacing w:after="80" w:line="360" w:lineRule="auto"/>
-        <w:ind w:left="720" w:hanging="720"/>
-        <w:jc w:val="both"/>
-      </w:pPr>
-      <w:r>
-        <w:rPr>
-          <w:rFonts w:ascii="新細明體" w:eastAsia="新細明體" w:hAnsi="新細明體" w:cs="新細明體"/>
-          <w:i w:val="0"/>
-        </w:rPr>
-        <w:t xml:space="preserve">Conroy, D. E., Yang, C.-H., &amp; Maher, J. P. (2014). Behavior change techniques in top-ranked mobile apps for physical activity. </w:t>
-      </w:r>
-      <w:r>
-        <w:rPr>
-          <w:rFonts w:ascii="新細明體" w:eastAsia="新細明體" w:hAnsi="新細明體" w:cs="新細明體"/>
-          <w:i/>
-        </w:rPr>
-        <w:t>American Journal of Preventive Medicine, 46</w:t>
-      </w:r>
-      <w:r>
-        <w:rPr>
-          <w:rFonts w:ascii="新細明體" w:eastAsia="新細明體" w:hAnsi="新細明體" w:cs="新細明體"/>
-          <w:i w:val="0"/>
-        </w:rPr>
-        <w:t>(6), 649–652. https://doi.org/10.1016/j.amepre.2014.01.010</w:t>
-      </w:r>
-    </w:p>
-    <w:p>
-      <w:pPr>
-        <w:spacing w:after="80" w:line="360" w:lineRule="auto"/>
-        <w:ind w:left="720" w:hanging="720"/>
-        <w:jc w:val="both"/>
-      </w:pPr>
-      <w:r>
-        <w:rPr>
-          <w:rFonts w:ascii="新細明體" w:eastAsia="新細明體" w:hAnsi="新細明體" w:cs="新細明體"/>
-          <w:i w:val="0"/>
-        </w:rPr>
-        <w:t xml:space="preserve">Dedhia, U., Bhoir, P., Ranka, P., &amp; Kanani, P. (2023). Pose estimation and virtual gym assistant using MediaPipe and machine learning. In </w:t>
-      </w:r>
-      <w:r>
-        <w:rPr>
-          <w:rFonts w:ascii="新細明體" w:eastAsia="新細明體" w:hAnsi="新細明體" w:cs="新細明體"/>
-          <w:i/>
-        </w:rPr>
-        <w:t>2023 International Conference on Network, Multimedia and Information Technology (NMITCON)</w:t>
-      </w:r>
-      <w:r>
-        <w:rPr>
-          <w:rFonts w:ascii="新細明體" w:eastAsia="新細明體" w:hAnsi="新細明體" w:cs="新細明體"/>
-          <w:i w:val="0"/>
-        </w:rPr>
-        <w:t xml:space="preserve"> (pp. 1–7). IEEE. https://doi.org/10.1109/NMITCON58196.2023.10275938</w:t>
-      </w:r>
-    </w:p>
-    <w:p>
-      <w:pPr>
-        <w:spacing w:after="80" w:line="360" w:lineRule="auto"/>
-        <w:ind w:left="720" w:hanging="720"/>
-        <w:jc w:val="both"/>
-      </w:pPr>
-      <w:r>
-        <w:rPr>
-          <w:rFonts w:ascii="新細明體" w:eastAsia="新細明體" w:hAnsi="新細明體" w:cs="新細明體"/>
-          <w:i w:val="0"/>
-        </w:rPr>
-        <w:t xml:space="preserve">Direito, A., Pfaeffli Dale, L., Shields, E., Dobson, R., Whittaker, R., &amp; Maddison, R. (2014). Do physical activity and dietary smartphone applications incorporate evidence-based behaviour change techniques? </w:t>
-      </w:r>
-      <w:r>
-        <w:rPr>
-          <w:rFonts w:ascii="新細明體" w:eastAsia="新細明體" w:hAnsi="新細明體" w:cs="新細明體"/>
-          <w:i/>
-        </w:rPr>
-        <w:t>BMC Public Health, 14</w:t>
-      </w:r>
-      <w:r>
-        <w:rPr>
-          <w:rFonts w:ascii="新細明體" w:eastAsia="新細明體" w:hAnsi="新細明體" w:cs="新細明體"/>
-          <w:i w:val="0"/>
-        </w:rPr>
-        <w:t>, Article 646. https://doi.org/10.1186/1471-2458-14-646</w:t>
-      </w:r>
-    </w:p>
-    <w:p>
-      <w:pPr>
-        <w:spacing w:after="80" w:line="360" w:lineRule="auto"/>
-        <w:ind w:left="720" w:hanging="720"/>
-        <w:jc w:val="both"/>
-      </w:pPr>
-      <w:r>
-        <w:rPr>
-          <w:rFonts w:ascii="新細明體" w:eastAsia="新細明體" w:hAnsi="新細明體" w:cs="新細明體"/>
-          <w:i w:val="0"/>
-        </w:rPr>
-        <w:t xml:space="preserve">Hamari, J., Koivisto, J., &amp; Sarsa, H. (2014). Does gamification work? — A literature review of empirical studies on gamification. In </w:t>
-      </w:r>
-      <w:r>
-        <w:rPr>
-          <w:rFonts w:ascii="新細明體" w:eastAsia="新細明體" w:hAnsi="新細明體" w:cs="新細明體"/>
-          <w:i/>
-        </w:rPr>
-        <w:t>2014 47th Hawaii International Conference on System Sciences</w:t>
-      </w:r>
-      <w:r>
-        <w:rPr>
-          <w:rFonts w:ascii="新細明體" w:eastAsia="新細明體" w:hAnsi="新細明體" w:cs="新細明體"/>
-          <w:i w:val="0"/>
-        </w:rPr>
-        <w:t xml:space="preserve"> (pp. 3025–3034). IEEE. https://doi.org/10.1109/HICSS.2014.377</w:t>
-      </w:r>
-    </w:p>
-    <w:p>
-      <w:pPr>
-        <w:spacing w:after="80" w:line="360" w:lineRule="auto"/>
-        <w:ind w:left="720" w:hanging="720"/>
-        <w:jc w:val="both"/>
-      </w:pPr>
-      <w:r>
-        <w:rPr>
-          <w:rFonts w:ascii="新細明體" w:eastAsia="新細明體" w:hAnsi="新細明體" w:cs="新細明體"/>
-          <w:i w:val="0"/>
-        </w:rPr>
-        <w:t xml:space="preserve">Jaiswal, A., Chauhan, G., &amp; Srivastava, N. (2023). Using learnable physics for real-time exercise form recommendations. In </w:t>
-      </w:r>
-      <w:r>
-        <w:rPr>
-          <w:rFonts w:ascii="新細明體" w:eastAsia="新細明體" w:hAnsi="新細明體" w:cs="新細明體"/>
-          <w:i/>
-        </w:rPr>
-        <w:t>Proceedings of the 17th ACM Conference on Recommender Systems</w:t>
-      </w:r>
-      <w:r>
-        <w:rPr>
-          <w:rFonts w:ascii="新細明體" w:eastAsia="新細明體" w:hAnsi="新細明體" w:cs="新細明體"/>
-          <w:i w:val="0"/>
-        </w:rPr>
-        <w:t xml:space="preserve"> (pp. 688–695). Association for Computing Machinery. https://doi.org/10.1145/3604915.3608816</w:t>
-      </w:r>
-    </w:p>
-    <w:p>
-      <w:pPr>
-        <w:spacing w:after="80" w:line="360" w:lineRule="auto"/>
-        <w:ind w:left="720" w:hanging="720"/>
-        <w:jc w:val="both"/>
-      </w:pPr>
-      <w:r>
-        <w:rPr>
-          <w:rFonts w:ascii="新細明體" w:eastAsia="新細明體" w:hAnsi="新細明體" w:cs="新細明體"/>
-          <w:i w:val="0"/>
-        </w:rPr>
-        <w:t xml:space="preserve">Johnson, D., Deterding, S., Kuhn, K.-A., Staneva, A., Stoyanov, S., &amp; Hides, L. (2016). Gamification for health and wellbeing: A systematic review of the literature. </w:t>
-      </w:r>
-      <w:r>
-        <w:rPr>
-          <w:rFonts w:ascii="新細明體" w:eastAsia="新細明體" w:hAnsi="新細明體" w:cs="新細明體"/>
-          <w:i/>
-        </w:rPr>
-        <w:t>Internet Interventions, 6</w:t>
-      </w:r>
-      <w:r>
-        <w:rPr>
-          <w:rFonts w:ascii="新細明體" w:eastAsia="新細明體" w:hAnsi="新細明體" w:cs="新細明體"/>
-          <w:i w:val="0"/>
-        </w:rPr>
-        <w:t>, 89–106. https://doi.org/10.1016/j.invent.2016.10.002</w:t>
-      </w:r>
-    </w:p>
-    <w:p>
-      <w:pPr>
-        <w:spacing w:after="80" w:line="360" w:lineRule="auto"/>
-        <w:ind w:left="720" w:hanging="720"/>
-        <w:jc w:val="both"/>
-      </w:pPr>
-      <w:r>
-        <w:rPr>
-          <w:rFonts w:ascii="新細明體" w:eastAsia="新細明體" w:hAnsi="新細明體" w:cs="新細明體"/>
-          <w:i w:val="0"/>
-        </w:rPr>
-        <w:t xml:space="preserve">Kercher, V. M., Kercher, K., Levy, P., Bennion, T., Alexander, C., Amaral, P. C., Batrakoulis, A., Chávez, L. F. J. G., Cortés-Almanzar, P., Haro, J. L., Zavalza, A. R. P., Rodríguez, L. E. A., Franco, S., Santos-Rocha, R., Ramalho, F., Simões, V., Vieira, I., Ramos, L., Veiga, O. L., ... Romero-Caballero, A. (2023). 2023 fitness trends from around the globe. </w:t>
-      </w:r>
-      <w:r>
-        <w:rPr>
-          <w:rFonts w:ascii="新細明體" w:eastAsia="新細明體" w:hAnsi="新細明體" w:cs="新細明體"/>
-          <w:i/>
-        </w:rPr>
-        <w:t>ACSM's Health &amp; Fitness Journal, 27</w:t>
-      </w:r>
-      <w:r>
-        <w:rPr>
-          <w:rFonts w:ascii="新細明體" w:eastAsia="新細明體" w:hAnsi="新細明體" w:cs="新細明體"/>
-          <w:i w:val="0"/>
-        </w:rPr>
-        <w:t>(1), 19–30. https://doi.org/10.1249/FIT.0000000000000836</w:t>
-      </w:r>
-    </w:p>
-    <w:p>
-      <w:pPr>
-        <w:spacing w:after="80" w:line="360" w:lineRule="auto"/>
-        <w:ind w:left="720" w:hanging="720"/>
-        <w:jc w:val="both"/>
-      </w:pPr>
-      <w:r>
-        <w:rPr>
-          <w:rFonts w:ascii="新細明體" w:eastAsia="新細明體" w:hAnsi="新細明體" w:cs="新細明體"/>
-          <w:i w:val="0"/>
-        </w:rPr>
-        <w:t xml:space="preserve">Kerr, Z. Y., Collins, C. L., &amp; Comstock, R. D. (2010). Epidemiology of weight training-related injuries presenting to United States emergency departments, 1990 to 2007. </w:t>
-      </w:r>
-      <w:r>
-        <w:rPr>
-          <w:rFonts w:ascii="新細明體" w:eastAsia="新細明體" w:hAnsi="新細明體" w:cs="新細明體"/>
-          <w:i/>
-        </w:rPr>
-        <w:t>The American Journal of Sports Medicine, 38</w:t>
-      </w:r>
-      <w:r>
-        <w:rPr>
-          <w:rFonts w:ascii="新細明體" w:eastAsia="新細明體" w:hAnsi="新細明體" w:cs="新細明體"/>
-          <w:i w:val="0"/>
-        </w:rPr>
-        <w:t>(4), 765–771. https://doi.org/10.1177/0363546509351560</w:t>
-      </w:r>
-    </w:p>
-    <w:p>
-      <w:pPr>
-        <w:spacing w:after="80" w:line="360" w:lineRule="auto"/>
-        <w:ind w:left="720" w:hanging="720"/>
-        <w:jc w:val="both"/>
-      </w:pPr>
-      <w:r>
-        <w:rPr>
-          <w:rFonts w:ascii="新細明體" w:eastAsia="新細明體" w:hAnsi="新細明體" w:cs="新細明體"/>
-          <w:i w:val="0"/>
-        </w:rPr>
-        <w:t xml:space="preserve">Kwon, Y., &amp; Kim, D. (2022). Real-time workout posture correction using OpenCV and MediaPipe. </w:t>
-      </w:r>
-      <w:r>
-        <w:rPr>
-          <w:rFonts w:ascii="新細明體" w:eastAsia="新細明體" w:hAnsi="新細明體" w:cs="新細明體"/>
-          <w:i/>
-        </w:rPr>
-        <w:t>The Journal of Korean Institute of Information Technology, 20</w:t>
-      </w:r>
-      <w:r>
-        <w:rPr>
-          <w:rFonts w:ascii="新細明體" w:eastAsia="新細明體" w:hAnsi="新細明體" w:cs="新細明體"/>
-          <w:i w:val="0"/>
-        </w:rPr>
-        <w:t>(1), 199–208. https://doi.org/10.14801/jkiit.2022.20.1.199</w:t>
-      </w:r>
-    </w:p>
-    <w:p>
-      <w:pPr>
-        <w:spacing w:after="80" w:line="360" w:lineRule="auto"/>
-        <w:ind w:left="720" w:hanging="720"/>
-        <w:jc w:val="both"/>
-      </w:pPr>
-      <w:r>
-        <w:rPr>
-          <w:rFonts w:ascii="新細明體" w:eastAsia="新細明體" w:hAnsi="新細明體" w:cs="新細明體"/>
-          <w:i w:val="0"/>
-        </w:rPr>
-        <w:t xml:space="preserve">Lally, P., van Jaarsveld, C. H. M., Potts, H. W. W., &amp; Wardle, J. (2010). How are habits formed: Modelling habit formation in the real world. </w:t>
-      </w:r>
-      <w:r>
-        <w:rPr>
-          <w:rFonts w:ascii="新細明體" w:eastAsia="新細明體" w:hAnsi="新細明體" w:cs="新細明體"/>
-          <w:i/>
-        </w:rPr>
-        <w:t>European Journal of Social Psychology, 40</w:t>
-      </w:r>
-      <w:r>
-        <w:rPr>
-          <w:rFonts w:ascii="新細明體" w:eastAsia="新細明體" w:hAnsi="新細明體" w:cs="新細明體"/>
-          <w:i w:val="0"/>
-        </w:rPr>
-        <w:t>(6), 998–1009. https://doi.org/10.1002/ejsp.674</w:t>
-      </w:r>
-    </w:p>
-    <w:p>
-      <w:pPr>
-        <w:spacing w:after="80" w:line="360" w:lineRule="auto"/>
-        <w:ind w:left="720" w:hanging="720"/>
-        <w:jc w:val="both"/>
-      </w:pPr>
-      <w:r>
-        <w:rPr>
-          <w:rFonts w:ascii="新細明體" w:eastAsia="新細明體" w:hAnsi="新細明體" w:cs="新細明體"/>
-          <w:i w:val="0"/>
-        </w:rPr>
-        <w:t xml:space="preserve">Locke, E. A., &amp; Latham, G. P. (2002). Building a practically useful theory of goal setting and task motivation: A 35-year odyssey. </w:t>
-      </w:r>
-      <w:r>
-        <w:rPr>
-          <w:rFonts w:ascii="新細明體" w:eastAsia="新細明體" w:hAnsi="新細明體" w:cs="新細明體"/>
-          <w:i/>
-        </w:rPr>
-        <w:t>American Psychologist, 57</w:t>
-      </w:r>
-      <w:r>
-        <w:rPr>
-          <w:rFonts w:ascii="新細明體" w:eastAsia="新細明體" w:hAnsi="新細明體" w:cs="新細明體"/>
-          <w:i w:val="0"/>
-        </w:rPr>
-        <w:t>(9), 705–717. https://doi.org/10.1037/0003-066X.57.9.705</w:t>
-      </w:r>
-    </w:p>
-    <w:p>
-      <w:pPr>
-        <w:spacing w:after="80" w:line="360" w:lineRule="auto"/>
-        <w:ind w:left="720" w:hanging="720"/>
-        <w:jc w:val="both"/>
-      </w:pPr>
-      <w:r>
-        <w:rPr>
-          <w:rFonts w:ascii="新細明體" w:eastAsia="新細明體" w:hAnsi="新細明體" w:cs="新細明體"/>
-          <w:i w:val="0"/>
-        </w:rPr>
-        <w:t xml:space="preserve">Lugaresi, C., Tang, J., Nash, H., McClanahan, C., Uboweja, E., Hays, M., Zhang, F., Chang, C.-L., Yong, M. G., Lee, J., Chang, W.-T., Hua, W., Georg, M., &amp; Grundmann, M. (2019). </w:t>
-      </w:r>
-      <w:r>
-        <w:rPr>
-          <w:rFonts w:ascii="新細明體" w:eastAsia="新細明體" w:hAnsi="新細明體" w:cs="新細明體"/>
-          <w:i/>
-        </w:rPr>
-        <w:t>MediaPipe: A framework for building perception pipelines</w:t>
-      </w:r>
-      <w:r>
-        <w:rPr>
-          <w:rFonts w:ascii="新細明體" w:eastAsia="新細明體" w:hAnsi="新細明體" w:cs="新細明體"/>
-          <w:i w:val="0"/>
-        </w:rPr>
-        <w:t xml:space="preserve"> (arXiv:1906.08172). arXiv. https://doi.org/10.48550/arXiv.1906.08172</w:t>
-      </w:r>
-    </w:p>
-    <w:p>
-      <w:pPr>
-        <w:spacing w:after="80" w:line="360" w:lineRule="auto"/>
-        <w:ind w:left="720" w:hanging="720"/>
-        <w:jc w:val="both"/>
-      </w:pPr>
-      <w:r>
-        <w:rPr>
-          <w:rFonts w:ascii="新細明體" w:eastAsia="新細明體" w:hAnsi="新細明體" w:cs="新細明體"/>
-          <w:i w:val="0"/>
-        </w:rPr>
-        <w:t xml:space="preserve">Michie, S., Abraham, C., Whittington, C., McAteer, J., &amp; Gupta, S. (2009). Effective techniques in healthy eating and physical activity interventions: A meta-regression. </w:t>
-      </w:r>
-      <w:r>
-        <w:rPr>
-          <w:rFonts w:ascii="新細明體" w:eastAsia="新細明體" w:hAnsi="新細明體" w:cs="新細明體"/>
-          <w:i/>
-        </w:rPr>
-        <w:t>Health Psychology, 28</w:t>
-      </w:r>
-      <w:r>
-        <w:rPr>
-          <w:rFonts w:ascii="新細明體" w:eastAsia="新細明體" w:hAnsi="新細明體" w:cs="新細明體"/>
-          <w:i w:val="0"/>
-        </w:rPr>
-        <w:t>(6), 690–701. https://doi.org/10.1037/a0016136</w:t>
-      </w:r>
-    </w:p>
-    <w:p>
-      <w:pPr>
-        <w:spacing w:after="80" w:line="360" w:lineRule="auto"/>
-        <w:ind w:left="720" w:hanging="720"/>
-        <w:jc w:val="both"/>
-      </w:pPr>
-      <w:r>
-        <w:rPr>
-          <w:rFonts w:ascii="新細明體" w:eastAsia="新細明體" w:hAnsi="新細明體" w:cs="新細明體"/>
-          <w:i w:val="0"/>
-        </w:rPr>
-        <w:t xml:space="preserve">Myer, G. D., Kushner, A. M., Brent, J. L., Schoenfeld, B. J., Hugentobler, J., Lloyd, R. S., Vermeil, A., Chu, D. A., Harbin, J., &amp; McGill, S. M. (2014). The back squat: A proposed assessment of functional deficits and technical factors that limit performance. </w:t>
-      </w:r>
-      <w:r>
-        <w:rPr>
-          <w:rFonts w:ascii="新細明體" w:eastAsia="新細明體" w:hAnsi="新細明體" w:cs="新細明體"/>
-          <w:i/>
-        </w:rPr>
-        <w:t>Strength and Conditioning Journal, 36</w:t>
-      </w:r>
-      <w:r>
-        <w:rPr>
-          <w:rFonts w:ascii="新細明體" w:eastAsia="新細明體" w:hAnsi="新細明體" w:cs="新細明體"/>
-          <w:i w:val="0"/>
-        </w:rPr>
-        <w:t>(6), 4–27. https://doi.org/10.1519/SSC.0000000000000103</w:t>
-      </w:r>
-    </w:p>
-    <w:p>
-      <w:pPr>
-        <w:spacing w:after="80" w:line="360" w:lineRule="auto"/>
-        <w:ind w:left="720" w:hanging="720"/>
-        <w:jc w:val="both"/>
-      </w:pPr>
-      <w:r>
-        <w:rPr>
-          <w:rFonts w:ascii="新細明體" w:eastAsia="新細明體" w:hAnsi="新細明體" w:cs="新細明體"/>
-          <w:i w:val="0"/>
-        </w:rPr>
-        <w:t xml:space="preserve">Ryan, R. M., &amp; Deci, E. L. (2000). Self-determination theory and the facilitation of intrinsic motivation, social development, and well-being. </w:t>
-      </w:r>
-      <w:r>
-        <w:rPr>
-          <w:rFonts w:ascii="新細明體" w:eastAsia="新細明體" w:hAnsi="新細明體" w:cs="新細明體"/>
-          <w:i/>
-        </w:rPr>
-        <w:t>American Psychologist, 55</w:t>
-      </w:r>
-      <w:r>
-        <w:rPr>
-          <w:rFonts w:ascii="新細明體" w:eastAsia="新細明體" w:hAnsi="新細明體" w:cs="新細明體"/>
-          <w:i w:val="0"/>
-        </w:rPr>
-        <w:t>(1), 68–78. https://doi.org/10.1037/0003-066X.55.1.68</w:t>
-      </w:r>
-    </w:p>
-    <w:p>
-      <w:pPr>
-        <w:spacing w:after="80" w:line="360" w:lineRule="auto"/>
-        <w:ind w:left="720" w:hanging="720"/>
-        <w:jc w:val="both"/>
-      </w:pPr>
-      <w:r>
-        <w:rPr>
-          <w:rFonts w:ascii="新細明體" w:eastAsia="新細明體" w:hAnsi="新細明體" w:cs="新細明體"/>
-          <w:i w:val="0"/>
-        </w:rPr>
-        <w:t xml:space="preserve">Saeb, S., Körding, K., &amp; Mohr, D. C. (2015). Making activity recognition robust against deceptive behavior. </w:t>
-      </w:r>
-      <w:r>
-        <w:rPr>
-          <w:rFonts w:ascii="新細明體" w:eastAsia="新細明體" w:hAnsi="新細明體" w:cs="新細明體"/>
-          <w:i/>
-        </w:rPr>
-        <w:t>PLOS ONE, 10</w:t>
-      </w:r>
-      <w:r>
-        <w:rPr>
-          <w:rFonts w:ascii="新細明體" w:eastAsia="新細明體" w:hAnsi="新細明體" w:cs="新細明體"/>
-          <w:i w:val="0"/>
-        </w:rPr>
-        <w:t>(12), Article e0144795. https://doi.org/10.1371/journal.pone.0144795</w:t>
-      </w:r>
-    </w:p>
-    <w:p>
-      <w:pPr>
-        <w:spacing w:after="80" w:line="360" w:lineRule="auto"/>
-        <w:ind w:left="720" w:hanging="720"/>
-        <w:jc w:val="both"/>
-      </w:pPr>
-      <w:r>
-        <w:rPr>
-          <w:rFonts w:ascii="新細明體" w:eastAsia="新細明體" w:hAnsi="新細明體" w:cs="新細明體"/>
-          <w:i w:val="0"/>
-        </w:rPr>
-        <w:t xml:space="preserve">Sardi, L., Idri, A., &amp; Fernández-Alemán, J. L. (2017). A systematic review of gamification in e-Health. </w:t>
-      </w:r>
-      <w:r>
-        <w:rPr>
-          <w:rFonts w:ascii="新細明體" w:eastAsia="新細明體" w:hAnsi="新細明體" w:cs="新細明體"/>
-          <w:i/>
-        </w:rPr>
-        <w:t>Journal of Biomedical Informatics, 71</w:t>
-      </w:r>
-      <w:r>
-        <w:rPr>
-          <w:rFonts w:ascii="新細明體" w:eastAsia="新細明體" w:hAnsi="新細明體" w:cs="新細明體"/>
-          <w:i w:val="0"/>
-        </w:rPr>
-        <w:t>, 31–48. https://doi.org/10.1016/j.jbi.2017.05.011</w:t>
-      </w:r>
-    </w:p>
-    <w:p>
-      <w:pPr>
-        <w:spacing w:after="80" w:line="360" w:lineRule="auto"/>
-        <w:ind w:left="720" w:hanging="720"/>
-        <w:jc w:val="both"/>
-      </w:pPr>
-      <w:r>
-        <w:rPr>
-          <w:rFonts w:ascii="新細明體" w:eastAsia="新細明體" w:hAnsi="新細明體" w:cs="新細明體"/>
-          <w:i w:val="0"/>
-        </w:rPr>
-        <w:t xml:space="preserve">Sperandei, S., Vieira, M. C., &amp; Reis, A. C. (2016). Adherence to physical activity in an unsupervised setting: Explanatory variables for high attrition rates among fitness center members. </w:t>
-      </w:r>
-      <w:r>
-        <w:rPr>
-          <w:rFonts w:ascii="新細明體" w:eastAsia="新細明體" w:hAnsi="新細明體" w:cs="新細明體"/>
-          <w:i/>
-        </w:rPr>
-        <w:t>Journal of Science and Medicine in Sport, 19</w:t>
-      </w:r>
-      <w:r>
-        <w:rPr>
-          <w:rFonts w:ascii="新細明體" w:eastAsia="新細明體" w:hAnsi="新細明體" w:cs="新細明體"/>
-          <w:i w:val="0"/>
-        </w:rPr>
-        <w:t>(11), 916–920. https://doi.org/10.1016/j.jsams.2015.12.522</w:t>
-      </w:r>
-    </w:p>
-    <w:p>
-      <w:pPr>
-        <w:spacing w:after="80" w:line="360" w:lineRule="auto"/>
-        <w:ind w:left="720" w:hanging="720"/>
-        <w:jc w:val="both"/>
-      </w:pPr>
-      <w:r>
-        <w:rPr>
-          <w:rFonts w:ascii="新細明體" w:eastAsia="新細明體" w:hAnsi="新細明體" w:cs="新細明體"/>
-          <w:i w:val="0"/>
-        </w:rPr>
-        <w:t xml:space="preserve">Strain, T., Flaxman, S., Guthold, R., Semenova, E., Cowan, M., Riley, L. M., Bull, F. C., &amp; Stevens, G. A. (2024). National, regional, and global trends in insufficient physical activity among adults from 2000 to 2022: A pooled analysis of 507 population-based surveys with 5.7 million participants. </w:t>
-      </w:r>
-      <w:r>
-        <w:rPr>
-          <w:rFonts w:ascii="新細明體" w:eastAsia="新細明體" w:hAnsi="新細明體" w:cs="新細明體"/>
-          <w:i/>
-        </w:rPr>
-        <w:t>The Lancet Global Health, 12</w:t>
-      </w:r>
-      <w:r>
-        <w:rPr>
-          <w:rFonts w:ascii="新細明體" w:eastAsia="新細明體" w:hAnsi="新細明體" w:cs="新細明體"/>
-          <w:i w:val="0"/>
-        </w:rPr>
-        <w:t>(8), e1232–e1243. https://doi.org/10.1016/S2214-109X(24)00150-5</w:t>
-      </w:r>
-    </w:p>
-    <w:p>
-      <w:pPr>
-        <w:spacing w:after="80" w:line="360" w:lineRule="auto"/>
-        <w:ind w:left="720" w:hanging="720"/>
-        <w:jc w:val="both"/>
-      </w:pPr>
-      <w:r>
-        <w:rPr>
-          <w:rFonts w:ascii="新細明體" w:eastAsia="新細明體" w:hAnsi="新細明體" w:cs="新細明體"/>
-          <w:i w:val="0"/>
-        </w:rPr>
-        <w:t xml:space="preserve">United Nations Department of Economic and Social Affairs. (n.d.). </w:t>
-      </w:r>
-      <w:r>
-        <w:rPr>
-          <w:rFonts w:ascii="新細明體" w:eastAsia="新細明體" w:hAnsi="新細明體" w:cs="新細明體"/>
-          <w:i/>
-        </w:rPr>
-        <w:t>Goal 3: Ensure healthy lives and promote well-being for all at all ages</w:t>
-      </w:r>
-      <w:r>
-        <w:rPr>
-          <w:rFonts w:ascii="新細明體" w:eastAsia="新細明體" w:hAnsi="新細明體" w:cs="新細明體"/>
-          <w:i w:val="0"/>
-        </w:rPr>
-        <w:t>. Retrieved August 19, 2026, from https://sdgs.un.org/goals/goal3</w:t>
-      </w:r>
-    </w:p>
-    <w:p>
-      <w:pPr>
-        <w:spacing w:after="80" w:line="360" w:lineRule="auto"/>
-        <w:ind w:left="720" w:hanging="720"/>
-        <w:jc w:val="both"/>
-      </w:pPr>
-      <w:r>
-        <w:rPr>
-          <w:rFonts w:ascii="新細明體" w:eastAsia="新細明體" w:hAnsi="新細明體" w:cs="新細明體"/>
-          <w:i w:val="0"/>
-        </w:rPr>
-        <w:t xml:space="preserve">World Health Organization. (2020). </w:t>
-      </w:r>
-      <w:r>
-        <w:rPr>
-          <w:rFonts w:ascii="新細明體" w:eastAsia="新細明體" w:hAnsi="新細明體" w:cs="新細明體"/>
-          <w:i/>
-        </w:rPr>
-        <w:t>WHO guidelines on physical activity and sedentary behaviour</w:t>
-      </w:r>
-      <w:r>
-        <w:rPr>
-          <w:rFonts w:ascii="新細明體" w:eastAsia="新細明體" w:hAnsi="新細明體" w:cs="新細明體"/>
-          <w:i w:val="0"/>
-        </w:rPr>
-        <w:t>. https://www.who.int/publications/i/item/9789240015128</w:t>
-      </w:r>
-    </w:p>
     <w:p>
       <w:pPr>
         <w:spacing w:after="200" w:line="360" w:lineRule="auto"/>
@@ -3044,191 +2355,6 @@
         </w:tc>
       </w:tr>
     </w:tbl>
-    <w:p>
-      <w:pPr>
-        <w:pStyle w:val="1"/>
-        <w:spacing w:before="360" w:after="200" w:line="360" w:lineRule="auto"/>
-      </w:pPr>
-      <w:r>
-        <w:rPr>
-          <w:rFonts w:ascii="標楷體" w:eastAsia="標楷體" w:hAnsi="標楷體" w:cs="標楷體"/>
-          <w:b/>
-          <w:bCs/>
-          <w:i w:val="0"/>
-          <w:sz w:val="28"/>
-          <w:szCs w:val="32"/>
-        </w:rPr>
-        <w:t>本章引用文獻（APA 第 7 版，請併入第十章「參考文獻」，不計入本章頁數）</w:t>
-      </w:r>
-    </w:p>
-    <w:p>
-      <w:pPr>
-        <w:spacing w:after="80" w:line="360" w:lineRule="auto"/>
-        <w:ind w:left="720" w:hanging="720"/>
-        <w:jc w:val="both"/>
-      </w:pPr>
-      <w:r>
-        <w:rPr>
-          <w:rFonts w:ascii="新細明體" w:eastAsia="新細明體" w:hAnsi="新細明體" w:cs="新細明體"/>
-          <w:i w:val="0"/>
-        </w:rPr>
-        <w:t xml:space="preserve">Bazarevsky, V., Grishchenko, I., Raveendran, K., Zhu, T., Zhang, F., &amp; Grundmann, M. (2020). </w:t>
-      </w:r>
-      <w:r>
-        <w:rPr>
-          <w:rFonts w:ascii="新細明體" w:eastAsia="新細明體" w:hAnsi="新細明體" w:cs="新細明體"/>
-          <w:i/>
-        </w:rPr>
-        <w:t>BlazePose: On-device real-time body pose tracking</w:t>
-      </w:r>
-      <w:r>
-        <w:rPr>
-          <w:rFonts w:ascii="新細明體" w:eastAsia="新細明體" w:hAnsi="新細明體" w:cs="新細明體"/>
-          <w:i w:val="0"/>
-        </w:rPr>
-        <w:t xml:space="preserve"> (arXiv:2006.10204). arXiv. https://doi.org/10.48550/arXiv.2006.10204</w:t>
-      </w:r>
-    </w:p>
-    <w:p>
-      <w:pPr>
-        <w:spacing w:after="80" w:line="360" w:lineRule="auto"/>
-        <w:ind w:left="720" w:hanging="720"/>
-        <w:jc w:val="both"/>
-      </w:pPr>
-      <w:r>
-        <w:rPr>
-          <w:rFonts w:ascii="新細明體" w:eastAsia="新細明體" w:hAnsi="新細明體" w:cs="新細明體"/>
-          <w:i w:val="0"/>
-        </w:rPr>
-        <w:t xml:space="preserve">Casiez, G., Roussel, N., &amp; Vogel, D. (2012). 1 € filter: A simple speed-based low-pass filter for noisy input in interactive systems. In </w:t>
-      </w:r>
-      <w:r>
-        <w:rPr>
-          <w:rFonts w:ascii="新細明體" w:eastAsia="新細明體" w:hAnsi="新細明體" w:cs="新細明體"/>
-          <w:i/>
-        </w:rPr>
-        <w:t>Proceedings of the SIGCHI Conference on Human Factors in Computing Systems</w:t>
-      </w:r>
-      <w:r>
-        <w:rPr>
-          <w:rFonts w:ascii="新細明體" w:eastAsia="新細明體" w:hAnsi="新細明體" w:cs="新細明體"/>
-          <w:i w:val="0"/>
-        </w:rPr>
-        <w:t xml:space="preserve"> (pp. 2527–2530). Association for Computing Machinery. https://doi.org/10.1145/2207676.2208639</w:t>
-      </w:r>
-    </w:p>
-    <w:p>
-      <w:pPr>
-        <w:spacing w:after="80" w:line="360" w:lineRule="auto"/>
-        <w:ind w:left="720" w:hanging="720"/>
-        <w:jc w:val="both"/>
-      </w:pPr>
-      <w:r>
-        <w:rPr>
-          <w:rFonts w:ascii="新細明體" w:eastAsia="新細明體" w:hAnsi="新細明體" w:cs="新細明體"/>
-          <w:i w:val="0"/>
-        </w:rPr>
-        <w:t xml:space="preserve">Escamilla, R. F. (2001). Knee biomechanics of the dynamic squat exercise. </w:t>
-      </w:r>
-      <w:r>
-        <w:rPr>
-          <w:rFonts w:ascii="新細明體" w:eastAsia="新細明體" w:hAnsi="新細明體" w:cs="新細明體"/>
-          <w:i/>
-        </w:rPr>
-        <w:t>Medicine &amp; Science in Sports &amp; Exercise, 33</w:t>
-      </w:r>
-      <w:r>
-        <w:rPr>
-          <w:rFonts w:ascii="新細明體" w:eastAsia="新細明體" w:hAnsi="新細明體" w:cs="新細明體"/>
-          <w:i w:val="0"/>
-        </w:rPr>
-        <w:t>(1), 127–141. https://doi.org/10.1097/00005768-200101000-00020</w:t>
-      </w:r>
-    </w:p>
-    <w:p>
-      <w:pPr>
-        <w:spacing w:after="80" w:line="360" w:lineRule="auto"/>
-        <w:ind w:left="720" w:hanging="720"/>
-        <w:jc w:val="both"/>
-      </w:pPr>
-      <w:r>
-        <w:rPr>
-          <w:rFonts w:ascii="新細明體" w:eastAsia="新細明體" w:hAnsi="新細明體" w:cs="新細明體"/>
-          <w:i w:val="0"/>
-        </w:rPr>
-        <w:t xml:space="preserve">Jaiswal, A., Chauhan, G., &amp; Srivastava, N. (2023). Using learnable physics for real-time exercise form recommendations. In </w:t>
-      </w:r>
-      <w:r>
-        <w:rPr>
-          <w:rFonts w:ascii="新細明體" w:eastAsia="新細明體" w:hAnsi="新細明體" w:cs="新細明體"/>
-          <w:i/>
-        </w:rPr>
-        <w:t>Proceedings of the 17th ACM Conference on Recommender Systems</w:t>
-      </w:r>
-      <w:r>
-        <w:rPr>
-          <w:rFonts w:ascii="新細明體" w:eastAsia="新細明體" w:hAnsi="新細明體" w:cs="新細明體"/>
-          <w:i w:val="0"/>
-        </w:rPr>
-        <w:t xml:space="preserve"> (pp. 688–695). Association for Computing Machinery. https://doi.org/10.1145/3604915.3608816</w:t>
-      </w:r>
-    </w:p>
-    <w:p>
-      <w:pPr>
-        <w:spacing w:after="80" w:line="360" w:lineRule="auto"/>
-        <w:ind w:left="720" w:hanging="720"/>
-        <w:jc w:val="both"/>
-      </w:pPr>
-      <w:r>
-        <w:rPr>
-          <w:rFonts w:ascii="新細明體" w:eastAsia="新細明體" w:hAnsi="新細明體" w:cs="新細明體"/>
-          <w:i w:val="0"/>
-        </w:rPr>
-        <w:t xml:space="preserve">Lugaresi, C., Tang, J., Nash, H., McClanahan, C., Uboweja, E., Hays, M., Zhang, F., Chang, C.-L., Yong, M. G., Lee, J., Chang, W.-T., Hua, W., Georg, M., &amp; Grundmann, M. (2019). </w:t>
-      </w:r>
-      <w:r>
-        <w:rPr>
-          <w:rFonts w:ascii="新細明體" w:eastAsia="新細明體" w:hAnsi="新細明體" w:cs="新細明體"/>
-          <w:i/>
-        </w:rPr>
-        <w:t>MediaPipe: A framework for building perception pipelines</w:t>
-      </w:r>
-      <w:r>
-        <w:rPr>
-          <w:rFonts w:ascii="新細明體" w:eastAsia="新細明體" w:hAnsi="新細明體" w:cs="新細明體"/>
-          <w:i w:val="0"/>
-        </w:rPr>
-        <w:t xml:space="preserve"> (arXiv:1906.08172). arXiv. https://doi.org/10.48550/arXiv.1906.08172</w:t>
-      </w:r>
-    </w:p>
-    <w:p>
-      <w:pPr>
-        <w:spacing w:after="80" w:line="360" w:lineRule="auto"/>
-        <w:ind w:left="720" w:hanging="720"/>
-        <w:jc w:val="both"/>
-      </w:pPr>
-      <w:r>
-        <w:rPr>
-          <w:rFonts w:ascii="新細明體" w:eastAsia="新細明體" w:hAnsi="新細明體" w:cs="新細明體"/>
-          <w:i w:val="0"/>
-        </w:rPr>
-        <w:t xml:space="preserve">Schoenfeld, B. J. (2010). Squatting kinematics and kinetics and their application to exercise performance. </w:t>
-      </w:r>
-      <w:r>
-        <w:rPr>
-          <w:rFonts w:ascii="新細明體" w:eastAsia="新細明體" w:hAnsi="新細明體" w:cs="新細明體"/>
-          <w:i/>
-        </w:rPr>
-        <w:t>Journal of Strength and Conditioning Research, 24</w:t>
-      </w:r>
-      <w:r>
-        <w:rPr>
-          <w:rFonts w:ascii="新細明體" w:eastAsia="新細明體" w:hAnsi="新細明體" w:cs="新細明體"/>
-          <w:i w:val="0"/>
-        </w:rPr>
-        <w:t>(12), 3497–3506. https://doi.org/10.1519/JSC.0b013e3181bac2d7</w:t>
-      </w:r>
-    </w:p>
     <w:p>
       <w:pPr>
         <w:spacing w:after="200" w:line="360" w:lineRule="auto"/>
@@ -6691,191 +5817,6 @@
     </w:p>
     <w:p>
       <w:pPr>
-        <w:pStyle w:val="1"/>
-        <w:spacing w:before="360" w:after="200" w:line="360" w:lineRule="auto"/>
-      </w:pPr>
-      <w:r>
-        <w:rPr>
-          <w:rFonts w:ascii="標楷體" w:eastAsia="標楷體" w:hAnsi="標楷體" w:cs="標楷體"/>
-          <w:b/>
-          <w:bCs/>
-          <w:i w:val="0"/>
-          <w:sz w:val="28"/>
-          <w:szCs w:val="32"/>
-        </w:rPr>
-        <w:t>本章引用文獻（APA 第 7 版，請併入第十章「參考文獻」，不計入本章頁數）</w:t>
-      </w:r>
-    </w:p>
-    <w:p>
-      <w:pPr>
-        <w:spacing w:after="80" w:line="360" w:lineRule="auto"/>
-        <w:ind w:left="720" w:hanging="720"/>
-        <w:jc w:val="both"/>
-      </w:pPr>
-      <w:r>
-        <w:rPr>
-          <w:rFonts w:ascii="新細明體" w:eastAsia="新細明體" w:hAnsi="新細明體" w:cs="新細明體"/>
-          <w:i w:val="0"/>
-        </w:rPr>
-        <w:t xml:space="preserve">Conroy, D. E., Yang, C.-H., &amp; Maher, J. P. (2014). Behavior change techniques in top-ranked mobile apps for physical activity. </w:t>
-      </w:r>
-      <w:r>
-        <w:rPr>
-          <w:rFonts w:ascii="新細明體" w:eastAsia="新細明體" w:hAnsi="新細明體" w:cs="新細明體"/>
-          <w:i/>
-        </w:rPr>
-        <w:t>American Journal of Preventive Medicine, 46</w:t>
-      </w:r>
-      <w:r>
-        <w:rPr>
-          <w:rFonts w:ascii="新細明體" w:eastAsia="新細明體" w:hAnsi="新細明體" w:cs="新細明體"/>
-          <w:i w:val="0"/>
-        </w:rPr>
-        <w:t>(6), 649–652. https://doi.org/10.1016/j.amepre.2014.01.010</w:t>
-      </w:r>
-    </w:p>
-    <w:p>
-      <w:pPr>
-        <w:spacing w:after="80" w:line="360" w:lineRule="auto"/>
-        <w:ind w:left="720" w:hanging="720"/>
-        <w:jc w:val="both"/>
-      </w:pPr>
-      <w:r>
-        <w:rPr>
-          <w:rFonts w:ascii="新細明體" w:eastAsia="新細明體" w:hAnsi="新細明體" w:cs="新細明體"/>
-          <w:i w:val="0"/>
-        </w:rPr>
-        <w:t xml:space="preserve">Jaiswal, A., Chauhan, G., &amp; Srivastava, N. (2023). Using learnable physics for real-time exercise form recommendations. In </w:t>
-      </w:r>
-      <w:r>
-        <w:rPr>
-          <w:rFonts w:ascii="新細明體" w:eastAsia="新細明體" w:hAnsi="新細明體" w:cs="新細明體"/>
-          <w:i/>
-        </w:rPr>
-        <w:t>Proceedings of the 17th ACM Conference on Recommender Systems</w:t>
-      </w:r>
-      <w:r>
-        <w:rPr>
-          <w:rFonts w:ascii="新細明體" w:eastAsia="新細明體" w:hAnsi="新細明體" w:cs="新細明體"/>
-          <w:i w:val="0"/>
-        </w:rPr>
-        <w:t xml:space="preserve"> (pp. 688–695). Association for Computing Machinery. https://doi.org/10.1145/3604915.3608816</w:t>
-      </w:r>
-    </w:p>
-    <w:p>
-      <w:pPr>
-        <w:spacing w:after="80" w:line="360" w:lineRule="auto"/>
-        <w:ind w:left="720" w:hanging="720"/>
-        <w:jc w:val="both"/>
-      </w:pPr>
-      <w:r>
-        <w:rPr>
-          <w:rFonts w:ascii="新細明體" w:eastAsia="新細明體" w:hAnsi="新細明體" w:cs="新細明體"/>
-          <w:i w:val="0"/>
-        </w:rPr>
-        <w:t xml:space="preserve">Locke, E. A., &amp; Latham, G. P. (2002). Building a practically useful theory of goal setting and task motivation: A 35-year odyssey. </w:t>
-      </w:r>
-      <w:r>
-        <w:rPr>
-          <w:rFonts w:ascii="新細明體" w:eastAsia="新細明體" w:hAnsi="新細明體" w:cs="新細明體"/>
-          <w:i/>
-        </w:rPr>
-        <w:t>American Psychologist, 57</w:t>
-      </w:r>
-      <w:r>
-        <w:rPr>
-          <w:rFonts w:ascii="新細明體" w:eastAsia="新細明體" w:hAnsi="新細明體" w:cs="新細明體"/>
-          <w:i w:val="0"/>
-        </w:rPr>
-        <w:t>(9), 705–717. https://doi.org/10.1037/0003-066X.57.9.705</w:t>
-      </w:r>
-    </w:p>
-    <w:p>
-      <w:pPr>
-        <w:spacing w:after="80" w:line="360" w:lineRule="auto"/>
-        <w:ind w:left="720" w:hanging="720"/>
-        <w:jc w:val="both"/>
-      </w:pPr>
-      <w:r>
-        <w:rPr>
-          <w:rFonts w:ascii="新細明體" w:eastAsia="新細明體" w:hAnsi="新細明體" w:cs="新細明體"/>
-          <w:i w:val="0"/>
-        </w:rPr>
-        <w:t xml:space="preserve">Okabe, M., &amp; Ito, K. (2008). </w:t>
-      </w:r>
-      <w:r>
-        <w:rPr>
-          <w:rFonts w:ascii="新細明體" w:eastAsia="新細明體" w:hAnsi="新細明體" w:cs="新細明體"/>
-          <w:i/>
-        </w:rPr>
-        <w:t>Color universal design (CUD): How to make figures and presentations that are friendly to colorblind people</w:t>
-      </w:r>
-      <w:r>
-        <w:rPr>
-          <w:rFonts w:ascii="新細明體" w:eastAsia="新細明體" w:hAnsi="新細明體" w:cs="新細明體"/>
-          <w:i w:val="0"/>
-        </w:rPr>
-        <w:t>. Jikei Medical School / University of Tokyo.</w:t>
-      </w:r>
-    </w:p>
-    <w:p>
-      <w:pPr>
-        <w:spacing w:after="80" w:line="360" w:lineRule="auto"/>
-        <w:ind w:left="720" w:hanging="720"/>
-        <w:jc w:val="both"/>
-      </w:pPr>
-      <w:r>
-        <w:rPr>
-          <w:rFonts w:ascii="新細明體" w:eastAsia="新細明體" w:hAnsi="新細明體" w:cs="新細明體"/>
-          <w:i w:val="0"/>
-        </w:rPr>
-        <w:t xml:space="preserve">Ryan, R. M., &amp; Deci, E. L. (2000). Self-determination theory and the facilitation of intrinsic motivation, social development, and well-being. </w:t>
-      </w:r>
-      <w:r>
-        <w:rPr>
-          <w:rFonts w:ascii="新細明體" w:eastAsia="新細明體" w:hAnsi="新細明體" w:cs="新細明體"/>
-          <w:i/>
-        </w:rPr>
-        <w:t>American Psychologist, 55</w:t>
-      </w:r>
-      <w:r>
-        <w:rPr>
-          <w:rFonts w:ascii="新細明體" w:eastAsia="新細明體" w:hAnsi="新細明體" w:cs="新細明體"/>
-          <w:i w:val="0"/>
-        </w:rPr>
-        <w:t>(1), 68–78. https://doi.org/10.1037/0003-066X.55.1.68</w:t>
-      </w:r>
-    </w:p>
-    <w:p>
-      <w:pPr>
-        <w:spacing w:after="80" w:line="360" w:lineRule="auto"/>
-        <w:ind w:left="720" w:hanging="720"/>
-        <w:jc w:val="both"/>
-      </w:pPr>
-      <w:r>
-        <w:rPr>
-          <w:rFonts w:ascii="新細明體" w:eastAsia="新細明體" w:hAnsi="新細明體" w:cs="新細明體"/>
-          <w:i w:val="0"/>
-        </w:rPr>
-        <w:t xml:space="preserve">Wong, B. (2011). Points of view: Color blindness. </w:t>
-      </w:r>
-      <w:r>
-        <w:rPr>
-          <w:rFonts w:ascii="新細明體" w:eastAsia="新細明體" w:hAnsi="新細明體" w:cs="新細明體"/>
-          <w:i/>
-        </w:rPr>
-        <w:t>Nature Methods, 8</w:t>
-      </w:r>
-      <w:r>
-        <w:rPr>
-          <w:rFonts w:ascii="新細明體" w:eastAsia="新細明體" w:hAnsi="新細明體" w:cs="新細明體"/>
-          <w:i w:val="0"/>
-        </w:rPr>
-        <w:t>(6), 441. https://doi.org/10.1038/nmeth.1618</w:t>
-      </w:r>
-    </w:p>
-    <w:p>
-      <w:pPr>
         <w:spacing w:after="200" w:line="360" w:lineRule="auto"/>
         <w:jc w:val="center"/>
       </w:pPr>
@@ -14230,93 +13171,6 @@
           <w:szCs w:val="24"/>
         </w:rPr>
         <w:t>本章所列未完成項目均為規劃內容。除附件明載碎片機制「約九成可能納入」外，本章未新增任何量化成效、營運指標、使用者規模、通知成果或技術規格；各項效果須在功能完成並接受可重現測試後，才依實際資料陳述。</w:t>
-      </w:r>
-    </w:p>
-    <w:p>
-      <w:pPr>
-        <w:pStyle w:val="1"/>
-        <w:spacing w:before="360" w:after="200" w:line="360" w:lineRule="auto"/>
-      </w:pPr>
-      <w:r>
-        <w:rPr>
-          <w:rFonts w:ascii="標楷體" w:eastAsia="標楷體" w:hAnsi="標楷體" w:cs="標楷體"/>
-          <w:b/>
-          <w:bCs/>
-          <w:i w:val="0"/>
-          <w:sz w:val="28"/>
-          <w:szCs w:val="32"/>
-        </w:rPr>
-        <w:t>本章引用文獻（APA 第 7 版，請併入第十章「參考文獻」，不計入本章頁數）</w:t>
-      </w:r>
-    </w:p>
-    <w:p>
-      <w:pPr>
-        <w:spacing w:after="80" w:line="360" w:lineRule="auto"/>
-        <w:ind w:left="720" w:hanging="720"/>
-        <w:jc w:val="both"/>
-      </w:pPr>
-      <w:r>
-        <w:rPr>
-          <w:rFonts w:ascii="新細明體" w:eastAsia="新細明體" w:hAnsi="新細明體" w:cs="新細明體"/>
-          <w:i w:val="0"/>
-        </w:rPr>
-        <w:t>教育部體育署（2024）。《中華民國 113 年運動現況調查結案報告書》。世新大學執行。</w:t>
-      </w:r>
-    </w:p>
-    <w:p>
-      <w:pPr>
-        <w:spacing w:after="80" w:line="360" w:lineRule="auto"/>
-        <w:ind w:left="720" w:hanging="720"/>
-        <w:jc w:val="both"/>
-      </w:pPr>
-      <w:r>
-        <w:rPr>
-          <w:rFonts w:ascii="新細明體" w:eastAsia="新細明體" w:hAnsi="新細明體" w:cs="新細明體"/>
-          <w:i w:val="0"/>
-        </w:rPr>
-        <w:t xml:space="preserve">Mazeas, A., Duclos, M., Pereira, B., &amp; Chalabaev, A. (2022). Evaluating the effectiveness of gamification on physical activity: Systematic review and meta-analysis of randomized controlled trials. </w:t>
-      </w:r>
-      <w:r>
-        <w:rPr>
-          <w:rFonts w:ascii="新細明體" w:eastAsia="新細明體" w:hAnsi="新細明體" w:cs="新細明體"/>
-          <w:i/>
-        </w:rPr>
-        <w:t>Journal of Medical Internet Research, 24</w:t>
-      </w:r>
-      <w:r>
-        <w:rPr>
-          <w:rFonts w:ascii="新細明體" w:eastAsia="新細明體" w:hAnsi="新細明體" w:cs="新細明體"/>
-          <w:i w:val="0"/>
-        </w:rPr>
-        <w:t>(1), Article e26779. https://doi.org/10.2196/26779</w:t>
-      </w:r>
-    </w:p>
-    <w:p>
-      <w:pPr>
-        <w:spacing w:after="80" w:line="360" w:lineRule="auto"/>
-        <w:ind w:left="720" w:hanging="720"/>
-        <w:jc w:val="both"/>
-      </w:pPr>
-      <w:r>
-        <w:rPr>
-          <w:rFonts w:ascii="新細明體" w:eastAsia="新細明體" w:hAnsi="新細明體" w:cs="新細明體"/>
-          <w:i w:val="0"/>
-        </w:rPr>
-        <w:t xml:space="preserve">World Health Organization. (2020). </w:t>
-      </w:r>
-      <w:r>
-        <w:rPr>
-          <w:rFonts w:ascii="新細明體" w:eastAsia="新細明體" w:hAnsi="新細明體" w:cs="新細明體"/>
-          <w:i/>
-        </w:rPr>
-        <w:t>WHO guidelines on physical activity and sedentary behaviour</w:t>
-      </w:r>
-      <w:r>
-        <w:rPr>
-          <w:rFonts w:ascii="新細明體" w:eastAsia="新細明體" w:hAnsi="新細明體" w:cs="新細明體"/>
-          <w:i w:val="0"/>
-        </w:rPr>
-        <w:t>. https://www.who.int/publications/i/item/9789240015128</w:t>
       </w:r>
     </w:p>
     <w:p>

--- a/文件/01_企劃書/企劃書_合併版.docx
+++ b/文件/01_企劃書/企劃書_合併版.docx
@@ -535,7 +535,7 @@
           </w:tcPr>
           <w:p>
             <w:r>
-              <w:t>領域教練慣例，無正式成文標準</w:t>
+              <w:t>領域通行之教練慣例；未查得規範該項幾何門檻之成文標準</w:t>
             </w:r>
           </w:p>
         </w:tc>
@@ -552,7 +552,7 @@
           </w:tcPr>
           <w:p>
             <w:r>
-              <w:t>標明為慣例，不引用論文</w:t>
+              <w:t>標明為慣例並敘明查證範圍，不以文獻形式引用</w:t>
             </w:r>
           </w:p>
         </w:tc>
@@ -898,7 +898,7 @@
           </w:tcPr>
           <w:p>
             <w:r>
-              <w:t>膝抬至髖高</w:t>
+              <w:t>膝抬至髖高（通行教學描述為大腿與地面平行）；此描述廣見於教練與體適能教學材料，惟未查得將其定為檢測標準之正式文件</w:t>
             </w:r>
           </w:p>
         </w:tc>
@@ -960,7 +960,7 @@
           </w:tcPr>
           <w:p>
             <w:r>
-              <w:t>手過肩、腳距超過肩寬</w:t>
+              <w:t>手過肩、腳距超過肩寬。通行教學描述多要求雙手於頭頂相碰，本系統門檻設為手腕高於肩，較通行描述寬鬆，係為吸收低角度鏡頭之視角畸變（校準理由同深蹲，詳下節）</w:t>
             </w:r>
           </w:p>
         </w:tc>
@@ -1022,7 +1022,7 @@
           </w:tcPr>
           <w:p>
             <w:r>
-              <w:t>用於區分自然前傾與彎腰代償之工程門檻，無對應運動標準</w:t>
+              <w:t>用於區分自然前傾與彎腰代償之工程門檻，其取值係由實測校準而得，非引自任何運動標準</w:t>
             </w:r>
           </w:p>
         </w:tc>

--- a/文件/01_企劃書/企劃書_合併版.docx
+++ b/文件/01_企劃書/企劃書_合併版.docx
@@ -231,7 +231,7 @@
     <w:p>
       <w:pPr>
         <w:spacing w:after="120" w:line="360" w:lineRule="auto"/>
-        <w:ind w:firstLine="480"/>
+        <w:ind/>
         <w:jc w:val="both"/>
       </w:pPr>
       <w:r>
@@ -241,6 +241,62 @@
           <w:szCs w:val="24"/>
         </w:rPr>
         <w:t>界線說明｜感知層使用 Google 釋出之預訓練權重，本團隊未進行訓練或微調，其準確率繼承自原模型，本團隊未獨立驗證其在低角度居家鏡頭條件下的表現。判定層不含機器學習成分，故不存在訓練資料集。</w:t>
+      </w:r>
+    </w:p>
+    <w:p>
+      <w:pPr>
+        <w:spacing w:after="120" w:line="360" w:lineRule="auto"/>
+        <w:jc w:val="center"/>
+      </w:pPr>
+      <w:r>
+        <w:drawing>
+          <wp:inline xmlns:a="http://schemas.openxmlformats.org/drawingml/2006/main" xmlns:pic="http://schemas.openxmlformats.org/drawingml/2006/picture">
+            <wp:extent cx="5580000" cy="4153862"/>
+            <wp:docPr id="1" name="Picture 1"/>
+            <wp:cNvGraphicFramePr>
+              <a:graphicFrameLocks noChangeAspect="1"/>
+            </wp:cNvGraphicFramePr>
+            <a:graphic>
+              <a:graphicData uri="http://schemas.openxmlformats.org/drawingml/2006/picture">
+                <pic:pic>
+                  <pic:nvPicPr>
+                    <pic:cNvPr id="0" name="fig1_arch.png"/>
+                    <pic:cNvPicPr/>
+                  </pic:nvPicPr>
+                  <pic:blipFill>
+                    <a:blip r:embed="rId9"/>
+                    <a:stretch>
+                      <a:fillRect/>
+                    </a:stretch>
+                  </pic:blipFill>
+                  <pic:spPr>
+                    <a:xfrm>
+                      <a:off x="0" y="0"/>
+                      <a:ext cx="5580000" cy="4153862"/>
+                    </a:xfrm>
+                    <a:prstGeom prst="rect"/>
+                  </pic:spPr>
+                </pic:pic>
+              </a:graphicData>
+            </a:graphic>
+          </wp:inline>
+        </w:drawing>
+      </w:r>
+    </w:p>
+    <w:p>
+      <w:pPr>
+        <w:spacing w:after="120" w:line="360" w:lineRule="auto"/>
+        <w:jc w:val="center"/>
+      </w:pPr>
+      <w:r>
+        <w:rPr>
+          <w:rFonts w:ascii="新細明體" w:eastAsia="新細明體" w:hAnsi="新細明體" w:cs="新細明體"/>
+          <w:b/>
+          <w:bCs/>
+          <w:sz w:val="24"/>
+          <w:szCs w:val="24"/>
+        </w:rPr>
+        <w:t>圖 3-1　系統架構：裝置端 AI 感知 ＋ 可解釋規則判定</w:t>
       </w:r>
     </w:p>
     <w:p>
@@ -260,16 +316,57 @@
     <w:p>
       <w:pPr>
         <w:spacing w:after="120" w:line="360" w:lineRule="auto"/>
-        <w:ind w:firstLine="480"/>
-        <w:jc w:val="both"/>
-      </w:pPr>
-      <w:r>
-        <w:rPr>
-          <w:rFonts w:ascii="新細明體" w:eastAsia="新細明體" w:hAnsi="新細明體" w:cs="新細明體"/>
-          <w:sz w:val="24"/>
-          <w:szCs w:val="24"/>
-        </w:rPr>
-        <w:t>鏡頭影像（僅存於裝置記憶體）　→ MediaPipe Pose：33 個關鍵點（x, y, visibility）　→ One-Euro 濾波：抑制關鍵點抖動　→ 體型正規化：轉為與身高、鏡頭距離無關的相對量　→ 取景把關：關鍵部位未入鏡則凍結判定　→ 動作狀態機：READY → CONCENTRIC → TARGET → ECCENTRIC → 結算　→ 防作弊層：判定該次有效或無效，並輸出錯誤原因　→ 即時回饋 ＆ 訓練結算</w:t>
+        <w:jc w:val="center"/>
+      </w:pPr>
+      <w:r>
+        <w:drawing>
+          <wp:inline xmlns:a="http://schemas.openxmlformats.org/drawingml/2006/main" xmlns:pic="http://schemas.openxmlformats.org/drawingml/2006/picture">
+            <wp:extent cx="5580000" cy="4534516"/>
+            <wp:docPr id="2" name="Picture 2"/>
+            <wp:cNvGraphicFramePr>
+              <a:graphicFrameLocks noChangeAspect="1"/>
+            </wp:cNvGraphicFramePr>
+            <a:graphic>
+              <a:graphicData uri="http://schemas.openxmlformats.org/drawingml/2006/picture">
+                <pic:pic>
+                  <pic:nvPicPr>
+                    <pic:cNvPr id="0" name="fig2_flow.png"/>
+                    <pic:cNvPicPr/>
+                  </pic:nvPicPr>
+                  <pic:blipFill>
+                    <a:blip r:embed="rId10"/>
+                    <a:stretch>
+                      <a:fillRect/>
+                    </a:stretch>
+                  </pic:blipFill>
+                  <pic:spPr>
+                    <a:xfrm>
+                      <a:off x="0" y="0"/>
+                      <a:ext cx="5580000" cy="4534516"/>
+                    </a:xfrm>
+                    <a:prstGeom prst="rect"/>
+                  </pic:spPr>
+                </pic:pic>
+              </a:graphicData>
+            </a:graphic>
+          </wp:inline>
+        </w:drawing>
+      </w:r>
+    </w:p>
+    <w:p>
+      <w:pPr>
+        <w:spacing w:after="120" w:line="360" w:lineRule="auto"/>
+        <w:jc w:val="center"/>
+      </w:pPr>
+      <w:r>
+        <w:rPr>
+          <w:rFonts w:ascii="新細明體" w:eastAsia="新細明體" w:hAnsi="新細明體" w:cs="新細明體"/>
+          <w:b/>
+          <w:bCs/>
+          <w:sz w:val="24"/>
+          <w:szCs w:val="24"/>
+        </w:rPr>
+        <w:t>圖 3-2　資料流：從鏡頭影像到訓練結算的八個處理階段</w:t>
       </w:r>
     </w:p>
     <w:p>
@@ -290,7 +387,7 @@
     <w:p>
       <w:pPr>
         <w:spacing w:after="120" w:line="360" w:lineRule="auto"/>
-        <w:ind w:firstLine="480"/>
+        <w:ind/>
         <w:jc w:val="both"/>
       </w:pPr>
       <w:r>
@@ -1063,7 +1160,7 @@
     <w:p>
       <w:pPr>
         <w:spacing w:after="120" w:line="360" w:lineRule="auto"/>
-        <w:ind w:firstLine="480"/>
+        <w:ind/>
         <w:jc w:val="both"/>
       </w:pPr>
       <w:r>
@@ -1582,7 +1679,7 @@
     <w:p>
       <w:pPr>
         <w:spacing w:after="120" w:line="360" w:lineRule="auto"/>
-        <w:ind w:firstLine="480"/>
+        <w:ind/>
         <w:jc w:val="both"/>
       </w:pPr>
       <w:r>
@@ -1626,7 +1723,7 @@
     <w:p>
       <w:pPr>
         <w:spacing w:after="120" w:line="360" w:lineRule="auto"/>
-        <w:ind w:firstLine="480"/>
+        <w:ind/>
         <w:jc w:val="both"/>
       </w:pPr>
       <w:r>
@@ -1978,7 +2075,7 @@
     <w:p>
       <w:pPr>
         <w:spacing w:after="120" w:line="360" w:lineRule="auto"/>
-        <w:ind w:firstLine="480"/>
+        <w:ind/>
         <w:jc w:val="both"/>
       </w:pPr>
       <w:r>
@@ -4096,7 +4193,7 @@
     <w:p>
       <w:pPr>
         <w:spacing w:after="120" w:line="360" w:lineRule="auto"/>
-        <w:ind w:firstLine="480"/>
+        <w:ind/>
         <w:jc w:val="both"/>
       </w:pPr>
       <w:r>
@@ -4215,7 +4312,7 @@
     <w:p>
       <w:pPr>
         <w:spacing w:after="120" w:line="360" w:lineRule="auto"/>
-        <w:ind w:firstLine="480"/>
+        <w:ind/>
         <w:jc w:val="both"/>
       </w:pPr>
       <w:r>
@@ -4761,7 +4858,7 @@
     <w:p>
       <w:pPr>
         <w:spacing w:after="120" w:line="360" w:lineRule="auto"/>
-        <w:ind w:firstLine="480"/>
+        <w:ind/>
         <w:jc w:val="both"/>
       </w:pPr>
       <w:r>
@@ -4776,7 +4873,7 @@
     <w:p>
       <w:pPr>
         <w:spacing w:after="120" w:line="360" w:lineRule="auto"/>
-        <w:ind w:firstLine="480"/>
+        <w:ind/>
         <w:jc w:val="both"/>
       </w:pPr>
       <w:r>
@@ -4850,7 +4947,7 @@
     <w:p>
       <w:pPr>
         <w:spacing w:after="120" w:line="360" w:lineRule="auto"/>
-        <w:ind w:firstLine="480"/>
+        <w:ind/>
         <w:jc w:val="both"/>
       </w:pPr>
       <w:r>
@@ -4865,7 +4962,7 @@
     <w:p>
       <w:pPr>
         <w:spacing w:after="120" w:line="360" w:lineRule="auto"/>
-        <w:ind w:firstLine="480"/>
+        <w:ind/>
         <w:jc w:val="both"/>
       </w:pPr>
       <w:r>
@@ -5262,7 +5359,7 @@
     <w:p>
       <w:pPr>
         <w:spacing w:after="120" w:line="360" w:lineRule="auto"/>
-        <w:ind w:firstLine="480"/>
+        <w:ind/>
         <w:jc w:val="both"/>
       </w:pPr>
       <w:r>
@@ -5576,7 +5673,7 @@
     <w:p>
       <w:pPr>
         <w:spacing w:after="120" w:line="360" w:lineRule="auto"/>
-        <w:ind w:firstLine="480"/>
+        <w:ind/>
         <w:jc w:val="both"/>
       </w:pPr>
       <w:r>
@@ -5586,6 +5683,21 @@
           <w:szCs w:val="24"/>
         </w:rPr>
         <w:t>今日分頁｜問候與日期、今日任務卡（任務描述、進度環、連續天數、當日訓練分鐘）、島嶼入口卡、本週目標卡（已訓練天數／目標天數、七日足跡）、主要行動按鈕。首屏僅設一個主要行動按鈕，各卡片之空狀態均指向下一步。</w:t>
+      </w:r>
+    </w:p>
+    <w:p>
+      <w:pPr>
+        <w:spacing w:after="120" w:line="360" w:lineRule="auto"/>
+        <w:ind/>
+        <w:jc w:val="both"/>
+      </w:pPr>
+      <w:r>
+        <w:rPr>
+          <w:rFonts w:ascii="新細明體" w:eastAsia="新細明體" w:hAnsi="新細明體" w:cs="新細明體"/>
+          <w:sz w:val="24"/>
+          <w:szCs w:val="24"/>
+        </w:rPr>
+        <w:t>訓練分頁｜分類選擇或搜尋 → 動作列表 → 動作簡介頁 → 暖身（可開關）→ 取景檢查關卡 → 訓練主畫面 → 兩幕式結算 → 再一次或退出。訓練主畫面含攝影機畫面與分段骨架疊圖、倒數光環、組數資訊、深度量表、即時達標率、控制項；追蹤狀態常駐顯示，使用者隨時可知系統是否正在辨識。</w:t>
       </w:r>
     </w:p>
     <w:p>
@@ -5600,43 +5712,28 @@
           <w:sz w:val="24"/>
           <w:szCs w:val="24"/>
         </w:rPr>
-        <w:t>訓練分頁｜分類選擇或搜尋 → 動作列表 → 動作簡介頁 → 暖身（可開關）→ 取景檢查關卡 → 訓練主畫面 → 兩幕式結算 → 再一次或退出。訓練主畫面含攝影機畫面與分段骨架疊圖、倒數光環、組數資訊、深度量表、即時達標率、控制項；追蹤狀態常駐顯示，使用者隨時可知系統是否正在辨識。</w:t>
+        <w:t>訓練主畫面的配置為：中央是攝影機畫面與分段骨架疊圖，四周邊框是一圈倒數光環隨剩餘時間縮減，上方顯示動作名稱與目前組數，右側是深度量表，下方一列顯示已訓練時間、完成次數與即時達標率。畫面左上角常駐一枚追蹤狀態標示，明確告知系統當下是「尋找中」、「入鏡不完整」或「追蹤中」——使用者隨時知道系統有沒有在看，不會對著鏡頭做半天才發現沒被偵測到。進入訓練後底部分頁列自動隱藏，避免動作過程中誤觸切頁。</w:t>
       </w:r>
     </w:p>
     <w:p>
       <w:pPr>
         <w:spacing w:after="120" w:line="360" w:lineRule="auto"/>
-        <w:ind w:firstLine="480"/>
-        <w:jc w:val="both"/>
-      </w:pPr>
-      <w:r>
-        <w:rPr>
-          <w:rFonts w:ascii="新細明體" w:eastAsia="新細明體" w:hAnsi="新細明體" w:cs="新細明體"/>
-          <w:sz w:val="24"/>
-          <w:szCs w:val="24"/>
-        </w:rPr>
-        <w:t>訓練主畫面的配置為：中央是攝影機畫面與分段骨架疊圖，四周邊框是一圈倒數光環隨剩餘時間縮減，上方顯示動作名稱與目前組數，右側是深度量表，下方一列顯示已訓練時間、完成次數與即時達標率。畫面左上角常駐一枚追蹤狀態標示，明確告知系統當下是「尋找中」、「入鏡不完整」或「追蹤中」——使用者隨時知道系統有沒有在看，不會對著鏡頭做半天才發現沒被偵測到。進入訓練後底部分頁列自動隱藏，避免動作過程中誤觸切頁。</w:t>
+        <w:ind/>
+        <w:jc w:val="both"/>
+      </w:pPr>
+      <w:r>
+        <w:rPr>
+          <w:rFonts w:ascii="新細明體" w:eastAsia="新細明體" w:hAnsi="新細明體" w:cs="新細明體"/>
+          <w:sz w:val="24"/>
+          <w:szCs w:val="24"/>
+        </w:rPr>
+        <w:t>健康分頁｜統計卡（本週運動分鐘、累積有效次數、平均達標率、連續天數）、本週與上週對比、每日運動時長、動作品質趨勢、整體達標率、常見錯誤分佈、最近訓練紀錄。常見錯誤分佈為本作品特有之指標，使用者所見不僅是運動時長，更包含動作品質的變化。</w:t>
       </w:r>
     </w:p>
     <w:p>
       <w:pPr>
         <w:spacing w:after="120" w:line="360" w:lineRule="auto"/>
-        <w:ind w:firstLine="480"/>
-        <w:jc w:val="both"/>
-      </w:pPr>
-      <w:r>
-        <w:rPr>
-          <w:rFonts w:ascii="新細明體" w:eastAsia="新細明體" w:hAnsi="新細明體" w:cs="新細明體"/>
-          <w:sz w:val="24"/>
-          <w:szCs w:val="24"/>
-        </w:rPr>
-        <w:t>健康分頁｜統計卡（本週運動分鐘、累積有效次數、平均達標率、連續天數）、本週與上週對比、每日運動時長、動作品質趨勢、整體達標率、常見錯誤分佈、最近訓練紀錄。常見錯誤分佈為本作品特有之指標，使用者所見不僅是運動時長，更包含動作品質的變化。</w:t>
-      </w:r>
-    </w:p>
-    <w:p>
-      <w:pPr>
-        <w:spacing w:after="120" w:line="360" w:lineRule="auto"/>
-        <w:ind w:firstLine="480"/>
+        <w:ind/>
         <w:jc w:val="both"/>
       </w:pPr>
       <w:r>
@@ -5839,7 +5936,7 @@
       <w:r>
         <w:rPr>
           <w:rFonts w:ascii="新細明體" w:eastAsia="新細明體" w:hAnsi="新細明體" w:cs="新細明體"/>
-          <w:sz w:val="26"/>
+          <w:sz w:val="24"/>
           <w:szCs w:val="26"/>
         </w:rPr>
         <w:t>整合版本｜納入網站遊戲未完成之規劃項目</w:t>
@@ -5863,13 +5960,14 @@
     <w:p>
       <w:pPr>
         <w:spacing w:after="120" w:line="360" w:lineRule="auto"/>
+        <w:jc w:val="both"/>
       </w:pPr>
       <w:r>
         <w:rPr>
           <w:rFonts w:ascii="新細明體" w:eastAsia="新細明體" w:hAnsi="新細明體" w:cs="新細明體"/>
           <w:b/>
           <w:bCs/>
-          <w:sz w:val="18"/>
+          <w:sz w:val="24"/>
           <w:szCs w:val="24"/>
         </w:rPr>
         <w:t>範圍與狀態說明｜網站遊戲與健身影像辨識目前仍處於開發及整合階段。附件所列人物、介面、提醒、懲罰、NPC、載入畫面與引導等內容均為尚未完成的規劃；碎片機制僅屬團隊表示約九成可能納入的高機率構想，詳細機制尚未定案。所有效果仍須待設計、實作與測試後確認。</w:t>
@@ -5878,7 +5976,7 @@
     <w:p>
       <w:pPr>
         <w:spacing w:after="120" w:line="360" w:lineRule="auto"/>
-        <w:ind w:firstLine="480"/>
+        <w:ind/>
         <w:jc w:val="both"/>
       </w:pPr>
       <w:r>
@@ -5946,7 +6044,7 @@
           <w:rFonts w:ascii="新細明體" w:eastAsia="新細明體" w:hAnsi="新細明體" w:cs="新細明體"/>
           <w:b/>
           <w:bCs/>
-          <w:sz w:val="18"/>
+          <w:sz w:val="24"/>
           <w:szCs w:val="24"/>
         </w:rPr>
         <w:t>資料依據：聯合國 SDG 3 說明與《世界衛生組織身體活動及久坐行為指南》（2020）；完整書目統一列於文末「參考文獻」。</w:t>
@@ -10678,12 +10776,12 @@
     </w:p>
     <w:p>
       <w:pPr>
-        <w:pStyle w:val="a4"/>
         <w:numPr>
           <w:ilvl w:val="0"/>
           <w:numId w:val="1"/>
         </w:numPr>
         <w:spacing w:after="80" w:line="360" w:lineRule="auto"/>
+        <w:jc w:val="both"/>
       </w:pPr>
       <w:r>
         <w:rPr>
@@ -10706,12 +10804,12 @@
     </w:p>
     <w:p>
       <w:pPr>
-        <w:pStyle w:val="a4"/>
         <w:numPr>
           <w:ilvl w:val="0"/>
           <w:numId w:val="1"/>
         </w:numPr>
         <w:spacing w:after="80" w:line="360" w:lineRule="auto"/>
+        <w:jc w:val="both"/>
       </w:pPr>
       <w:r>
         <w:rPr>
@@ -10735,12 +10833,12 @@
     </w:p>
     <w:p>
       <w:pPr>
-        <w:pStyle w:val="a4"/>
         <w:numPr>
           <w:ilvl w:val="0"/>
           <w:numId w:val="1"/>
         </w:numPr>
         <w:spacing w:after="80" w:line="360" w:lineRule="auto"/>
+        <w:jc w:val="both"/>
       </w:pPr>
       <w:r>
         <w:rPr>
@@ -10763,12 +10861,12 @@
     </w:p>
     <w:p>
       <w:pPr>
-        <w:pStyle w:val="a4"/>
         <w:numPr>
           <w:ilvl w:val="0"/>
           <w:numId w:val="1"/>
         </w:numPr>
         <w:spacing w:after="80" w:line="360" w:lineRule="auto"/>
+        <w:jc w:val="both"/>
       </w:pPr>
       <w:r>
         <w:rPr>
@@ -10791,12 +10889,12 @@
     </w:p>
     <w:p>
       <w:pPr>
-        <w:pStyle w:val="a4"/>
         <w:numPr>
           <w:ilvl w:val="0"/>
           <w:numId w:val="1"/>
         </w:numPr>
         <w:spacing w:after="80" w:line="360" w:lineRule="auto"/>
+        <w:jc w:val="both"/>
       </w:pPr>
       <w:r>
         <w:rPr>
@@ -10819,12 +10917,12 @@
     </w:p>
     <w:p>
       <w:pPr>
-        <w:pStyle w:val="a4"/>
         <w:numPr>
           <w:ilvl w:val="0"/>
           <w:numId w:val="1"/>
         </w:numPr>
         <w:spacing w:after="80" w:line="360" w:lineRule="auto"/>
+        <w:jc w:val="both"/>
       </w:pPr>
       <w:r>
         <w:rPr>
@@ -10847,12 +10945,12 @@
     </w:p>
     <w:p>
       <w:pPr>
-        <w:pStyle w:val="a4"/>
         <w:numPr>
           <w:ilvl w:val="0"/>
           <w:numId w:val="1"/>
         </w:numPr>
         <w:spacing w:after="80" w:line="360" w:lineRule="auto"/>
+        <w:jc w:val="both"/>
       </w:pPr>
       <w:r>
         <w:rPr>
@@ -10875,12 +10973,12 @@
     </w:p>
     <w:p>
       <w:pPr>
-        <w:pStyle w:val="a4"/>
         <w:numPr>
           <w:ilvl w:val="0"/>
           <w:numId w:val="1"/>
         </w:numPr>
         <w:spacing w:after="80" w:line="360" w:lineRule="auto"/>
+        <w:jc w:val="both"/>
       </w:pPr>
       <w:r>
         <w:rPr>
@@ -10902,12 +11000,12 @@
     </w:p>
     <w:p>
       <w:pPr>
-        <w:pStyle w:val="a4"/>
         <w:numPr>
           <w:ilvl w:val="0"/>
           <w:numId w:val="1"/>
         </w:numPr>
         <w:spacing w:after="80" w:line="360" w:lineRule="auto"/>
+        <w:jc w:val="both"/>
       </w:pPr>
       <w:r>
         <w:rPr>
@@ -10930,12 +11028,12 @@
     </w:p>
     <w:p>
       <w:pPr>
-        <w:pStyle w:val="a4"/>
         <w:numPr>
           <w:ilvl w:val="0"/>
           <w:numId w:val="1"/>
         </w:numPr>
         <w:spacing w:after="80" w:line="360" w:lineRule="auto"/>
+        <w:jc w:val="both"/>
       </w:pPr>
       <w:r>
         <w:rPr>
@@ -10957,12 +11055,12 @@
     </w:p>
     <w:p>
       <w:pPr>
-        <w:pStyle w:val="a4"/>
         <w:numPr>
           <w:ilvl w:val="0"/>
           <w:numId w:val="1"/>
         </w:numPr>
         <w:spacing w:after="80" w:line="360" w:lineRule="auto"/>
+        <w:jc w:val="both"/>
       </w:pPr>
       <w:r>
         <w:rPr>
@@ -10984,12 +11082,12 @@
     </w:p>
     <w:p>
       <w:pPr>
-        <w:pStyle w:val="a4"/>
         <w:numPr>
           <w:ilvl w:val="0"/>
           <w:numId w:val="1"/>
         </w:numPr>
         <w:spacing w:after="80" w:line="360" w:lineRule="auto"/>
+        <w:jc w:val="both"/>
       </w:pPr>
       <w:r>
         <w:rPr>
@@ -11011,12 +11109,12 @@
     </w:p>
     <w:p>
       <w:pPr>
-        <w:pStyle w:val="a4"/>
         <w:numPr>
           <w:ilvl w:val="0"/>
           <w:numId w:val="1"/>
         </w:numPr>
         <w:spacing w:after="80" w:line="360" w:lineRule="auto"/>
+        <w:jc w:val="both"/>
       </w:pPr>
       <w:r>
         <w:rPr>
@@ -11053,7 +11151,7 @@
     <w:p>
       <w:pPr>
         <w:spacing w:after="120" w:line="360" w:lineRule="auto"/>
-        <w:ind w:firstLine="480"/>
+        <w:ind/>
         <w:jc w:val="both"/>
       </w:pPr>
       <w:r>
@@ -11068,7 +11166,7 @@
     <w:p>
       <w:pPr>
         <w:spacing w:after="120" w:line="360" w:lineRule="auto"/>
-        <w:ind w:firstLine="480"/>
+        <w:ind/>
         <w:jc w:val="both"/>
       </w:pPr>
       <w:r>
@@ -11083,7 +11181,7 @@
     <w:p>
       <w:pPr>
         <w:spacing w:after="120" w:line="360" w:lineRule="auto"/>
-        <w:ind w:firstLine="480"/>
+        <w:ind/>
         <w:jc w:val="both"/>
       </w:pPr>
       <w:r>
@@ -11098,7 +11196,7 @@
     <w:p>
       <w:pPr>
         <w:spacing w:after="120" w:line="360" w:lineRule="auto"/>
-        <w:ind w:firstLine="480"/>
+        <w:ind/>
         <w:jc w:val="both"/>
       </w:pPr>
       <w:r>
@@ -11113,7 +11211,7 @@
     <w:p>
       <w:pPr>
         <w:spacing w:after="120" w:line="360" w:lineRule="auto"/>
-        <w:ind w:firstLine="480"/>
+        <w:ind/>
         <w:jc w:val="both"/>
       </w:pPr>
       <w:r>
@@ -11613,7 +11711,7 @@
     <w:p>
       <w:pPr>
         <w:spacing w:after="120" w:line="360" w:lineRule="auto"/>
-        <w:ind w:firstLine="480"/>
+        <w:ind/>
         <w:jc w:val="both"/>
       </w:pPr>
       <w:r>
@@ -11673,7 +11771,7 @@
     <w:p>
       <w:pPr>
         <w:spacing w:after="120" w:line="360" w:lineRule="auto"/>
-        <w:ind w:firstLine="480"/>
+        <w:ind/>
         <w:jc w:val="both"/>
       </w:pPr>
       <w:r>
@@ -11748,7 +11846,7 @@
     <w:p>
       <w:pPr>
         <w:spacing w:after="120" w:line="360" w:lineRule="auto"/>
-        <w:ind w:firstLine="480"/>
+        <w:ind/>
         <w:jc w:val="both"/>
       </w:pPr>
       <w:r>
@@ -11793,7 +11891,7 @@
     <w:p>
       <w:pPr>
         <w:spacing w:after="120" w:line="360" w:lineRule="auto"/>
-        <w:ind w:firstLine="480"/>
+        <w:ind/>
         <w:jc w:val="both"/>
       </w:pPr>
       <w:r>
@@ -11853,12 +11951,12 @@
     </w:p>
     <w:p>
       <w:pPr>
-        <w:pStyle w:val="a4"/>
         <w:numPr>
           <w:ilvl w:val="0"/>
           <w:numId w:val="1"/>
         </w:numPr>
         <w:spacing w:after="80" w:line="360" w:lineRule="auto"/>
+        <w:jc w:val="both"/>
       </w:pPr>
       <w:r>
         <w:rPr>
@@ -11881,12 +11979,12 @@
     </w:p>
     <w:p>
       <w:pPr>
-        <w:pStyle w:val="a4"/>
         <w:numPr>
           <w:ilvl w:val="0"/>
           <w:numId w:val="1"/>
         </w:numPr>
         <w:spacing w:after="80" w:line="360" w:lineRule="auto"/>
+        <w:jc w:val="both"/>
       </w:pPr>
       <w:r>
         <w:rPr>
@@ -11909,12 +12007,12 @@
     </w:p>
     <w:p>
       <w:pPr>
-        <w:pStyle w:val="a4"/>
         <w:numPr>
           <w:ilvl w:val="0"/>
           <w:numId w:val="1"/>
         </w:numPr>
         <w:spacing w:after="80" w:line="360" w:lineRule="auto"/>
+        <w:jc w:val="both"/>
       </w:pPr>
       <w:r>
         <w:rPr>
@@ -11937,12 +12035,12 @@
     </w:p>
     <w:p>
       <w:pPr>
-        <w:pStyle w:val="a4"/>
         <w:numPr>
           <w:ilvl w:val="0"/>
           <w:numId w:val="1"/>
         </w:numPr>
         <w:spacing w:after="80" w:line="360" w:lineRule="auto"/>
+        <w:jc w:val="both"/>
       </w:pPr>
       <w:r>
         <w:rPr>
@@ -11965,12 +12063,12 @@
     </w:p>
     <w:p>
       <w:pPr>
-        <w:pStyle w:val="a4"/>
         <w:numPr>
           <w:ilvl w:val="0"/>
           <w:numId w:val="1"/>
         </w:numPr>
         <w:spacing w:after="80" w:line="360" w:lineRule="auto"/>
+        <w:jc w:val="both"/>
       </w:pPr>
       <w:r>
         <w:rPr>
@@ -11993,12 +12091,12 @@
     </w:p>
     <w:p>
       <w:pPr>
-        <w:pStyle w:val="a4"/>
         <w:numPr>
           <w:ilvl w:val="0"/>
           <w:numId w:val="1"/>
         </w:numPr>
         <w:spacing w:after="80" w:line="360" w:lineRule="auto"/>
+        <w:jc w:val="both"/>
       </w:pPr>
       <w:r>
         <w:rPr>
@@ -12020,12 +12118,12 @@
     </w:p>
     <w:p>
       <w:pPr>
-        <w:pStyle w:val="a4"/>
         <w:numPr>
           <w:ilvl w:val="0"/>
           <w:numId w:val="1"/>
         </w:numPr>
         <w:spacing w:after="80" w:line="360" w:lineRule="auto"/>
+        <w:jc w:val="both"/>
       </w:pPr>
       <w:r>
         <w:rPr>
@@ -12047,12 +12145,12 @@
     </w:p>
     <w:p>
       <w:pPr>
-        <w:pStyle w:val="a4"/>
         <w:numPr>
           <w:ilvl w:val="0"/>
           <w:numId w:val="1"/>
         </w:numPr>
         <w:spacing w:after="80" w:line="360" w:lineRule="auto"/>
+        <w:jc w:val="both"/>
       </w:pPr>
       <w:r>
         <w:rPr>
@@ -12075,12 +12173,12 @@
     </w:p>
     <w:p>
       <w:pPr>
-        <w:pStyle w:val="a4"/>
         <w:numPr>
           <w:ilvl w:val="0"/>
           <w:numId w:val="1"/>
         </w:numPr>
         <w:spacing w:after="80" w:line="360" w:lineRule="auto"/>
+        <w:jc w:val="both"/>
       </w:pPr>
       <w:r>
         <w:rPr>
@@ -12119,7 +12217,7 @@
     <w:p>
       <w:pPr>
         <w:spacing w:after="120" w:line="360" w:lineRule="auto"/>
-        <w:ind w:firstLine="480"/>
+        <w:ind/>
         <w:jc w:val="both"/>
       </w:pPr>
       <w:r>
@@ -12134,7 +12232,7 @@
     <w:p>
       <w:pPr>
         <w:spacing w:after="120" w:line="360" w:lineRule="auto"/>
-        <w:ind w:firstLine="480"/>
+        <w:ind/>
         <w:jc w:val="both"/>
       </w:pPr>
       <w:r>
@@ -12149,7 +12247,7 @@
     <w:p>
       <w:pPr>
         <w:spacing w:after="120" w:line="360" w:lineRule="auto"/>
-        <w:ind w:firstLine="480"/>
+        <w:ind/>
         <w:jc w:val="both"/>
       </w:pPr>
       <w:r>
@@ -12164,7 +12262,7 @@
     <w:p>
       <w:pPr>
         <w:spacing w:after="120" w:line="360" w:lineRule="auto"/>
-        <w:ind w:firstLine="480"/>
+        <w:ind/>
         <w:jc w:val="both"/>
       </w:pPr>
       <w:r>
@@ -12179,7 +12277,7 @@
     <w:p>
       <w:pPr>
         <w:spacing w:after="120" w:line="360" w:lineRule="auto"/>
-        <w:ind w:firstLine="480"/>
+        <w:ind/>
         <w:jc w:val="both"/>
       </w:pPr>
       <w:r>
@@ -12194,7 +12292,7 @@
     <w:p>
       <w:pPr>
         <w:spacing w:after="120" w:line="360" w:lineRule="auto"/>
-        <w:ind w:firstLine="480"/>
+        <w:ind/>
         <w:jc w:val="both"/>
       </w:pPr>
       <w:r>
@@ -12209,7 +12307,7 @@
     <w:p>
       <w:pPr>
         <w:spacing w:after="120" w:line="360" w:lineRule="auto"/>
-        <w:ind w:firstLine="480"/>
+        <w:ind/>
         <w:jc w:val="both"/>
       </w:pPr>
       <w:r>

--- a/文件/01_企劃書/企劃書_合併版.docx
+++ b/文件/01_企劃書/企劃書_合併版.docx
@@ -2989,16 +2989,57 @@
     <w:p>
       <w:pPr>
         <w:spacing w:after="120" w:line="360" w:lineRule="auto"/>
-        <w:ind w:firstLine="480"/>
-        <w:jc w:val="both"/>
-      </w:pPr>
-      <w:r>
-        <w:rPr>
-          <w:rFonts w:ascii="新細明體" w:eastAsia="新細明體" w:hAnsi="新細明體" w:cs="新細明體"/>
-          <w:sz w:val="24"/>
-          <w:szCs w:val="24"/>
-        </w:rPr>
-        <w:t>今日任務 → 一鍵進入訓練 → 即時判定與矯正 → 結算（僅有效次數換得資源）　↑                                              ↓　下一個目標 ← 島嶼建設消費 ← 獎勵轉換演出 ←──────────┘</w:t>
+        <w:jc w:val="center"/>
+      </w:pPr>
+      <w:r>
+        <w:drawing>
+          <wp:inline xmlns:a="http://schemas.openxmlformats.org/drawingml/2006/main" xmlns:pic="http://schemas.openxmlformats.org/drawingml/2006/picture">
+            <wp:extent cx="5580000" cy="2937489"/>
+            <wp:docPr id="3" name="Picture 3"/>
+            <wp:cNvGraphicFramePr>
+              <a:graphicFrameLocks noChangeAspect="1"/>
+            </wp:cNvGraphicFramePr>
+            <a:graphic>
+              <a:graphicData uri="http://schemas.openxmlformats.org/drawingml/2006/picture">
+                <pic:pic>
+                  <pic:nvPicPr>
+                    <pic:cNvPr id="0" name="fig3_loop.png"/>
+                    <pic:cNvPicPr/>
+                  </pic:nvPicPr>
+                  <pic:blipFill>
+                    <a:blip r:embed="rId11"/>
+                    <a:stretch>
+                      <a:fillRect/>
+                    </a:stretch>
+                  </pic:blipFill>
+                  <pic:spPr>
+                    <a:xfrm>
+                      <a:off x="0" y="0"/>
+                      <a:ext cx="5580000" cy="2937489"/>
+                    </a:xfrm>
+                    <a:prstGeom prst="rect"/>
+                  </pic:spPr>
+                </pic:pic>
+              </a:graphicData>
+            </a:graphic>
+          </wp:inline>
+        </w:drawing>
+      </w:r>
+    </w:p>
+    <w:p>
+      <w:pPr>
+        <w:spacing w:after="120" w:line="360" w:lineRule="auto"/>
+        <w:jc w:val="center"/>
+      </w:pPr>
+      <w:r>
+        <w:rPr>
+          <w:rFonts w:ascii="新細明體" w:eastAsia="新細明體" w:hAnsi="新細明體" w:cs="新細明體"/>
+          <w:b/>
+          <w:bCs/>
+          <w:sz w:val="24"/>
+          <w:szCs w:val="24"/>
+        </w:rPr>
+        <w:t>圖 4-1　正向循環：訓練—回饋—建設—再訓練</w:t>
       </w:r>
     </w:p>
     <w:p>

--- a/文件/01_企劃書/企劃書_合併版.docx
+++ b/文件/01_企劃書/企劃書_合併版.docx
@@ -396,7 +396,7 @@
           <w:sz w:val="24"/>
           <w:szCs w:val="24"/>
         </w:rPr>
-        <w:t>界線說明｜判定僅使用二維投影座標，不使用深度資訊。單鏡頭之深度估計在居家環境下不可靠，故各動作訂有建議機位，偏離機位將影響判定精度。</w:t>
+        <w:t>界線說明｜判定僅使用二維投影座標，不使用深度資訊。單鏡頭之深度估計在居家環境下不可靠，故各動作訂有建議機位，偏離機位將影響判定精度。此影響已於階段三量化：凡屬「垂直高低關係」之判定量（深蹲之髖膝相對高度、高抬腿之膝髖相對高度），其量測值隨鏡頭高度顯著漂移——鏡頭愈高，俯角愈大，較靠近鏡頭之關節在畫面上顯得愈低，致使實際已達深度之動作在畫面上不成立。以深蹲為例，同一批確實蹲至髖低於膝之動作，在鏡頭置於地面高度時 100% 可於畫面上辨認，置於 1.15 公尺時則為 0%。本團隊已測試三種可能消除此偏差之量測方式與三種由畫面反推鏡頭高度之訊號，六者均告失敗；故此偏差改以使用設定要求控制：站姿動作之鏡頭建議置於約 0.8 至 1.0 公尺高度。相對地，屬「角度」或「沿身體長軸之形狀比值」之判定量（高抬腿之支撐腳膝角、伏地挺身之身體直線）則對鏡頭高度不敏感，實測差異分別僅 0.4 度與 0.0015。</w:t>
       </w:r>
     </w:p>
     <w:p>
@@ -792,7 +792,7 @@
           </w:tcPr>
           <w:p>
             <w:r>
-              <w:t>動作</w:t>
+              <w:t>判定項目</w:t>
             </w:r>
           </w:p>
         </w:tc>
@@ -854,7 +854,7 @@
           </w:tcPr>
           <w:p>
             <w:r>
-              <w:t>深蹲深度</w:t>
+              <w:t>深蹲｜深度</w:t>
             </w:r>
           </w:p>
         </w:tc>
@@ -871,7 +871,7 @@
           </w:tcPr>
           <w:p>
             <w:r>
-              <w:t>以平行蹲為目標深度，實際判定門檻略淺於平行（詳下節校準說明）。Escamilla（2001）就動態深蹲之膝關節生物力學指出，對膝關節健康之運動者建議採平行蹲而非深蹲，因更大屈膝角度下半月板與交叉／側副韌帶之受傷風險可能較高；Schoenfeld（2010）亦以 partial／parallel／full 之深度分類比較各深度的力學負荷與肌肉活化</w:t>
+              <w:t>以平行蹲為目標深度，實際判定門檻略淺於平行（校準說明見下節）。Escamilla（2001）就動態深蹲之膝關節生物力學提出建議。【真人驗證 2026-08】對 3D 動作捕捉真值之一致率 96.0%（靈敏度 93.1%、特異度 96.5%），資料 UI-PRMD，n=200 次。</w:t>
             </w:r>
           </w:p>
         </w:tc>
@@ -916,7 +916,7 @@
           </w:tcPr>
           <w:p>
             <w:r>
-              <w:t>伏地挺身深度</w:t>
+              <w:t>深蹲｜軀幹前傾</w:t>
             </w:r>
           </w:p>
         </w:tc>
@@ -933,7 +933,7 @@
           </w:tcPr>
           <w:p>
             <w:r>
-              <w:t>肘關節屈曲至約 90 度（上臂與地面平行），為體適能檢測之通行判準（FitnessGram® 90° push-up、President's Challenge right angle push-up、ACSM／YMCA 肌耐力檢測）</w:t>
+              <w:t>用於區分自然前傾與彎腰代償之工程門檻，非引自任何運動標準。【真人驗證 2026-08】原門檻在正確動作上誤判 90.8%，已重新標定並自「阻擋計次」降為「僅提示」——因該量會隨鏡頭高度漂移（同一次正確深蹲之最小值：地板 0.892／筆電高度 0.686），不具機位不變性。</w:t>
             </w:r>
           </w:p>
         </w:tc>
@@ -950,7 +950,7 @@
           </w:tcPr>
           <w:p>
             <w:r>
-              <w:t>I</w:t>
+              <w:t>III</w:t>
             </w:r>
           </w:p>
         </w:tc>
@@ -978,7 +978,7 @@
           </w:tcPr>
           <w:p>
             <w:r>
-              <w:t>高抬腿膝高</w:t>
+              <w:t>深蹲｜膝內夾</w:t>
             </w:r>
           </w:p>
         </w:tc>
@@ -995,7 +995,7 @@
           </w:tcPr>
           <w:p>
             <w:r>
-              <w:t>膝抬至髖高（通行教學描述為大腿與地面平行）；此描述廣見於教練與體適能教學材料，惟未查得將其定為檢測標準之正式文件</w:t>
+              <w:t>NASM 過頭深蹲評估與 CrossFit 動作規範均要求膝與腳尖同向、不得內夾；惟均未規定內夾即不計次，故本系統設為提示而非阻擋。【真人驗證 2026-08】原量測方式（膝距÷踝距）在正確動作上誤判 64.5%，已改為膝距÷肩寬；經第二個資料集（REHAB24-6，物理治療師標註）交叉驗證後再次下修門檻，誤判由 32.7% 降至 3.8%。⚠️ 兩資料集均無標註過的膝內夾樣本，本項之偵測能力目前無外部依據。</w:t>
             </w:r>
           </w:p>
         </w:tc>
@@ -1012,7 +1012,7 @@
           </w:tcPr>
           <w:p>
             <w:r>
-              <w:t>II</w:t>
+              <w:t>I</w:t>
             </w:r>
           </w:p>
         </w:tc>
@@ -1040,7 +1040,7 @@
           </w:tcPr>
           <w:p>
             <w:r>
-              <w:t>開合跳幅度</w:t>
+              <w:t>深蹲｜頭部側傾</w:t>
             </w:r>
           </w:p>
         </w:tc>
@@ -1057,7 +1057,7 @@
           </w:tcPr>
           <w:p>
             <w:r>
-              <w:t>手過肩、腳距超過肩寬。通行教學描述多要求雙手於頭頂相碰，本系統門檻設為手腕高於肩，較通行描述寬鬆，係為吸收低角度鏡頭之視角畸變（校準理由同深蹲，詳下節）</w:t>
+              <w:t>Myer et al.（2014）背蹲舉技術缺陷評估之「頭部位置」項。僅實作側傾；前後傾屬矢狀面，正面機位量不到。【真人驗證 2026-08】誤判 0.0%。</w:t>
             </w:r>
           </w:p>
         </w:tc>
@@ -1102,7 +1102,7 @@
           </w:tcPr>
           <w:p>
             <w:r>
-              <w:t>軀幹前傾阻擋</w:t>
+              <w:t>深蹲｜骨盆水平</w:t>
             </w:r>
           </w:p>
         </w:tc>
@@ -1119,7 +1119,7 @@
           </w:tcPr>
           <w:p>
             <w:r>
-              <w:t>用於區分自然前傾與彎腰代償之工程門檻，其取值係由實測校準而得，非引自任何運動標準</w:t>
+              <w:t>同上評估之「髖部位置」項（兩側髖應平行於地面）。【真人驗證 2026-08】⚠️ 本資料集無法證明此項具鑑別力（正確組觸發率反高於不正確組），有效性待真人測試確認。</w:t>
             </w:r>
           </w:p>
         </w:tc>
@@ -1136,7 +1136,627 @@
           </w:tcPr>
           <w:p>
             <w:r>
-              <w:t>III</w:t>
+              <w:t>II</w:t>
+            </w:r>
+          </w:p>
+        </w:tc>
+      </w:tr>
+      <w:tr>
+        <w:tblPrEx>
+          <w:tblCellMar>
+            <w:top w:w="0" w:type="dxa"/>
+            <w:bottom w:w="0" w:type="dxa"/>
+          </w:tblCellMar>
+        </w:tblPrEx>
+        <w:trPr>
+          <w:tblHeader/>
+        </w:trPr>
+        <w:tc>
+          <w:tcPr>
+            <w:tcW w:w="800" w:type="dxa"/>
+            <w:shd w:val="clear" w:color="auto" w:fill="D9E2F3"/>
+            <w:tcMar>
+              <w:top w:w="40" w:type="dxa"/>
+              <w:left w:w="80" w:type="dxa"/>
+              <w:bottom w:w="40" w:type="dxa"/>
+              <w:right w:w="80" w:type="dxa"/>
+            </w:tcMar>
+          </w:tcPr>
+          <w:p>
+            <w:r>
+              <w:t>深蹲｜節奏過快</w:t>
+            </w:r>
+          </w:p>
+        </w:tc>
+        <w:tc>
+          <w:tcPr>
+            <w:tcW w:w="1600" w:type="dxa"/>
+            <w:shd w:val="clear" w:color="auto" w:fill="D9E2F3"/>
+            <w:tcMar>
+              <w:top w:w="40" w:type="dxa"/>
+              <w:left w:w="80" w:type="dxa"/>
+              <w:bottom w:w="40" w:type="dxa"/>
+              <w:right w:w="80" w:type="dxa"/>
+            </w:tcMar>
+          </w:tcPr>
+          <w:p>
+            <w:r>
+              <w:t>同上評估之「動作速度」項。時序特徵，不受機位影響。【尚未以真人資料驗證】</w:t>
+            </w:r>
+          </w:p>
+        </w:tc>
+        <w:tc>
+          <w:tcPr>
+            <w:tcW w:w="3600" w:type="dxa"/>
+            <w:shd w:val="clear" w:color="auto" w:fill="D9E2F3"/>
+            <w:tcMar>
+              <w:top w:w="40" w:type="dxa"/>
+              <w:left w:w="80" w:type="dxa"/>
+              <w:bottom w:w="40" w:type="dxa"/>
+              <w:right w:w="80" w:type="dxa"/>
+            </w:tcMar>
+          </w:tcPr>
+          <w:p>
+            <w:r>
+              <w:t>II</w:t>
+            </w:r>
+          </w:p>
+        </w:tc>
+      </w:tr>
+      <w:tr>
+        <w:tblPrEx>
+          <w:tblCellMar>
+            <w:top w:w="0" w:type="dxa"/>
+            <w:bottom w:w="0" w:type="dxa"/>
+          </w:tblCellMar>
+        </w:tblPrEx>
+        <w:trPr>
+          <w:tblHeader/>
+        </w:trPr>
+        <w:tc>
+          <w:tcPr>
+            <w:tcW w:w="800" w:type="dxa"/>
+            <w:shd w:val="clear" w:color="auto" w:fill="D9E2F3"/>
+            <w:tcMar>
+              <w:top w:w="40" w:type="dxa"/>
+              <w:left w:w="80" w:type="dxa"/>
+              <w:bottom w:w="40" w:type="dxa"/>
+              <w:right w:w="80" w:type="dxa"/>
+            </w:tcMar>
+          </w:tcPr>
+          <w:p>
+            <w:r>
+              <w:t>伏地挺身｜深度</w:t>
+            </w:r>
+          </w:p>
+        </w:tc>
+        <w:tc>
+          <w:tcPr>
+            <w:tcW w:w="1600" w:type="dxa"/>
+            <w:shd w:val="clear" w:color="auto" w:fill="D9E2F3"/>
+            <w:tcMar>
+              <w:top w:w="40" w:type="dxa"/>
+              <w:left w:w="80" w:type="dxa"/>
+              <w:bottom w:w="40" w:type="dxa"/>
+              <w:right w:w="80" w:type="dxa"/>
+            </w:tcMar>
+          </w:tcPr>
+          <w:p>
+            <w:r>
+              <w:t>肘關節屈曲至約 90 度，為體適能檢測之通行判準（FitnessGram® 90° push-up 等）。</w:t>
+            </w:r>
+          </w:p>
+        </w:tc>
+        <w:tc>
+          <w:tcPr>
+            <w:tcW w:w="3600" w:type="dxa"/>
+            <w:shd w:val="clear" w:color="auto" w:fill="D9E2F3"/>
+            <w:tcMar>
+              <w:top w:w="40" w:type="dxa"/>
+              <w:left w:w="80" w:type="dxa"/>
+              <w:bottom w:w="40" w:type="dxa"/>
+              <w:right w:w="80" w:type="dxa"/>
+            </w:tcMar>
+          </w:tcPr>
+          <w:p>
+            <w:r>
+              <w:t>I</w:t>
+            </w:r>
+          </w:p>
+        </w:tc>
+      </w:tr>
+      <w:tr>
+        <w:tblPrEx>
+          <w:tblCellMar>
+            <w:top w:w="0" w:type="dxa"/>
+            <w:bottom w:w="0" w:type="dxa"/>
+          </w:tblCellMar>
+        </w:tblPrEx>
+        <w:trPr>
+          <w:tblHeader/>
+        </w:trPr>
+        <w:tc>
+          <w:tcPr>
+            <w:tcW w:w="800" w:type="dxa"/>
+            <w:shd w:val="clear" w:color="auto" w:fill="D9E2F3"/>
+            <w:tcMar>
+              <w:top w:w="40" w:type="dxa"/>
+              <w:left w:w="80" w:type="dxa"/>
+              <w:bottom w:w="40" w:type="dxa"/>
+              <w:right w:w="80" w:type="dxa"/>
+            </w:tcMar>
+          </w:tcPr>
+          <w:p>
+            <w:r>
+              <w:t>伏地挺身｜身體直線</w:t>
+            </w:r>
+          </w:p>
+        </w:tc>
+        <w:tc>
+          <w:tcPr>
+            <w:tcW w:w="1600" w:type="dxa"/>
+            <w:shd w:val="clear" w:color="auto" w:fill="D9E2F3"/>
+            <w:tcMar>
+              <w:top w:w="40" w:type="dxa"/>
+              <w:left w:w="80" w:type="dxa"/>
+              <w:bottom w:w="40" w:type="dxa"/>
+              <w:right w:w="80" w:type="dxa"/>
+            </w:tcMar>
+          </w:tcPr>
+          <w:p>
+            <w:r>
+              <w:t>美軍 AFT／ACFT 官方標準明文「未維持整體直線對位者，該次不計」，故本系統設為阻擋計次。【真人驗證 2026-08】原門檻恰落在正確動作之中位數上、誤判 45.7%，已重新標定至誤判 4.3%。該量對鏡頭高度極穩健（三種機位差異 0.0015），故維持阻擋級。資料 REHAB24-6，n=96 次，物理治療師標註。</w:t>
+            </w:r>
+          </w:p>
+        </w:tc>
+        <w:tc>
+          <w:tcPr>
+            <w:tcW w:w="3600" w:type="dxa"/>
+            <w:shd w:val="clear" w:color="auto" w:fill="D9E2F3"/>
+            <w:tcMar>
+              <w:top w:w="40" w:type="dxa"/>
+              <w:left w:w="80" w:type="dxa"/>
+              <w:bottom w:w="40" w:type="dxa"/>
+              <w:right w:w="80" w:type="dxa"/>
+            </w:tcMar>
+          </w:tcPr>
+          <w:p>
+            <w:r>
+              <w:t>I</w:t>
+            </w:r>
+          </w:p>
+        </w:tc>
+      </w:tr>
+      <w:tr>
+        <w:tblPrEx>
+          <w:tblCellMar>
+            <w:top w:w="0" w:type="dxa"/>
+            <w:bottom w:w="0" w:type="dxa"/>
+          </w:tblCellMar>
+        </w:tblPrEx>
+        <w:trPr>
+          <w:tblHeader/>
+        </w:trPr>
+        <w:tc>
+          <w:tcPr>
+            <w:tcW w:w="800" w:type="dxa"/>
+            <w:shd w:val="clear" w:color="auto" w:fill="D9E2F3"/>
+            <w:tcMar>
+              <w:top w:w="40" w:type="dxa"/>
+              <w:left w:w="80" w:type="dxa"/>
+              <w:bottom w:w="40" w:type="dxa"/>
+              <w:right w:w="80" w:type="dxa"/>
+            </w:tcMar>
+          </w:tcPr>
+          <w:p>
+            <w:r>
+              <w:t>伏地挺身｜頂點伸展</w:t>
+            </w:r>
+          </w:p>
+        </w:tc>
+        <w:tc>
+          <w:tcPr>
+            <w:tcW w:w="1600" w:type="dxa"/>
+            <w:shd w:val="clear" w:color="auto" w:fill="D9E2F3"/>
+            <w:tcMar>
+              <w:top w:w="40" w:type="dxa"/>
+              <w:left w:w="80" w:type="dxa"/>
+              <w:bottom w:w="40" w:type="dxa"/>
+              <w:right w:w="80" w:type="dxa"/>
+            </w:tcMar>
+          </w:tcPr>
+          <w:p>
+            <w:r>
+              <w:t>動作完整性要求（肘須回到接近伸直）。【尚未以真人資料驗證】</w:t>
+            </w:r>
+          </w:p>
+        </w:tc>
+        <w:tc>
+          <w:tcPr>
+            <w:tcW w:w="3600" w:type="dxa"/>
+            <w:shd w:val="clear" w:color="auto" w:fill="D9E2F3"/>
+            <w:tcMar>
+              <w:top w:w="40" w:type="dxa"/>
+              <w:left w:w="80" w:type="dxa"/>
+              <w:bottom w:w="40" w:type="dxa"/>
+              <w:right w:w="80" w:type="dxa"/>
+            </w:tcMar>
+          </w:tcPr>
+          <w:p>
+            <w:r>
+              <w:t>II</w:t>
+            </w:r>
+          </w:p>
+        </w:tc>
+      </w:tr>
+      <w:tr>
+        <w:tblPrEx>
+          <w:tblCellMar>
+            <w:top w:w="0" w:type="dxa"/>
+            <w:bottom w:w="0" w:type="dxa"/>
+          </w:tblCellMar>
+        </w:tblPrEx>
+        <w:trPr>
+          <w:tblHeader/>
+        </w:trPr>
+        <w:tc>
+          <w:tcPr>
+            <w:tcW w:w="800" w:type="dxa"/>
+            <w:shd w:val="clear" w:color="auto" w:fill="D9E2F3"/>
+            <w:tcMar>
+              <w:top w:w="40" w:type="dxa"/>
+              <w:left w:w="80" w:type="dxa"/>
+              <w:bottom w:w="40" w:type="dxa"/>
+              <w:right w:w="80" w:type="dxa"/>
+            </w:tcMar>
+          </w:tcPr>
+          <w:p>
+            <w:r>
+              <w:t>伏地挺身｜頭頸前伸</w:t>
+            </w:r>
+          </w:p>
+        </w:tc>
+        <w:tc>
+          <w:tcPr>
+            <w:tcW w:w="1600" w:type="dxa"/>
+            <w:shd w:val="clear" w:color="auto" w:fill="D9E2F3"/>
+            <w:tcMar>
+              <w:top w:w="40" w:type="dxa"/>
+              <w:left w:w="80" w:type="dxa"/>
+              <w:bottom w:w="40" w:type="dxa"/>
+              <w:right w:w="80" w:type="dxa"/>
+            </w:tcMar>
+          </w:tcPr>
+          <w:p>
+            <w:r>
+              <w:t>NASM 推舉評估項目；該評估原用於站姿推舉，屬相鄰動作之外推。【尚未以真人資料驗證】</w:t>
+            </w:r>
+          </w:p>
+        </w:tc>
+        <w:tc>
+          <w:tcPr>
+            <w:tcW w:w="3600" w:type="dxa"/>
+            <w:shd w:val="clear" w:color="auto" w:fill="D9E2F3"/>
+            <w:tcMar>
+              <w:top w:w="40" w:type="dxa"/>
+              <w:left w:w="80" w:type="dxa"/>
+              <w:bottom w:w="40" w:type="dxa"/>
+              <w:right w:w="80" w:type="dxa"/>
+            </w:tcMar>
+          </w:tcPr>
+          <w:p>
+            <w:r>
+              <w:t>II</w:t>
+            </w:r>
+          </w:p>
+        </w:tc>
+      </w:tr>
+      <w:tr>
+        <w:tblPrEx>
+          <w:tblCellMar>
+            <w:top w:w="0" w:type="dxa"/>
+            <w:bottom w:w="0" w:type="dxa"/>
+          </w:tblCellMar>
+        </w:tblPrEx>
+        <w:trPr>
+          <w:tblHeader/>
+        </w:trPr>
+        <w:tc>
+          <w:tcPr>
+            <w:tcW w:w="800" w:type="dxa"/>
+            <w:shd w:val="clear" w:color="auto" w:fill="D9E2F3"/>
+            <w:tcMar>
+              <w:top w:w="40" w:type="dxa"/>
+              <w:left w:w="80" w:type="dxa"/>
+              <w:bottom w:w="40" w:type="dxa"/>
+              <w:right w:w="80" w:type="dxa"/>
+            </w:tcMar>
+          </w:tcPr>
+          <w:p>
+            <w:r>
+              <w:t>高抬腿｜膝高</w:t>
+            </w:r>
+          </w:p>
+        </w:tc>
+        <w:tc>
+          <w:tcPr>
+            <w:tcW w:w="1600" w:type="dxa"/>
+            <w:shd w:val="clear" w:color="auto" w:fill="D9E2F3"/>
+            <w:tcMar>
+              <w:top w:w="40" w:type="dxa"/>
+              <w:left w:w="80" w:type="dxa"/>
+              <w:bottom w:w="40" w:type="dxa"/>
+              <w:right w:w="80" w:type="dxa"/>
+            </w:tcMar>
+          </w:tcPr>
+          <w:p>
+            <w:r>
+              <w:t>膝抬至髖高（通行教學描述為大腿與地面平行）；未查得將其定為檢測標準之正式文件。【真人驗證 2026-08】與深蹲深度同屬垂直高低關係，同樣受鏡頭高度影響（達標率 100%→60%）。</w:t>
+            </w:r>
+          </w:p>
+        </w:tc>
+        <w:tc>
+          <w:tcPr>
+            <w:tcW w:w="3600" w:type="dxa"/>
+            <w:shd w:val="clear" w:color="auto" w:fill="D9E2F3"/>
+            <w:tcMar>
+              <w:top w:w="40" w:type="dxa"/>
+              <w:left w:w="80" w:type="dxa"/>
+              <w:bottom w:w="40" w:type="dxa"/>
+              <w:right w:w="80" w:type="dxa"/>
+            </w:tcMar>
+          </w:tcPr>
+          <w:p>
+            <w:r>
+              <w:t>II</w:t>
+            </w:r>
+          </w:p>
+        </w:tc>
+      </w:tr>
+      <w:tr>
+        <w:tblPrEx>
+          <w:tblCellMar>
+            <w:top w:w="0" w:type="dxa"/>
+            <w:bottom w:w="0" w:type="dxa"/>
+          </w:tblCellMar>
+        </w:tblPrEx>
+        <w:trPr>
+          <w:tblHeader/>
+        </w:trPr>
+        <w:tc>
+          <w:tcPr>
+            <w:tcW w:w="800" w:type="dxa"/>
+            <w:shd w:val="clear" w:color="auto" w:fill="D9E2F3"/>
+            <w:tcMar>
+              <w:top w:w="40" w:type="dxa"/>
+              <w:left w:w="80" w:type="dxa"/>
+              <w:bottom w:w="40" w:type="dxa"/>
+              <w:right w:w="80" w:type="dxa"/>
+            </w:tcMar>
+          </w:tcPr>
+          <w:p>
+            <w:r>
+              <w:t>高抬腿｜支撐腳打直</w:t>
+            </w:r>
+          </w:p>
+        </w:tc>
+        <w:tc>
+          <w:tcPr>
+            <w:tcW w:w="1600" w:type="dxa"/>
+            <w:shd w:val="clear" w:color="auto" w:fill="D9E2F3"/>
+            <w:tcMar>
+              <w:top w:w="40" w:type="dxa"/>
+              <w:left w:w="80" w:type="dxa"/>
+              <w:bottom w:w="40" w:type="dxa"/>
+              <w:right w:w="80" w:type="dxa"/>
+            </w:tcMar>
+          </w:tcPr>
+          <w:p>
+            <w:r>
+              <w:t>排除「坐著交替抬膝」之動作定義要求，兼防作弊。【真人驗證 2026-08】誤判 0.0%，且四種鏡頭高度間差異僅 0.4°——為本系統機位穩健性最佳之判定量。</w:t>
+            </w:r>
+          </w:p>
+        </w:tc>
+        <w:tc>
+          <w:tcPr>
+            <w:tcW w:w="3600" w:type="dxa"/>
+            <w:shd w:val="clear" w:color="auto" w:fill="D9E2F3"/>
+            <w:tcMar>
+              <w:top w:w="40" w:type="dxa"/>
+              <w:left w:w="80" w:type="dxa"/>
+              <w:bottom w:w="40" w:type="dxa"/>
+              <w:right w:w="80" w:type="dxa"/>
+            </w:tcMar>
+          </w:tcPr>
+          <w:p>
+            <w:r>
+              <w:t>II</w:t>
+            </w:r>
+          </w:p>
+        </w:tc>
+      </w:tr>
+      <w:tr>
+        <w:tblPrEx>
+          <w:tblCellMar>
+            <w:top w:w="0" w:type="dxa"/>
+            <w:bottom w:w="0" w:type="dxa"/>
+          </w:tblCellMar>
+        </w:tblPrEx>
+        <w:trPr>
+          <w:tblHeader/>
+        </w:trPr>
+        <w:tc>
+          <w:tcPr>
+            <w:tcW w:w="800" w:type="dxa"/>
+            <w:shd w:val="clear" w:color="auto" w:fill="D9E2F3"/>
+            <w:tcMar>
+              <w:top w:w="40" w:type="dxa"/>
+              <w:left w:w="80" w:type="dxa"/>
+              <w:bottom w:w="40" w:type="dxa"/>
+              <w:right w:w="80" w:type="dxa"/>
+            </w:tcMar>
+          </w:tcPr>
+          <w:p>
+            <w:r>
+              <w:t>高抬腿｜軀幹挺直</w:t>
+            </w:r>
+          </w:p>
+        </w:tc>
+        <w:tc>
+          <w:tcPr>
+            <w:tcW w:w="1600" w:type="dxa"/>
+            <w:shd w:val="clear" w:color="auto" w:fill="D9E2F3"/>
+            <w:tcMar>
+              <w:top w:w="40" w:type="dxa"/>
+              <w:left w:w="80" w:type="dxa"/>
+              <w:bottom w:w="40" w:type="dxa"/>
+              <w:right w:w="80" w:type="dxa"/>
+            </w:tcMar>
+          </w:tcPr>
+          <w:p>
+            <w:r>
+              <w:t>田徑與健身教學材料通行描述。【真人驗證 2026-08】誤判 0.0%，四種機位差異僅 0.001。</w:t>
+            </w:r>
+          </w:p>
+        </w:tc>
+        <w:tc>
+          <w:tcPr>
+            <w:tcW w:w="3600" w:type="dxa"/>
+            <w:shd w:val="clear" w:color="auto" w:fill="D9E2F3"/>
+            <w:tcMar>
+              <w:top w:w="40" w:type="dxa"/>
+              <w:left w:w="80" w:type="dxa"/>
+              <w:bottom w:w="40" w:type="dxa"/>
+              <w:right w:w="80" w:type="dxa"/>
+            </w:tcMar>
+          </w:tcPr>
+          <w:p>
+            <w:r>
+              <w:t>II</w:t>
+            </w:r>
+          </w:p>
+        </w:tc>
+      </w:tr>
+      <w:tr>
+        <w:tblPrEx>
+          <w:tblCellMar>
+            <w:top w:w="0" w:type="dxa"/>
+            <w:bottom w:w="0" w:type="dxa"/>
+          </w:tblCellMar>
+        </w:tblPrEx>
+        <w:trPr>
+          <w:tblHeader/>
+        </w:trPr>
+        <w:tc>
+          <w:tcPr>
+            <w:tcW w:w="800" w:type="dxa"/>
+            <w:shd w:val="clear" w:color="auto" w:fill="D9E2F3"/>
+            <w:tcMar>
+              <w:top w:w="40" w:type="dxa"/>
+              <w:left w:w="80" w:type="dxa"/>
+              <w:bottom w:w="40" w:type="dxa"/>
+              <w:right w:w="80" w:type="dxa"/>
+            </w:tcMar>
+          </w:tcPr>
+          <w:p>
+            <w:r>
+              <w:t>開合跳｜幅度</w:t>
+            </w:r>
+          </w:p>
+        </w:tc>
+        <w:tc>
+          <w:tcPr>
+            <w:tcW w:w="1600" w:type="dxa"/>
+            <w:shd w:val="clear" w:color="auto" w:fill="D9E2F3"/>
+            <w:tcMar>
+              <w:top w:w="40" w:type="dxa"/>
+              <w:left w:w="80" w:type="dxa"/>
+              <w:bottom w:w="40" w:type="dxa"/>
+              <w:right w:w="80" w:type="dxa"/>
+            </w:tcMar>
+          </w:tcPr>
+          <w:p>
+            <w:r>
+              <w:t>手過肩、腳距超過肩寬。美軍 side-straddle hop 定義要求腿超肩寬、手臂過頭。本系統門檻設為手腕高於肩，較通行描述寬鬆，係為吸收低角度鏡頭之視角畸變。</w:t>
+            </w:r>
+          </w:p>
+        </w:tc>
+        <w:tc>
+          <w:tcPr>
+            <w:tcW w:w="3600" w:type="dxa"/>
+            <w:shd w:val="clear" w:color="auto" w:fill="D9E2F3"/>
+            <w:tcMar>
+              <w:top w:w="40" w:type="dxa"/>
+              <w:left w:w="80" w:type="dxa"/>
+              <w:bottom w:w="40" w:type="dxa"/>
+              <w:right w:w="80" w:type="dxa"/>
+            </w:tcMar>
+          </w:tcPr>
+          <w:p>
+            <w:r>
+              <w:t>II</w:t>
+            </w:r>
+          </w:p>
+        </w:tc>
+      </w:tr>
+      <w:tr>
+        <w:tblPrEx>
+          <w:tblCellMar>
+            <w:top w:w="0" w:type="dxa"/>
+            <w:bottom w:w="0" w:type="dxa"/>
+          </w:tblCellMar>
+        </w:tblPrEx>
+        <w:trPr>
+          <w:tblHeader/>
+        </w:trPr>
+        <w:tc>
+          <w:tcPr>
+            <w:tcW w:w="800" w:type="dxa"/>
+            <w:shd w:val="clear" w:color="auto" w:fill="D9E2F3"/>
+            <w:tcMar>
+              <w:top w:w="40" w:type="dxa"/>
+              <w:left w:w="80" w:type="dxa"/>
+              <w:bottom w:w="40" w:type="dxa"/>
+              <w:right w:w="80" w:type="dxa"/>
+            </w:tcMar>
+          </w:tcPr>
+          <w:p>
+            <w:r>
+              <w:t>開合跳｜手腳同步</w:t>
+            </w:r>
+          </w:p>
+        </w:tc>
+        <w:tc>
+          <w:tcPr>
+            <w:tcW w:w="1600" w:type="dxa"/>
+            <w:shd w:val="clear" w:color="auto" w:fill="D9E2F3"/>
+            <w:tcMar>
+              <w:top w:w="40" w:type="dxa"/>
+              <w:left w:w="80" w:type="dxa"/>
+              <w:bottom w:w="40" w:type="dxa"/>
+              <w:right w:w="80" w:type="dxa"/>
+            </w:tcMar>
+          </w:tcPr>
+          <w:p>
+            <w:r>
+              <w:t>美軍 side-straddle hop 四拍定義：手腳同拍完成。⚠️【尚未驗證】本項為阻擋級，但已查之公開資料集（UI-PRMD、REHAB24-6、FLAG3D、MM-Fit）均無開合跳可用樣本，其門檻之適切性目前無外部依據，須待真人測試。</w:t>
+            </w:r>
+          </w:p>
+        </w:tc>
+        <w:tc>
+          <w:tcPr>
+            <w:tcW w:w="3600" w:type="dxa"/>
+            <w:shd w:val="clear" w:color="auto" w:fill="D9E2F3"/>
+            <w:tcMar>
+              <w:top w:w="40" w:type="dxa"/>
+              <w:left w:w="80" w:type="dxa"/>
+              <w:bottom w:w="40" w:type="dxa"/>
+              <w:right w:w="80" w:type="dxa"/>
+            </w:tcMar>
+          </w:tcPr>
+          <w:p>
+            <w:r>
+              <w:t>II</w:t>
             </w:r>
           </w:p>
         </w:tc>
@@ -1228,7 +1848,7 @@
           <w:sz w:val="24"/>
           <w:szCs w:val="24"/>
         </w:rPr>
-        <w:t>此類校準值屬工程判斷，其適切性須以真人樣本驗證後方能確認；在驗證完成前，本作品不宣稱該門檻已達最適設定。</w:t>
+        <w:t>此類校準值屬工程判斷，其適切性須以真人樣本驗證後方能確認。2026 年 8 月已完成第一輪外部驗證（見階段三），十五項判定中有七項取得真人資料之誤判率，其中三項因誤判率過高而重新標定、一項因不具機位不變性而自阻擋級降為提示級；餘八項仍為未經真人資料檢驗之工程判斷。在自蒐真人樣本驗證完成前，本作品不宣稱任一門檻已達最適設定，亦不宣稱任何一項判定之靈敏度。</w:t>
       </w:r>
     </w:p>
     <w:p>
@@ -1288,7 +1908,7 @@
           <w:sz w:val="24"/>
           <w:szCs w:val="24"/>
         </w:rPr>
-        <w:t>本作品建立三階段驗證架構，各階段之外部性逐級提高。</w:t>
+        <w:t>本作品建立四階段驗證架構，各階段之外部性逐級提高。第三階段於 2026 年 8 月完成，係以公開之真人動作捕捉資料集檢驗既有門檻；該階段推翻了數項原以工程判斷訂定之門檻，修正內容一併列於表 3-2。</w:t>
       </w:r>
     </w:p>
     <w:p>
@@ -1304,7 +1924,7 @@
           <w:sz w:val="24"/>
           <w:szCs w:val="24"/>
         </w:rPr>
-        <w:t>表 3-3　三階段驗證架構</w:t>
+        <w:t>表 3-3　四階段驗證架構</w:t>
       </w:r>
     </w:p>
     <w:tbl>
@@ -1483,7 +2103,7 @@
           </w:tcPr>
           <w:p>
             <w:r>
-              <w:t>持續執行中</w:t>
+              <w:t>持續執行中（213 項）</w:t>
             </w:r>
           </w:p>
         </w:tc>
@@ -1607,6 +2227,85 @@
           </w:tcPr>
           <w:p>
             <w:r>
+              <w:t>公開真人動作捕捉資料集</w:t>
+            </w:r>
+          </w:p>
+        </w:tc>
+        <w:tc>
+          <w:tcPr>
+            <w:tcW w:w="3600" w:type="dxa"/>
+            <w:shd w:val="clear" w:color="auto" w:fill="D9E2F3"/>
+            <w:tcMar>
+              <w:top w:w="40" w:type="dxa"/>
+              <w:left w:w="80" w:type="dxa"/>
+              <w:bottom w:w="40" w:type="dxa"/>
+              <w:right w:w="80" w:type="dxa"/>
+            </w:tcMar>
+          </w:tcPr>
+          <w:p>
+            <w:r>
+              <w:t>以外部真人資料檢驗門檻之誤判率，並與 3D 真值比對</w:t>
+            </w:r>
+          </w:p>
+        </w:tc>
+        <w:tc>
+          <w:tcPr>
+            <w:tcW w:w="1600" w:type="dxa"/>
+            <w:shd w:val="clear" w:color="auto" w:fill="D9E2F3"/>
+            <w:tcMar>
+              <w:top w:w="40" w:type="dxa"/>
+              <w:left w:w="80" w:type="dxa"/>
+              <w:bottom w:w="40" w:type="dxa"/>
+              <w:right w:w="80" w:type="dxa"/>
+            </w:tcMar>
+          </w:tcPr>
+          <w:p>
+            <w:r>
+              <w:t>已完成（2026-08）</w:t>
+            </w:r>
+          </w:p>
+        </w:tc>
+      </w:tr>
+      <w:tr>
+        <w:tblPrEx>
+          <w:tblCellMar>
+            <w:top w:w="0" w:type="dxa"/>
+            <w:bottom w:w="0" w:type="dxa"/>
+          </w:tblCellMar>
+        </w:tblPrEx>
+        <w:trPr>
+          <w:tblHeader/>
+        </w:trPr>
+        <w:tc>
+          <w:tcPr>
+            <w:tcW w:w="800" w:type="dxa"/>
+            <w:shd w:val="clear" w:color="auto" w:fill="D9E2F3"/>
+            <w:tcMar>
+              <w:top w:w="40" w:type="dxa"/>
+              <w:left w:w="80" w:type="dxa"/>
+              <w:bottom w:w="40" w:type="dxa"/>
+              <w:right w:w="80" w:type="dxa"/>
+            </w:tcMar>
+          </w:tcPr>
+          <w:p>
+            <w:r>
+              <w:t>四</w:t>
+            </w:r>
+          </w:p>
+        </w:tc>
+        <w:tc>
+          <w:tcPr>
+            <w:tcW w:w="1600" w:type="dxa"/>
+            <w:shd w:val="clear" w:color="auto" w:fill="D9E2F3"/>
+            <w:tcMar>
+              <w:top w:w="40" w:type="dxa"/>
+              <w:left w:w="80" w:type="dxa"/>
+              <w:bottom w:w="40" w:type="dxa"/>
+              <w:right w:w="80" w:type="dxa"/>
+            </w:tcMar>
+          </w:tcPr>
+          <w:p>
+            <w:r>
               <w:t>自蒐真人樣本</w:t>
             </w:r>
           </w:p>
@@ -1624,7 +2323,7 @@
           </w:tcPr>
           <w:p>
             <w:r>
-              <w:t>真實居家鏡頭條件下之判定表現</w:t>
+              <w:t>真實居家鏡頭條件下之判定表現與靈敏度</w:t>
             </w:r>
           </w:p>
         </w:tc>
@@ -1738,6 +2437,70 @@
     <w:p>
       <w:pPr>
         <w:pStyle w:val="2"/>
+        <w:spacing w:after="120" w:line="360" w:lineRule="auto"/>
+        <w:ind/>
+        <w:jc w:val="both"/>
+      </w:pPr>
+      <w:r>
+        <w:rPr>
+          <w:rFonts w:ascii="新細明體" w:eastAsia="新細明體" w:hAnsi="新細明體" w:cs="新細明體"/>
+          <w:b/>
+          <w:szCs w:val="24"/>
+        </w:rPr>
+        <w:t>3. 階段三：公開真人動作捕捉資料集</w:t>
+      </w:r>
+    </w:p>
+    <w:p>
+      <w:pPr>
+        <w:spacing w:after="120" w:line="360" w:lineRule="auto"/>
+        <w:ind/>
+        <w:jc w:val="both"/>
+      </w:pPr>
+      <w:r>
+        <w:rPr>
+          <w:rFonts w:ascii="新細明體" w:eastAsia="新細明體" w:hAnsi="新細明體" w:cs="新細明體"/>
+          <w:b w:val="0"/>
+          <w:sz w:val="24"/>
+          <w:szCs w:val="24"/>
+        </w:rPr>
+        <w:t>本階段以兩組公開資料集檢驗既有判定門檻。UI-PRMD（愛達荷大學，Vakanski et al., 2018）提供 10 名受試者、每人 10 次深蹲之光學動作捕捉座標，並附「正確」與「不正確」兩組執行；REHAB24-6（Černek et al., 2024）提供由物理治療師標註正確與否之伏地挺身樣本。驗證方式為：將三維座標依指定機位做透視投影，還原成正面（或側面）鏡頭所見之二維座標，再輸入本作品未經修改之判定程式，使量測條件與實際運作條件一致。三維座標同時作為真值，用以檢驗二維判定之正確性。</w:t>
+      </w:r>
+    </w:p>
+    <w:p>
+      <w:pPr>
+        <w:spacing w:after="120" w:line="360" w:lineRule="auto"/>
+        <w:ind/>
+        <w:jc w:val="both"/>
+      </w:pPr>
+      <w:r>
+        <w:rPr>
+          <w:rFonts w:ascii="新細明體" w:eastAsia="新細明體" w:hAnsi="新細明體" w:cs="新細明體"/>
+          <w:b w:val="0"/>
+          <w:sz w:val="24"/>
+          <w:szCs w:val="24"/>
+        </w:rPr>
+        <w:t>本階段之發現與處置：深蹲之軀幹前傾門檻在真實筆電機位下，於正確動作上誤判 90.8%，已重新標定並自阻擋級降為提示級；深蹲之膝內夾量測方式在正確動作上誤判 64.5%，已更換量測基準至誤判 0%；伏地挺身之身體直線門檻恰落在正確動作之中位數上、誤判 45.7%，已重新標定至 4.3%。高抬腿之兩項門檻則通過檢驗（誤判 0.0%），未作修改。深蹲之計次判定對三維真值之一致率為 96.0%（靈敏度 93.1%、特異度 96.5%，n=200 次）。</w:t>
+      </w:r>
+    </w:p>
+    <w:p>
+      <w:pPr>
+        <w:spacing w:after="120" w:line="360" w:lineRule="auto"/>
+        <w:ind/>
+        <w:jc w:val="both"/>
+      </w:pPr>
+      <w:r>
+        <w:rPr>
+          <w:rFonts w:ascii="新細明體" w:eastAsia="新細明體" w:hAnsi="新細明體" w:cs="新細明體"/>
+          <w:b w:val="0"/>
+          <w:sz w:val="24"/>
+          <w:szCs w:val="24"/>
+        </w:rPr>
+        <w:t>界線說明｜本階段僅標定「誤判率」，即正確動作被誤判為錯誤之比例；各項判定之靈敏度（真正抓到錯誤動作之比例）均未標定，原因是資料集之「不正確」樣本未標註錯誤型別，無法據以計算特定錯誤之偵測率。此外，開合跳之手腳同步判定為阻擋級，但已查之公開資料集均無可用之開合跳樣本，該項門檻目前無外部依據。兩資料集之動作型態亦與本系統預設略有差異（UI-PRMD 之深蹲為雙臂過頭之功能性動作檢測版本，REHAB24-6 之伏地挺身為斜板姿勢），故標定值仍須以自蒐真人樣本複核。</w:t>
+      </w:r>
+    </w:p>
+    <w:p>
+      <w:pPr>
+        <w:pStyle w:val="2"/>
         <w:spacing w:before="240" w:after="160" w:line="360" w:lineRule="auto"/>
       </w:pPr>
       <w:r>
@@ -1746,7 +2509,7 @@
           <w:b/>
           <w:bCs/>
         </w:rPr>
-        <w:t>3. 階段三：真人樣本驗證（規劃中）</w:t>
+        <w:t>4. 階段四：自蒐真人樣本驗證（規劃中）</w:t>
       </w:r>
     </w:p>
     <w:p>
@@ -3536,7 +4299,7 @@
           </w:tcPr>
           <w:p>
             <w:r>
-              <w:t>建議機位</w:t>
+              <w:t>建議機位（含高度）</w:t>
             </w:r>
           </w:p>
         </w:tc>
@@ -3632,7 +4395,7 @@
           </w:tcPr>
           <w:p>
             <w:r>
-              <w:t>正面</w:t>
+              <w:t>正面・鏡頭高 0.8–1.0 m</w:t>
             </w:r>
           </w:p>
         </w:tc>
@@ -3728,7 +4491,7 @@
           </w:tcPr>
           <w:p>
             <w:r>
-              <w:t>正面</w:t>
+              <w:t>正面・鏡頭高 0.8–1.0 m</w:t>
             </w:r>
           </w:p>
         </w:tc>
@@ -3824,7 +4587,7 @@
           </w:tcPr>
           <w:p>
             <w:r>
-              <w:t>正面</w:t>
+              <w:t>正面・鏡頭高 0.8–1.0 m</w:t>
             </w:r>
           </w:p>
         </w:tc>
@@ -3920,7 +4683,7 @@
           </w:tcPr>
           <w:p>
             <w:r>
-              <w:t>側面</w:t>
+              <w:t>側面・高度不敏感</w:t>
             </w:r>
           </w:p>
         </w:tc>
@@ -5887,7 +6650,7 @@
           <w:sz w:val="24"/>
           <w:szCs w:val="24"/>
         </w:rPr>
-        <w:t>介面中不存在增加金幣之方法。 金幣之增加僅能透過訓練結算函式，此為「金幣僅由 AI 驗證產生」在架構層面之實現——非依約定，而是以介面設計使違規成為不可能。　各項連動資源（金幣、經驗值、碎片、抽獎券）之來源限制與顯示範圍，詳見第六章「金幣與經驗值對接」及「結算畫面」。</w:t>
+        <w:t>介面中不存在增加金幣之方法。 金幣之增加僅能透過訓練結算函式，此為「金幣僅由 AI 驗證產生」在架構層面之實現——此非僅以約定規範，而是在介面層面即不提供任何可繞過訓練結算而增加金幣的方法——遊戲端縱使自行呼叫，亦無對應之介面可用。惟須說明：本作品為純前端網頁、資料存於使用者本機，故此設計所排除的是「兩端整合時的規則違反」，而非具技術能力之使用者對自身本機資料的直接竄改；後者屬跨裝置同步與伺服器端驗證之範疇，列為後續工作。　各項連動資源（金幣、經驗值、碎片、抽獎券）之來源限制與顯示範圍，詳見第六章「金幣與經驗值對接」及「結算畫面」。</w:t>
       </w:r>
     </w:p>
     <w:p>
@@ -10505,6 +11268,85 @@
           </w:tcPr>
           <w:p>
             <w:r>
+              <w:t>門檻誤判率</w:t>
+            </w:r>
+          </w:p>
+        </w:tc>
+        <w:tc>
+          <w:tcPr>
+            <w:tcW w:w="1600" w:type="dxa"/>
+            <w:shd w:val="clear" w:color="auto" w:fill="D9E2F3"/>
+            <w:tcMar>
+              <w:top w:w="40" w:type="dxa"/>
+              <w:left w:w="80" w:type="dxa"/>
+              <w:bottom w:w="40" w:type="dxa"/>
+              <w:right w:w="80" w:type="dxa"/>
+            </w:tcMar>
+          </w:tcPr>
+          <w:p>
+            <w:r>
+              <w:t>正確動作被誤判為錯誤之比例</w:t>
+            </w:r>
+          </w:p>
+        </w:tc>
+        <w:tc>
+          <w:tcPr>
+            <w:tcW w:w="3600" w:type="dxa"/>
+            <w:shd w:val="clear" w:color="auto" w:fill="D9E2F3"/>
+            <w:tcMar>
+              <w:top w:w="40" w:type="dxa"/>
+              <w:left w:w="80" w:type="dxa"/>
+              <w:bottom w:w="40" w:type="dxa"/>
+              <w:right w:w="80" w:type="dxa"/>
+            </w:tcMar>
+          </w:tcPr>
+          <w:p>
+            <w:r>
+              <w:t>公開真人動作捕捉資料集（UI-PRMD、REHAB24-6），與 3D 真值比對</w:t>
+            </w:r>
+          </w:p>
+        </w:tc>
+        <w:tc>
+          <w:tcPr>
+            <w:tcW w:w="3600" w:type="dxa"/>
+            <w:shd w:val="clear" w:color="auto" w:fill="D9E2F3"/>
+            <w:tcMar>
+              <w:top w:w="40" w:type="dxa"/>
+              <w:left w:w="80" w:type="dxa"/>
+              <w:bottom w:w="40" w:type="dxa"/>
+              <w:right w:w="80" w:type="dxa"/>
+            </w:tcMar>
+          </w:tcPr>
+          <w:p>
+            <w:r>
+              <w:t>僅標定誤判率；靈敏度未標定（資料集之錯誤樣本未標註型別）。開合跳無可用樣本，該項未驗證</w:t>
+            </w:r>
+          </w:p>
+        </w:tc>
+      </w:tr>
+      <w:tr>
+        <w:tblPrEx>
+          <w:tblCellMar>
+            <w:top w:w="0" w:type="dxa"/>
+            <w:bottom w:w="0" w:type="dxa"/>
+          </w:tblCellMar>
+        </w:tblPrEx>
+        <w:trPr>
+          <w:tblHeader/>
+        </w:trPr>
+        <w:tc>
+          <w:tcPr>
+            <w:tcW w:w="800" w:type="dxa"/>
+            <w:shd w:val="clear" w:color="auto" w:fill="D9E2F3"/>
+            <w:tcMar>
+              <w:top w:w="40" w:type="dxa"/>
+              <w:left w:w="80" w:type="dxa"/>
+              <w:bottom w:w="40" w:type="dxa"/>
+              <w:right w:w="80" w:type="dxa"/>
+            </w:tcMar>
+          </w:tcPr>
+          <w:p>
+            <w:r>
               <w:t>體型不變性</w:t>
             </w:r>
           </w:p>
@@ -13452,21 +14294,19 @@
           <w:rFonts w:ascii="新細明體" w:eastAsia="新細明體" w:hAnsi="新細明體" w:cs="新細明體"/>
           <w:i w:val="0"/>
         </w:rPr>
-        <w:t xml:space="preserve">Conroy, D. E., Yang, C.-H., &amp; Maher, J. P. (2014). Behavior change techniques in top-ranked mobile apps for physical activity. </w:t>
+        <w:t>Černek, A., Sedmidubsky, J., Budikova, P., Jánošová, M., Katzer, L., &amp; Procházka, M. (2024). REHAB24-6: A multi-modal dataset of physical rehabilitation exercises [Dataset]. Zenodo. https://doi.org/10.5281/zenodo.13305826（授權：CC BY-NC 4.0）</w:t>
       </w:r>
       <w:r>
         <w:rPr>
           <w:rFonts w:ascii="新細明體" w:eastAsia="新細明體" w:hAnsi="新細明體" w:cs="新細明體"/>
           <w:i/>
         </w:rPr>
-        <w:t>American Journal of Preventive Medicine, 46</w:t>
       </w:r>
       <w:r>
         <w:rPr>
           <w:rFonts w:ascii="新細明體" w:eastAsia="新細明體" w:hAnsi="新細明體" w:cs="新細明體"/>
           <w:i w:val="0"/>
         </w:rPr>
-        <w:t>(6), 649–652. https://doi.org/10.1016/j.amepre.2014.01.010</w:t>
       </w:r>
     </w:p>
     <w:p>
@@ -13480,21 +14320,21 @@
           <w:rFonts w:ascii="新細明體" w:eastAsia="新細明體" w:hAnsi="新細明體" w:cs="新細明體"/>
           <w:i w:val="0"/>
         </w:rPr>
-        <w:t xml:space="preserve">Dedhia, U., Bhoir, P., Ranka, P., &amp; Kanani, P. (2023). Pose estimation and virtual gym assistant using MediaPipe and machine learning. In </w:t>
+        <w:t xml:space="preserve">Conroy, D. E., Yang, C.-H., &amp; Maher, J. P. (2014). Behavior change techniques in top-ranked mobile apps for physical activity. </w:t>
       </w:r>
       <w:r>
         <w:rPr>
           <w:rFonts w:ascii="新細明體" w:eastAsia="新細明體" w:hAnsi="新細明體" w:cs="新細明體"/>
           <w:i/>
         </w:rPr>
-        <w:t>2023 International Conference on Network, Multimedia and Information Technology (NMITCON)</w:t>
+        <w:t>American Journal of Preventive Medicine, 46</w:t>
       </w:r>
       <w:r>
         <w:rPr>
           <w:rFonts w:ascii="新細明體" w:eastAsia="新細明體" w:hAnsi="新細明體" w:cs="新細明體"/>
           <w:i w:val="0"/>
         </w:rPr>
-        <w:t xml:space="preserve"> (pp. 1–7). IEEE. https://doi.org/10.1109/NMITCON58196.2023.10275938</w:t>
+        <w:t>(6), 649–652. https://doi.org/10.1016/j.amepre.2014.01.010</w:t>
       </w:r>
     </w:p>
     <w:p>
@@ -13508,21 +14348,21 @@
           <w:rFonts w:ascii="新細明體" w:eastAsia="新細明體" w:hAnsi="新細明體" w:cs="新細明體"/>
           <w:i w:val="0"/>
         </w:rPr>
-        <w:t xml:space="preserve">Direito, A., Pfaeffli Dale, L., Shields, E., Dobson, R., Whittaker, R., &amp; Maddison, R. (2014). Do physical activity and dietary smartphone applications incorporate evidence-based behaviour change techniques? </w:t>
+        <w:t xml:space="preserve">Dedhia, U., Bhoir, P., Ranka, P., &amp; Kanani, P. (2023). Pose estimation and virtual gym assistant using MediaPipe and machine learning. In </w:t>
       </w:r>
       <w:r>
         <w:rPr>
           <w:rFonts w:ascii="新細明體" w:eastAsia="新細明體" w:hAnsi="新細明體" w:cs="新細明體"/>
           <w:i/>
         </w:rPr>
-        <w:t>BMC Public Health, 14</w:t>
+        <w:t>2023 International Conference on Network, Multimedia and Information Technology (NMITCON)</w:t>
       </w:r>
       <w:r>
         <w:rPr>
           <w:rFonts w:ascii="新細明體" w:eastAsia="新細明體" w:hAnsi="新細明體" w:cs="新細明體"/>
           <w:i w:val="0"/>
         </w:rPr>
-        <w:t>, Article 646. https://doi.org/10.1186/1471-2458-14-646</w:t>
+        <w:t xml:space="preserve"> (pp. 1–7). IEEE. https://doi.org/10.1109/NMITCON58196.2023.10275938</w:t>
       </w:r>
     </w:p>
     <w:p>
@@ -13536,21 +14376,21 @@
           <w:rFonts w:ascii="新細明體" w:eastAsia="新細明體" w:hAnsi="新細明體" w:cs="新細明體"/>
           <w:i w:val="0"/>
         </w:rPr>
-        <w:t xml:space="preserve">Escamilla, R. F. (2001). Knee biomechanics of the dynamic squat exercise. </w:t>
+        <w:t xml:space="preserve">Direito, A., Pfaeffli Dale, L., Shields, E., Dobson, R., Whittaker, R., &amp; Maddison, R. (2014). Do physical activity and dietary smartphone applications incorporate evidence-based behaviour change techniques? </w:t>
       </w:r>
       <w:r>
         <w:rPr>
           <w:rFonts w:ascii="新細明體" w:eastAsia="新細明體" w:hAnsi="新細明體" w:cs="新細明體"/>
           <w:i/>
         </w:rPr>
-        <w:t>Medicine &amp; Science in Sports &amp; Exercise, 33</w:t>
+        <w:t>BMC Public Health, 14</w:t>
       </w:r>
       <w:r>
         <w:rPr>
           <w:rFonts w:ascii="新細明體" w:eastAsia="新細明體" w:hAnsi="新細明體" w:cs="新細明體"/>
           <w:i w:val="0"/>
         </w:rPr>
-        <w:t>(1), 127–141. https://doi.org/10.1097/00005768-200101000-00020</w:t>
+        <w:t>, Article 646. https://doi.org/10.1186/1471-2458-14-646</w:t>
       </w:r>
     </w:p>
     <w:p>
@@ -13564,21 +14404,21 @@
           <w:rFonts w:ascii="新細明體" w:eastAsia="新細明體" w:hAnsi="新細明體" w:cs="新細明體"/>
           <w:i w:val="0"/>
         </w:rPr>
-        <w:t xml:space="preserve">Hamari, J., Koivisto, J., &amp; Sarsa, H. (2014). Does gamification work? — A literature review of empirical studies on gamification. In </w:t>
+        <w:t xml:space="preserve">Escamilla, R. F. (2001). Knee biomechanics of the dynamic squat exercise. </w:t>
       </w:r>
       <w:r>
         <w:rPr>
           <w:rFonts w:ascii="新細明體" w:eastAsia="新細明體" w:hAnsi="新細明體" w:cs="新細明體"/>
           <w:i/>
         </w:rPr>
-        <w:t>2014 47th Hawaii International Conference on System Sciences</w:t>
+        <w:t>Medicine &amp; Science in Sports &amp; Exercise, 33</w:t>
       </w:r>
       <w:r>
         <w:rPr>
           <w:rFonts w:ascii="新細明體" w:eastAsia="新細明體" w:hAnsi="新細明體" w:cs="新細明體"/>
           <w:i w:val="0"/>
         </w:rPr>
-        <w:t xml:space="preserve"> (pp. 3025–3034). IEEE. https://doi.org/10.1109/HICSS.2014.377</w:t>
+        <w:t>(1), 127–141. https://doi.org/10.1097/00005768-200101000-00020</w:t>
       </w:r>
     </w:p>
     <w:p>
@@ -13592,21 +14432,21 @@
           <w:rFonts w:ascii="新細明體" w:eastAsia="新細明體" w:hAnsi="新細明體" w:cs="新細明體"/>
           <w:i w:val="0"/>
         </w:rPr>
-        <w:t xml:space="preserve">Jaiswal, A., Chauhan, G., &amp; Srivastava, N. (2023). Using learnable physics for real-time exercise form recommendations. In </w:t>
+        <w:t xml:space="preserve">Hamari, J., Koivisto, J., &amp; Sarsa, H. (2014). Does gamification work? — A literature review of empirical studies on gamification. In </w:t>
       </w:r>
       <w:r>
         <w:rPr>
           <w:rFonts w:ascii="新細明體" w:eastAsia="新細明體" w:hAnsi="新細明體" w:cs="新細明體"/>
           <w:i/>
         </w:rPr>
-        <w:t>Proceedings of the 17th ACM Conference on Recommender Systems</w:t>
+        <w:t>2014 47th Hawaii International Conference on System Sciences</w:t>
       </w:r>
       <w:r>
         <w:rPr>
           <w:rFonts w:ascii="新細明體" w:eastAsia="新細明體" w:hAnsi="新細明體" w:cs="新細明體"/>
           <w:i w:val="0"/>
         </w:rPr>
-        <w:t xml:space="preserve"> (pp. 688–695). Association for Computing Machinery. https://doi.org/10.1145/3604915.3608816</w:t>
+        <w:t xml:space="preserve"> (pp. 3025–3034). IEEE. https://doi.org/10.1109/HICSS.2014.377</w:t>
       </w:r>
     </w:p>
     <w:p>
@@ -13620,21 +14460,21 @@
           <w:rFonts w:ascii="新細明體" w:eastAsia="新細明體" w:hAnsi="新細明體" w:cs="新細明體"/>
           <w:i w:val="0"/>
         </w:rPr>
-        <w:t xml:space="preserve">Johnson, D., Deterding, S., Kuhn, K.-A., Staneva, A., Stoyanov, S., &amp; Hides, L. (2016). Gamification for health and wellbeing: A systematic review of the literature. </w:t>
+        <w:t xml:space="preserve">Jaiswal, A., Chauhan, G., &amp; Srivastava, N. (2023). Using learnable physics for real-time exercise form recommendations. In </w:t>
       </w:r>
       <w:r>
         <w:rPr>
           <w:rFonts w:ascii="新細明體" w:eastAsia="新細明體" w:hAnsi="新細明體" w:cs="新細明體"/>
           <w:i/>
         </w:rPr>
-        <w:t>Internet Interventions, 6</w:t>
+        <w:t>Proceedings of the 17th ACM Conference on Recommender Systems</w:t>
       </w:r>
       <w:r>
         <w:rPr>
           <w:rFonts w:ascii="新細明體" w:eastAsia="新細明體" w:hAnsi="新細明體" w:cs="新細明體"/>
           <w:i w:val="0"/>
         </w:rPr>
-        <w:t>, 89–106. https://doi.org/10.1016/j.invent.2016.10.002</w:t>
+        <w:t xml:space="preserve"> (pp. 688–695). Association for Computing Machinery. https://doi.org/10.1145/3604915.3608816</w:t>
       </w:r>
     </w:p>
     <w:p>
@@ -13648,21 +14488,21 @@
           <w:rFonts w:ascii="新細明體" w:eastAsia="新細明體" w:hAnsi="新細明體" w:cs="新細明體"/>
           <w:i w:val="0"/>
         </w:rPr>
-        <w:t xml:space="preserve">Kercher, V. M., Kercher, K., Levy, P., Bennion, T., Alexander, C., Amaral, P. C., Batrakoulis, A., Chávez, L. F. J. G., Cortés-Almanzar, P., Haro, J. L., Zavalza, A. R. P., Rodríguez, L. E. A., Franco, S., Santos-Rocha, R., Ramalho, F., Simões, V., Vieira, I., Ramos, L., Veiga, O. L., ... Romero-Caballero, A. (2023). 2023 fitness trends from around the globe. </w:t>
+        <w:t xml:space="preserve">Johnson, D., Deterding, S., Kuhn, K.-A., Staneva, A., Stoyanov, S., &amp; Hides, L. (2016). Gamification for health and wellbeing: A systematic review of the literature. </w:t>
       </w:r>
       <w:r>
         <w:rPr>
           <w:rFonts w:ascii="新細明體" w:eastAsia="新細明體" w:hAnsi="新細明體" w:cs="新細明體"/>
           <w:i/>
         </w:rPr>
-        <w:t>ACSM's Health &amp; Fitness Journal, 27</w:t>
+        <w:t>Internet Interventions, 6</w:t>
       </w:r>
       <w:r>
         <w:rPr>
           <w:rFonts w:ascii="新細明體" w:eastAsia="新細明體" w:hAnsi="新細明體" w:cs="新細明體"/>
           <w:i w:val="0"/>
         </w:rPr>
-        <w:t>(1), 19–30. https://doi.org/10.1249/FIT.0000000000000836</w:t>
+        <w:t>, 89–106. https://doi.org/10.1016/j.invent.2016.10.002</w:t>
       </w:r>
     </w:p>
     <w:p>
@@ -13676,21 +14516,21 @@
           <w:rFonts w:ascii="新細明體" w:eastAsia="新細明體" w:hAnsi="新細明體" w:cs="新細明體"/>
           <w:i w:val="0"/>
         </w:rPr>
-        <w:t xml:space="preserve">Kerr, Z. Y., Collins, C. L., &amp; Comstock, R. D. (2010). Epidemiology of weight training-related injuries presenting to United States emergency departments, 1990 to 2007. </w:t>
+        <w:t xml:space="preserve">Kercher, V. M., Kercher, K., Levy, P., Bennion, T., Alexander, C., Amaral, P. C., Batrakoulis, A., Chávez, L. F. J. G., Cortés-Almanzar, P., Haro, J. L., Zavalza, A. R. P., Rodríguez, L. E. A., Franco, S., Santos-Rocha, R., Ramalho, F., Simões, V., Vieira, I., Ramos, L., Veiga, O. L., ... Romero-Caballero, A. (2023). 2023 fitness trends from around the globe. </w:t>
       </w:r>
       <w:r>
         <w:rPr>
           <w:rFonts w:ascii="新細明體" w:eastAsia="新細明體" w:hAnsi="新細明體" w:cs="新細明體"/>
           <w:i/>
         </w:rPr>
-        <w:t>The American Journal of Sports Medicine, 38</w:t>
+        <w:t>ACSM's Health &amp; Fitness Journal, 27</w:t>
       </w:r>
       <w:r>
         <w:rPr>
           <w:rFonts w:ascii="新細明體" w:eastAsia="新細明體" w:hAnsi="新細明體" w:cs="新細明體"/>
           <w:i w:val="0"/>
         </w:rPr>
-        <w:t>(4), 765–771. https://doi.org/10.1177/0363546509351560</w:t>
+        <w:t>(1), 19–30. https://doi.org/10.1249/FIT.0000000000000836</w:t>
       </w:r>
     </w:p>
     <w:p>
@@ -13704,21 +14544,21 @@
           <w:rFonts w:ascii="新細明體" w:eastAsia="新細明體" w:hAnsi="新細明體" w:cs="新細明體"/>
           <w:i w:val="0"/>
         </w:rPr>
-        <w:t xml:space="preserve">Kwon, Y., &amp; Kim, D. (2022). Real-time workout posture correction using OpenCV and MediaPipe. </w:t>
+        <w:t xml:space="preserve">Kerr, Z. Y., Collins, C. L., &amp; Comstock, R. D. (2010). Epidemiology of weight training-related injuries presenting to United States emergency departments, 1990 to 2007. </w:t>
       </w:r>
       <w:r>
         <w:rPr>
           <w:rFonts w:ascii="新細明體" w:eastAsia="新細明體" w:hAnsi="新細明體" w:cs="新細明體"/>
           <w:i/>
         </w:rPr>
-        <w:t>The Journal of Korean Institute of Information Technology, 20</w:t>
+        <w:t>The American Journal of Sports Medicine, 38</w:t>
       </w:r>
       <w:r>
         <w:rPr>
           <w:rFonts w:ascii="新細明體" w:eastAsia="新細明體" w:hAnsi="新細明體" w:cs="新細明體"/>
           <w:i w:val="0"/>
         </w:rPr>
-        <w:t>(1), 199–208. https://doi.org/10.14801/jkiit.2022.20.1.199</w:t>
+        <w:t>(4), 765–771. https://doi.org/10.1177/0363546509351560</w:t>
       </w:r>
     </w:p>
     <w:p>
@@ -13732,21 +14572,21 @@
           <w:rFonts w:ascii="新細明體" w:eastAsia="新細明體" w:hAnsi="新細明體" w:cs="新細明體"/>
           <w:i w:val="0"/>
         </w:rPr>
-        <w:t xml:space="preserve">Lally, P., van Jaarsveld, C. H. M., Potts, H. W. W., &amp; Wardle, J. (2010). How are habits formed: Modelling habit formation in the real world. </w:t>
+        <w:t xml:space="preserve">Kwon, Y., &amp; Kim, D. (2022). Real-time workout posture correction using OpenCV and MediaPipe. </w:t>
       </w:r>
       <w:r>
         <w:rPr>
           <w:rFonts w:ascii="新細明體" w:eastAsia="新細明體" w:hAnsi="新細明體" w:cs="新細明體"/>
           <w:i/>
         </w:rPr>
-        <w:t>European Journal of Social Psychology, 40</w:t>
+        <w:t>The Journal of Korean Institute of Information Technology, 20</w:t>
       </w:r>
       <w:r>
         <w:rPr>
           <w:rFonts w:ascii="新細明體" w:eastAsia="新細明體" w:hAnsi="新細明體" w:cs="新細明體"/>
           <w:i w:val="0"/>
         </w:rPr>
-        <w:t>(6), 998–1009. https://doi.org/10.1002/ejsp.674</w:t>
+        <w:t>(1), 199–208. https://doi.org/10.14801/jkiit.2022.20.1.199</w:t>
       </w:r>
     </w:p>
     <w:p>
@@ -13760,21 +14600,21 @@
           <w:rFonts w:ascii="新細明體" w:eastAsia="新細明體" w:hAnsi="新細明體" w:cs="新細明體"/>
           <w:i w:val="0"/>
         </w:rPr>
-        <w:t xml:space="preserve">Locke, E. A., &amp; Latham, G. P. (2002). Building a practically useful theory of goal setting and task motivation: A 35-year odyssey. </w:t>
+        <w:t xml:space="preserve">Lally, P., van Jaarsveld, C. H. M., Potts, H. W. W., &amp; Wardle, J. (2010). How are habits formed: Modelling habit formation in the real world. </w:t>
       </w:r>
       <w:r>
         <w:rPr>
           <w:rFonts w:ascii="新細明體" w:eastAsia="新細明體" w:hAnsi="新細明體" w:cs="新細明體"/>
           <w:i/>
         </w:rPr>
-        <w:t>American Psychologist, 57</w:t>
+        <w:t>European Journal of Social Psychology, 40</w:t>
       </w:r>
       <w:r>
         <w:rPr>
           <w:rFonts w:ascii="新細明體" w:eastAsia="新細明體" w:hAnsi="新細明體" w:cs="新細明體"/>
           <w:i w:val="0"/>
         </w:rPr>
-        <w:t>(9), 705–717. https://doi.org/10.1037/0003-066X.57.9.705</w:t>
+        <w:t>(6), 998–1009. https://doi.org/10.1002/ejsp.674</w:t>
       </w:r>
     </w:p>
     <w:p>
@@ -13788,21 +14628,21 @@
           <w:rFonts w:ascii="新細明體" w:eastAsia="新細明體" w:hAnsi="新細明體" w:cs="新細明體"/>
           <w:i w:val="0"/>
         </w:rPr>
-        <w:t xml:space="preserve">Lugaresi, C., Tang, J., Nash, H., McClanahan, C., Uboweja, E., Hays, M., Zhang, F., Chang, C.-L., Yong, M. G., Lee, J., Chang, W.-T., Hua, W., Georg, M., &amp; Grundmann, M. (2019). </w:t>
+        <w:t xml:space="preserve">Locke, E. A., &amp; Latham, G. P. (2002). Building a practically useful theory of goal setting and task motivation: A 35-year odyssey. </w:t>
       </w:r>
       <w:r>
         <w:rPr>
           <w:rFonts w:ascii="新細明體" w:eastAsia="新細明體" w:hAnsi="新細明體" w:cs="新細明體"/>
           <w:i/>
         </w:rPr>
-        <w:t>MediaPipe: A framework for building perception pipelines</w:t>
+        <w:t>American Psychologist, 57</w:t>
       </w:r>
       <w:r>
         <w:rPr>
           <w:rFonts w:ascii="新細明體" w:eastAsia="新細明體" w:hAnsi="新細明體" w:cs="新細明體"/>
           <w:i w:val="0"/>
         </w:rPr>
-        <w:t xml:space="preserve"> (arXiv:1906.08172). arXiv. https://doi.org/10.48550/arXiv.1906.08172</w:t>
+        <w:t>(9), 705–717. https://doi.org/10.1037/0003-066X.57.9.705</w:t>
       </w:r>
     </w:p>
     <w:p>
@@ -13816,21 +14656,21 @@
           <w:rFonts w:ascii="新細明體" w:eastAsia="新細明體" w:hAnsi="新細明體" w:cs="新細明體"/>
           <w:i w:val="0"/>
         </w:rPr>
-        <w:t xml:space="preserve">Mazeas, A., Duclos, M., Pereira, B., &amp; Chalabaev, A. (2022). Evaluating the effectiveness of gamification on physical activity: Systematic review and meta-analysis of randomized controlled trials. </w:t>
+        <w:t xml:space="preserve">Lugaresi, C., Tang, J., Nash, H., McClanahan, C., Uboweja, E., Hays, M., Zhang, F., Chang, C.-L., Yong, M. G., Lee, J., Chang, W.-T., Hua, W., Georg, M., &amp; Grundmann, M. (2019). </w:t>
       </w:r>
       <w:r>
         <w:rPr>
           <w:rFonts w:ascii="新細明體" w:eastAsia="新細明體" w:hAnsi="新細明體" w:cs="新細明體"/>
           <w:i/>
         </w:rPr>
-        <w:t>Journal of Medical Internet Research, 24</w:t>
+        <w:t>MediaPipe: A framework for building perception pipelines</w:t>
       </w:r>
       <w:r>
         <w:rPr>
           <w:rFonts w:ascii="新細明體" w:eastAsia="新細明體" w:hAnsi="新細明體" w:cs="新細明體"/>
           <w:i w:val="0"/>
         </w:rPr>
-        <w:t>(1), Article e26779. https://doi.org/10.2196/26779</w:t>
+        <w:t xml:space="preserve"> (arXiv:1906.08172). arXiv. https://doi.org/10.48550/arXiv.1906.08172</w:t>
       </w:r>
     </w:p>
     <w:p>
@@ -13844,21 +14684,21 @@
           <w:rFonts w:ascii="新細明體" w:eastAsia="新細明體" w:hAnsi="新細明體" w:cs="新細明體"/>
           <w:i w:val="0"/>
         </w:rPr>
-        <w:t xml:space="preserve">Michie, S., Abraham, C., Whittington, C., McAteer, J., &amp; Gupta, S. (2009). Effective techniques in healthy eating and physical activity interventions: A meta-regression. </w:t>
+        <w:t xml:space="preserve">Mazeas, A., Duclos, M., Pereira, B., &amp; Chalabaev, A. (2022). Evaluating the effectiveness of gamification on physical activity: Systematic review and meta-analysis of randomized controlled trials. </w:t>
       </w:r>
       <w:r>
         <w:rPr>
           <w:rFonts w:ascii="新細明體" w:eastAsia="新細明體" w:hAnsi="新細明體" w:cs="新細明體"/>
           <w:i/>
         </w:rPr>
-        <w:t>Health Psychology, 28</w:t>
+        <w:t>Journal of Medical Internet Research, 24</w:t>
       </w:r>
       <w:r>
         <w:rPr>
           <w:rFonts w:ascii="新細明體" w:eastAsia="新細明體" w:hAnsi="新細明體" w:cs="新細明體"/>
           <w:i w:val="0"/>
         </w:rPr>
-        <w:t>(6), 690–701. https://doi.org/10.1037/a0016136</w:t>
+        <w:t>(1), Article e26779. https://doi.org/10.2196/26779</w:t>
       </w:r>
     </w:p>
     <w:p>
@@ -13872,21 +14712,21 @@
           <w:rFonts w:ascii="新細明體" w:eastAsia="新細明體" w:hAnsi="新細明體" w:cs="新細明體"/>
           <w:i w:val="0"/>
         </w:rPr>
-        <w:t xml:space="preserve">Myer, G. D., Kushner, A. M., Brent, J. L., Schoenfeld, B. J., Hugentobler, J., Lloyd, R. S., Vermeil, A., Chu, D. A., Harbin, J., &amp; McGill, S. M. (2014). The back squat: A proposed assessment of functional deficits and technical factors that limit performance. </w:t>
+        <w:t xml:space="preserve">Michie, S., Abraham, C., Whittington, C., McAteer, J., &amp; Gupta, S. (2009). Effective techniques in healthy eating and physical activity interventions: A meta-regression. </w:t>
       </w:r>
       <w:r>
         <w:rPr>
           <w:rFonts w:ascii="新細明體" w:eastAsia="新細明體" w:hAnsi="新細明體" w:cs="新細明體"/>
           <w:i/>
         </w:rPr>
-        <w:t>Strength and Conditioning Journal, 36</w:t>
+        <w:t>Health Psychology, 28</w:t>
       </w:r>
       <w:r>
         <w:rPr>
           <w:rFonts w:ascii="新細明體" w:eastAsia="新細明體" w:hAnsi="新細明體" w:cs="新細明體"/>
           <w:i w:val="0"/>
         </w:rPr>
-        <w:t>(6), 4–27. https://doi.org/10.1519/SSC.0000000000000103</w:t>
+        <w:t>(6), 690–701. https://doi.org/10.1037/a0016136</w:t>
       </w:r>
     </w:p>
     <w:p>
@@ -13900,21 +14740,21 @@
           <w:rFonts w:ascii="新細明體" w:eastAsia="新細明體" w:hAnsi="新細明體" w:cs="新細明體"/>
           <w:i w:val="0"/>
         </w:rPr>
-        <w:t xml:space="preserve">Okabe, M., &amp; Ito, K. (2008). </w:t>
+        <w:t xml:space="preserve">Myer, G. D., Kushner, A. M., Brent, J. L., Schoenfeld, B. J., Hugentobler, J., Lloyd, R. S., Vermeil, A., Chu, D. A., Harbin, J., &amp; McGill, S. M. (2014). The back squat: A proposed assessment of functional deficits and technical factors that limit performance. </w:t>
       </w:r>
       <w:r>
         <w:rPr>
           <w:rFonts w:ascii="新細明體" w:eastAsia="新細明體" w:hAnsi="新細明體" w:cs="新細明體"/>
           <w:i/>
         </w:rPr>
-        <w:t>Color universal design (CUD): How to make figures and presentations that are friendly to colorblind people</w:t>
+        <w:t>Strength and Conditioning Journal, 36</w:t>
       </w:r>
       <w:r>
         <w:rPr>
           <w:rFonts w:ascii="新細明體" w:eastAsia="新細明體" w:hAnsi="新細明體" w:cs="新細明體"/>
           <w:i w:val="0"/>
         </w:rPr>
-        <w:t>. Jikei Medical School / University of Tokyo.</w:t>
+        <w:t>(6), 4–27. https://doi.org/10.1519/SSC.0000000000000103</w:t>
       </w:r>
     </w:p>
     <w:p>
@@ -13928,21 +14768,21 @@
           <w:rFonts w:ascii="新細明體" w:eastAsia="新細明體" w:hAnsi="新細明體" w:cs="新細明體"/>
           <w:i w:val="0"/>
         </w:rPr>
-        <w:t xml:space="preserve">Ryan, R. M., &amp; Deci, E. L. (2000). Self-determination theory and the facilitation of intrinsic motivation, social development, and well-being. </w:t>
+        <w:t xml:space="preserve">Okabe, M., &amp; Ito, K. (2008). </w:t>
       </w:r>
       <w:r>
         <w:rPr>
           <w:rFonts w:ascii="新細明體" w:eastAsia="新細明體" w:hAnsi="新細明體" w:cs="新細明體"/>
           <w:i/>
         </w:rPr>
-        <w:t>American Psychologist, 55</w:t>
+        <w:t>Color universal design (CUD): How to make figures and presentations that are friendly to colorblind people</w:t>
       </w:r>
       <w:r>
         <w:rPr>
           <w:rFonts w:ascii="新細明體" w:eastAsia="新細明體" w:hAnsi="新細明體" w:cs="新細明體"/>
           <w:i w:val="0"/>
         </w:rPr>
-        <w:t>(1), 68–78. https://doi.org/10.1037/0003-066X.55.1.68</w:t>
+        <w:t>. Jikei Medical School / University of Tokyo.</w:t>
       </w:r>
     </w:p>
     <w:p>
@@ -13956,21 +14796,21 @@
           <w:rFonts w:ascii="新細明體" w:eastAsia="新細明體" w:hAnsi="新細明體" w:cs="新細明體"/>
           <w:i w:val="0"/>
         </w:rPr>
-        <w:t xml:space="preserve">Saeb, S., Körding, K., &amp; Mohr, D. C. (2015). Making activity recognition robust against deceptive behavior. </w:t>
+        <w:t xml:space="preserve">Ryan, R. M., &amp; Deci, E. L. (2000). Self-determination theory and the facilitation of intrinsic motivation, social development, and well-being. </w:t>
       </w:r>
       <w:r>
         <w:rPr>
           <w:rFonts w:ascii="新細明體" w:eastAsia="新細明體" w:hAnsi="新細明體" w:cs="新細明體"/>
           <w:i/>
         </w:rPr>
-        <w:t>PLOS ONE, 10</w:t>
+        <w:t>American Psychologist, 55</w:t>
       </w:r>
       <w:r>
         <w:rPr>
           <w:rFonts w:ascii="新細明體" w:eastAsia="新細明體" w:hAnsi="新細明體" w:cs="新細明體"/>
           <w:i w:val="0"/>
         </w:rPr>
-        <w:t>(12), Article e0144795. https://doi.org/10.1371/journal.pone.0144795</w:t>
+        <w:t>(1), 68–78. https://doi.org/10.1037/0003-066X.55.1.68</w:t>
       </w:r>
     </w:p>
     <w:p>
@@ -13984,21 +14824,21 @@
           <w:rFonts w:ascii="新細明體" w:eastAsia="新細明體" w:hAnsi="新細明體" w:cs="新細明體"/>
           <w:i w:val="0"/>
         </w:rPr>
-        <w:t xml:space="preserve">Sardi, L., Idri, A., &amp; Fernández-Alemán, J. L. (2017). A systematic review of gamification in e-Health. </w:t>
+        <w:t xml:space="preserve">Saeb, S., Körding, K., &amp; Mohr, D. C. (2015). Making activity recognition robust against deceptive behavior. </w:t>
       </w:r>
       <w:r>
         <w:rPr>
           <w:rFonts w:ascii="新細明體" w:eastAsia="新細明體" w:hAnsi="新細明體" w:cs="新細明體"/>
           <w:i/>
         </w:rPr>
-        <w:t>Journal of Biomedical Informatics, 71</w:t>
+        <w:t>PLOS ONE, 10</w:t>
       </w:r>
       <w:r>
         <w:rPr>
           <w:rFonts w:ascii="新細明體" w:eastAsia="新細明體" w:hAnsi="新細明體" w:cs="新細明體"/>
           <w:i w:val="0"/>
         </w:rPr>
-        <w:t>, 31–48. https://doi.org/10.1016/j.jbi.2017.05.011</w:t>
+        <w:t>(12), Article e0144795. https://doi.org/10.1371/journal.pone.0144795</w:t>
       </w:r>
     </w:p>
     <w:p>
@@ -14012,21 +14852,21 @@
           <w:rFonts w:ascii="新細明體" w:eastAsia="新細明體" w:hAnsi="新細明體" w:cs="新細明體"/>
           <w:i w:val="0"/>
         </w:rPr>
-        <w:t xml:space="preserve">Schoenfeld, B. J. (2010). Squatting kinematics and kinetics and their application to exercise performance. </w:t>
+        <w:t xml:space="preserve">Sardi, L., Idri, A., &amp; Fernández-Alemán, J. L. (2017). A systematic review of gamification in e-Health. </w:t>
       </w:r>
       <w:r>
         <w:rPr>
           <w:rFonts w:ascii="新細明體" w:eastAsia="新細明體" w:hAnsi="新細明體" w:cs="新細明體"/>
           <w:i/>
         </w:rPr>
-        <w:t>Journal of Strength and Conditioning Research, 24</w:t>
+        <w:t>Journal of Biomedical Informatics, 71</w:t>
       </w:r>
       <w:r>
         <w:rPr>
           <w:rFonts w:ascii="新細明體" w:eastAsia="新細明體" w:hAnsi="新細明體" w:cs="新細明體"/>
           <w:i w:val="0"/>
         </w:rPr>
-        <w:t>(12), 3497–3506. https://doi.org/10.1519/JSC.0b013e3181bac2d7</w:t>
+        <w:t>, 31–48. https://doi.org/10.1016/j.jbi.2017.05.011</w:t>
       </w:r>
     </w:p>
     <w:p>
@@ -14040,21 +14880,21 @@
           <w:rFonts w:ascii="新細明體" w:eastAsia="新細明體" w:hAnsi="新細明體" w:cs="新細明體"/>
           <w:i w:val="0"/>
         </w:rPr>
-        <w:t xml:space="preserve">Sperandei, S., Vieira, M. C., &amp; Reis, A. C. (2016). Adherence to physical activity in an unsupervised setting: Explanatory variables for high attrition rates among fitness center members. </w:t>
+        <w:t xml:space="preserve">Schoenfeld, B. J. (2010). Squatting kinematics and kinetics and their application to exercise performance. </w:t>
       </w:r>
       <w:r>
         <w:rPr>
           <w:rFonts w:ascii="新細明體" w:eastAsia="新細明體" w:hAnsi="新細明體" w:cs="新細明體"/>
           <w:i/>
         </w:rPr>
-        <w:t>Journal of Science and Medicine in Sport, 19</w:t>
+        <w:t>Journal of Strength and Conditioning Research, 24</w:t>
       </w:r>
       <w:r>
         <w:rPr>
           <w:rFonts w:ascii="新細明體" w:eastAsia="新細明體" w:hAnsi="新細明體" w:cs="新細明體"/>
           <w:i w:val="0"/>
         </w:rPr>
-        <w:t>(11), 916–920. https://doi.org/10.1016/j.jsams.2015.12.522</w:t>
+        <w:t>(12), 3497–3506. https://doi.org/10.1519/JSC.0b013e3181bac2d7</w:t>
       </w:r>
     </w:p>
     <w:p>
@@ -14068,21 +14908,21 @@
           <w:rFonts w:ascii="新細明體" w:eastAsia="新細明體" w:hAnsi="新細明體" w:cs="新細明體"/>
           <w:i w:val="0"/>
         </w:rPr>
-        <w:t xml:space="preserve">Strain, T., Flaxman, S., Guthold, R., Semenova, E., Cowan, M., Riley, L. M., Bull, F. C., &amp; Stevens, G. A. (2024). National, regional, and global trends in insufficient physical activity among adults from 2000 to 2022: A pooled analysis of 507 population-based surveys with 5.7 million participants. </w:t>
+        <w:t xml:space="preserve">Sperandei, S., Vieira, M. C., &amp; Reis, A. C. (2016). Adherence to physical activity in an unsupervised setting: Explanatory variables for high attrition rates among fitness center members. </w:t>
       </w:r>
       <w:r>
         <w:rPr>
           <w:rFonts w:ascii="新細明體" w:eastAsia="新細明體" w:hAnsi="新細明體" w:cs="新細明體"/>
           <w:i/>
         </w:rPr>
-        <w:t>The Lancet Global Health, 12</w:t>
+        <w:t>Journal of Science and Medicine in Sport, 19</w:t>
       </w:r>
       <w:r>
         <w:rPr>
           <w:rFonts w:ascii="新細明體" w:eastAsia="新細明體" w:hAnsi="新細明體" w:cs="新細明體"/>
           <w:i w:val="0"/>
         </w:rPr>
-        <w:t>(8), e1232–e1243. https://doi.org/10.1016/S2214-109X(24)00150-5</w:t>
+        <w:t>(11), 916–920. https://doi.org/10.1016/j.jsams.2015.12.522</w:t>
       </w:r>
     </w:p>
     <w:p>
@@ -14096,6 +14936,34 @@
           <w:rFonts w:ascii="新細明體" w:eastAsia="新細明體" w:hAnsi="新細明體" w:cs="新細明體"/>
           <w:i w:val="0"/>
         </w:rPr>
+        <w:t xml:space="preserve">Strain, T., Flaxman, S., Guthold, R., Semenova, E., Cowan, M., Riley, L. M., Bull, F. C., &amp; Stevens, G. A. (2024). National, regional, and global trends in insufficient physical activity among adults from 2000 to 2022: A pooled analysis of 507 population-based surveys with 5.7 million participants. </w:t>
+      </w:r>
+      <w:r>
+        <w:rPr>
+          <w:rFonts w:ascii="新細明體" w:eastAsia="新細明體" w:hAnsi="新細明體" w:cs="新細明體"/>
+          <w:i/>
+        </w:rPr>
+        <w:t>The Lancet Global Health, 12</w:t>
+      </w:r>
+      <w:r>
+        <w:rPr>
+          <w:rFonts w:ascii="新細明體" w:eastAsia="新細明體" w:hAnsi="新細明體" w:cs="新細明體"/>
+          <w:i w:val="0"/>
+        </w:rPr>
+        <w:t>(8), e1232–e1243. https://doi.org/10.1016/S2214-109X(24)00150-5</w:t>
+      </w:r>
+    </w:p>
+    <w:p>
+      <w:pPr>
+        <w:spacing w:after="80" w:line="360" w:lineRule="auto"/>
+        <w:ind w:left="720" w:hanging="720"/>
+        <w:jc w:val="both"/>
+      </w:pPr>
+      <w:r>
+        <w:rPr>
+          <w:rFonts w:ascii="新細明體" w:eastAsia="新細明體" w:hAnsi="新細明體" w:cs="新細明體"/>
+          <w:i w:val="0"/>
+        </w:rPr>
         <w:t xml:space="preserve">United Nations Department of Economic and Social Affairs. (n.d.). </w:t>
       </w:r>
       <w:r>
@@ -14111,6 +14979,32 @@
           <w:i w:val="0"/>
         </w:rPr>
         <w:t>. Retrieved August 19, 2026, from https://sdgs.un.org/goals/goal3</w:t>
+      </w:r>
+    </w:p>
+    <w:p>
+      <w:pPr>
+        <w:spacing w:after="80" w:line="360" w:lineRule="auto"/>
+        <w:ind w:left="720" w:hanging="720"/>
+        <w:jc w:val="both"/>
+      </w:pPr>
+      <w:r>
+        <w:rPr>
+          <w:rFonts w:ascii="新細明體" w:eastAsia="新細明體" w:hAnsi="新細明體" w:cs="新細明體"/>
+          <w:i w:val="0"/>
+        </w:rPr>
+        <w:t>Vakanski, A., Jun, H.-p., Paul, D., &amp; Baker, R. (2018). A data set of human body movements for physical rehabilitation exercises. Data, 3(1), 2. https://doi.org/10.3390/data3010002</w:t>
+      </w:r>
+      <w:r>
+        <w:rPr>
+          <w:rFonts w:ascii="新細明體" w:eastAsia="新細明體" w:hAnsi="新細明體" w:cs="新細明體"/>
+          <w:i/>
+        </w:rPr>
+      </w:r>
+      <w:r>
+        <w:rPr>
+          <w:rFonts w:ascii="新細明體" w:eastAsia="新細明體" w:hAnsi="新細明體" w:cs="新細明體"/>
+          <w:i w:val="0"/>
+        </w:rPr>
       </w:r>
     </w:p>
     <w:p>

--- a/文件/01_企劃書/企劃書_合併版.docx
+++ b/文件/01_企劃書/企劃書_合併版.docx
@@ -1243,7 +1243,7 @@
           </w:tcPr>
           <w:p>
             <w:r>
-              <w:t>肘關節屈曲至約 90 度，為體適能檢測之通行判準（FitnessGram® 90° push-up 等）。</w:t>
+              <w:t>肘關節屈曲至約 90 度，為體適能檢測之通行判準（FitnessGram® 90° push-up 等）。⚠️【尚未以真人資料驗證】現有資料集之伏地挺身為斜板姿勢，其肘角範圍與地板姿勢不同，不足以據以標定。</w:t>
             </w:r>
           </w:p>
         </w:tc>
@@ -1491,7 +1491,7 @@
           </w:tcPr>
           <w:p>
             <w:r>
-              <w:t>膝抬至髖高（通行教學描述為大腿與地面平行）；未查得將其定為檢測標準之正式文件。【真人驗證 2026-08】與深蹲深度同屬垂直高低關係，同樣受鏡頭高度影響（達標率 100%→60%）。</w:t>
+              <w:t>膝抬至髖高（通行教學描述為大腿與地面平行）；未查得將其定為檢測標準之正式文件。⚠️【門檻尚未標定】已量化其限制：本量與深蹲深度同屬垂直高低關係，同樣隨鏡頭高度漂移（同一批動作之達標率由鏡頭置於地面時的 100% 降至 1.5 公尺時的 60%），故機位須依建議設定。</w:t>
             </w:r>
           </w:p>
         </w:tc>
@@ -1677,7 +1677,7 @@
           </w:tcPr>
           <w:p>
             <w:r>
-              <w:t>手過肩、腳距超過肩寬。美軍 side-straddle hop 定義要求腿超肩寬、手臂過頭。本系統門檻設為手腕高於肩，較通行描述寬鬆，係為吸收低角度鏡頭之視角畸變。</w:t>
+              <w:t>手過肩、腳距超過肩寬。美軍 side-straddle hop 定義要求腿超肩寬、手臂過頭。本系統門檻設為手腕高於肩，較通行描述寬鬆，係為吸收低角度鏡頭之視角畸變。⚠️【門檻尚未驗證】僅以相鄰動作（肩外展）確認此兩量對鏡頭高度相對穩健（腳距漂移 0.015、手臂 0.078），但該資料之手僅舉至肩高、雙腳不動，無從驗證門檻本身。</w:t>
             </w:r>
           </w:p>
         </w:tc>

--- a/文件/01_企劃書/企劃書_合併版.docx
+++ b/文件/01_企劃書/企劃書_合併版.docx
@@ -1243,7 +1243,7 @@
           </w:tcPr>
           <w:p>
             <w:r>
-              <w:t>肘關節屈曲至約 90 度，為體適能檢測之通行判準（FitnessGram® 90° push-up 等）。⚠️【尚未以真人資料驗證】現有資料集之伏地挺身為斜板姿勢，其肘角範圍與地板姿勢不同，不足以據以標定。</w:t>
+              <w:t>肘關節屈曲至約 90 度，為體適能檢測之通行判準（FitnessGram® 90° push-up 等）。【真人驗證 2026-08】正確動作之底部肘角中位 63.7 度、第 95 百分位 86.8 度，本系統門檻約 108.8 度，誤判率 0.0%，餘裕 11 至 22 度。⚠️ 資料為斜板姿勢，地板姿勢下餘裕應會縮小，須以真人測試複核。</w:t>
             </w:r>
           </w:p>
         </w:tc>
@@ -1367,7 +1367,7 @@
           </w:tcPr>
           <w:p>
             <w:r>
-              <w:t>動作完整性要求（肘須回到接近伸直）。【尚未以真人資料驗證】</w:t>
+              <w:t>美軍 AFT／ACFT 官方標準要求「fully extending the elbows」，惟以目視判斷、未給角度值。【真人驗證 2026-08】正確動作之頂點肘角中位 173.5 度、第 5 百分位 162.9 度，本系統門檻 160 度，誤判率 0.0%。另證實側面鏡頭量得之肘角與三維真值的絕對差中位僅 3.0 度，即該量測方法本身可靠。</w:t>
             </w:r>
           </w:p>
         </w:tc>
@@ -1848,7 +1848,7 @@
           <w:sz w:val="24"/>
           <w:szCs w:val="24"/>
         </w:rPr>
-        <w:t>此類校準值屬工程判斷，其適切性須以真人樣本驗證後方能確認。2026 年 8 月已完成第一輪外部驗證（見階段三），十五項判定中有七項取得真人資料之誤判率，其中三項因誤判率過高而重新標定、一項因不具機位不變性而自阻擋級降為提示級；餘八項仍為未經真人資料檢驗之工程判斷。在自蒐真人樣本驗證完成前，本作品不宣稱任一門檻已達最適設定，亦不宣稱任何一項判定之靈敏度。</w:t>
+        <w:t>此類校準值屬工程判斷，其適切性須以真人樣本驗證後方能確認。2026 年 8 月已完成第一輪外部驗證（見階段三），十五項判定中有九項取得真人資料之誤判率，其中三項因誤判率過高而重新標定、一項因不具機位不變性而自阻擋級降為提示級；餘六項仍為未經真人資料檢驗之工程判斷。在自蒐真人樣本驗證完成前，本作品不宣稱任一門檻已達最適設定，亦不宣稱任何一項判定之靈敏度。</w:t>
       </w:r>
     </w:p>
     <w:p>

--- a/文件/01_企劃書/企劃書_合併版.docx
+++ b/文件/01_企劃書/企劃書_合併版.docx
@@ -1102,7 +1102,7 @@
           </w:tcPr>
           <w:p>
             <w:r>
-              <w:t>深蹲｜骨盆水平</w:t>
+              <w:t>深蹲｜節奏過快</w:t>
             </w:r>
           </w:p>
         </w:tc>
@@ -1119,7 +1119,7 @@
           </w:tcPr>
           <w:p>
             <w:r>
-              <w:t>同上評估之「髖部位置」項（兩側髖應平行於地面）。【真人驗證 2026-08】⚠️ 本資料集無法證明此項具鑑別力（正確組觸發率反高於不正確組），有效性待真人測試確認。</w:t>
+              <w:t>同上評估之「動作速度」項。時序特徵，不受機位影響。【尚未以真人資料驗證】</w:t>
             </w:r>
           </w:p>
         </w:tc>
@@ -1164,7 +1164,7 @@
           </w:tcPr>
           <w:p>
             <w:r>
-              <w:t>深蹲｜節奏過快</w:t>
+              <w:t>伏地挺身｜深度</w:t>
             </w:r>
           </w:p>
         </w:tc>
@@ -1181,7 +1181,7 @@
           </w:tcPr>
           <w:p>
             <w:r>
-              <w:t>同上評估之「動作速度」項。時序特徵，不受機位影響。【尚未以真人資料驗證】</w:t>
+              <w:t>肘關節屈曲至約 90 度，為體適能檢測之通行判準（FitnessGram® 90° push-up 等）。【真人驗證 2026-08】正確動作之底部肘角中位 63.7 度、第 95 百分位 86.8 度，本系統門檻約 108.8 度，誤判率 0.0%，餘裕 11 至 22 度。⚠️ 資料為斜板姿勢，地板姿勢下餘裕應會縮小，須以真人測試複核。</w:t>
             </w:r>
           </w:p>
         </w:tc>
@@ -1198,7 +1198,7 @@
           </w:tcPr>
           <w:p>
             <w:r>
-              <w:t>II</w:t>
+              <w:t>I</w:t>
             </w:r>
           </w:p>
         </w:tc>
@@ -1226,7 +1226,7 @@
           </w:tcPr>
           <w:p>
             <w:r>
-              <w:t>伏地挺身｜深度</w:t>
+              <w:t>伏地挺身｜身體直線</w:t>
             </w:r>
           </w:p>
         </w:tc>
@@ -1243,7 +1243,7 @@
           </w:tcPr>
           <w:p>
             <w:r>
-              <w:t>肘關節屈曲至約 90 度，為體適能檢測之通行判準（FitnessGram® 90° push-up 等）。【真人驗證 2026-08】正確動作之底部肘角中位 63.7 度、第 95 百分位 86.8 度，本系統門檻約 108.8 度，誤判率 0.0%，餘裕 11 至 22 度。⚠️ 資料為斜板姿勢，地板姿勢下餘裕應會縮小，須以真人測試複核。</w:t>
+              <w:t>美軍 AFT／ACFT 官方標準明文「未維持整體直線對位者，該次不計」，故本系統設為阻擋計次。【真人驗證 2026-08】原門檻恰落在正確動作之中位數上、誤判 45.7%，已重新標定至誤判 4.3%。該量對鏡頭高度極穩健（三種機位差異 0.0015），故維持阻擋級。資料 REHAB24-6，n=96 次，物理治療師標註。</w:t>
             </w:r>
           </w:p>
         </w:tc>
@@ -1288,7 +1288,7 @@
           </w:tcPr>
           <w:p>
             <w:r>
-              <w:t>伏地挺身｜身體直線</w:t>
+              <w:t>伏地挺身｜頂點伸展</w:t>
             </w:r>
           </w:p>
         </w:tc>
@@ -1305,7 +1305,7 @@
           </w:tcPr>
           <w:p>
             <w:r>
-              <w:t>美軍 AFT／ACFT 官方標準明文「未維持整體直線對位者，該次不計」，故本系統設為阻擋計次。【真人驗證 2026-08】原門檻恰落在正確動作之中位數上、誤判 45.7%，已重新標定至誤判 4.3%。該量對鏡頭高度極穩健（三種機位差異 0.0015），故維持阻擋級。資料 REHAB24-6，n=96 次，物理治療師標註。</w:t>
+              <w:t>美軍 AFT／ACFT 官方標準要求「fully extending the elbows」，惟以目視判斷、未給角度值。【真人驗證 2026-08】正確動作之頂點肘角中位 173.5 度、第 5 百分位 162.9 度，本系統門檻 160 度，誤判率 0.0%。另證實側面鏡頭量得之肘角與三維真值的絕對差中位僅 3.0 度，即該量測方法本身可靠。</w:t>
             </w:r>
           </w:p>
         </w:tc>
@@ -1322,7 +1322,7 @@
           </w:tcPr>
           <w:p>
             <w:r>
-              <w:t>I</w:t>
+              <w:t>II</w:t>
             </w:r>
           </w:p>
         </w:tc>
@@ -1350,7 +1350,7 @@
           </w:tcPr>
           <w:p>
             <w:r>
-              <w:t>伏地挺身｜頂點伸展</w:t>
+              <w:t>伏地挺身｜頭頸前伸</w:t>
             </w:r>
           </w:p>
         </w:tc>
@@ -1367,7 +1367,7 @@
           </w:tcPr>
           <w:p>
             <w:r>
-              <w:t>美軍 AFT／ACFT 官方標準要求「fully extending the elbows」，惟以目視判斷、未給角度值。【真人驗證 2026-08】正確動作之頂點肘角中位 173.5 度、第 5 百分位 162.9 度，本系統門檻 160 度，誤判率 0.0%。另證實側面鏡頭量得之肘角與三維真值的絕對差中位僅 3.0 度，即該量測方法本身可靠。</w:t>
+              <w:t>頭頸前伸為推類動作之常見代償，屬動作定義與教學慣例。⚠️ 本項先前列 NASM Pushing Assessment 為依據，惟該評估之受測動作為站姿推舉而非伏地挺身，屬相鄰動作之外推；此一問題非增加資料所能補足，故依據改列為 II 類，NASM 僅作旁證。【尚未以真人資料驗證】門檻數值仍為工程判斷。</w:t>
             </w:r>
           </w:p>
         </w:tc>
@@ -1412,7 +1412,7 @@
           </w:tcPr>
           <w:p>
             <w:r>
-              <w:t>伏地挺身｜頭頸前伸</w:t>
+              <w:t>高抬腿｜膝高</w:t>
             </w:r>
           </w:p>
         </w:tc>
@@ -1429,7 +1429,7 @@
           </w:tcPr>
           <w:p>
             <w:r>
-              <w:t>NASM 推舉評估項目；該評估原用於站姿推舉，屬相鄰動作之外推。【尚未以真人資料驗證】</w:t>
+              <w:t>膝抬至髖高（通行教學描述為大腿與地面平行）；未查得將其定為檢測標準之正式文件。⚠️【門檻尚未標定】已量化其限制：本量與深蹲深度同屬垂直高低關係，同樣隨鏡頭高度漂移（同一批動作之達標率由鏡頭置於地面時的 100% 降至 1.5 公尺時的 60%），故機位須依建議設定。</w:t>
             </w:r>
           </w:p>
         </w:tc>
@@ -1474,7 +1474,7 @@
           </w:tcPr>
           <w:p>
             <w:r>
-              <w:t>高抬腿｜膝高</w:t>
+              <w:t>高抬腿｜支撐腳打直</w:t>
             </w:r>
           </w:p>
         </w:tc>
@@ -1491,7 +1491,7 @@
           </w:tcPr>
           <w:p>
             <w:r>
-              <w:t>膝抬至髖高（通行教學描述為大腿與地面平行）；未查得將其定為檢測標準之正式文件。⚠️【門檻尚未標定】已量化其限制：本量與深蹲深度同屬垂直高低關係，同樣隨鏡頭高度漂移（同一批動作之達標率由鏡頭置於地面時的 100% 降至 1.5 公尺時的 60%），故機位須依建議設定。</w:t>
+              <w:t>排除「坐著交替抬膝」之動作定義要求，兼防作弊。【真人驗證 2026-08】誤判 0.0%，且四種鏡頭高度間差異僅 0.4°——為本系統機位穩健性最佳之判定量。</w:t>
             </w:r>
           </w:p>
         </w:tc>
@@ -1536,7 +1536,7 @@
           </w:tcPr>
           <w:p>
             <w:r>
-              <w:t>高抬腿｜支撐腳打直</w:t>
+              <w:t>高抬腿｜軀幹挺直</w:t>
             </w:r>
           </w:p>
         </w:tc>
@@ -1553,7 +1553,7 @@
           </w:tcPr>
           <w:p>
             <w:r>
-              <w:t>排除「坐著交替抬膝」之動作定義要求，兼防作弊。【真人驗證 2026-08】誤判 0.0%，且四種鏡頭高度間差異僅 0.4°——為本系統機位穩健性最佳之判定量。</w:t>
+              <w:t>田徑與健身教學材料通行描述。【真人驗證 2026-08】誤判 0.0%，四種機位差異僅 0.001。</w:t>
             </w:r>
           </w:p>
         </w:tc>
@@ -1598,7 +1598,7 @@
           </w:tcPr>
           <w:p>
             <w:r>
-              <w:t>高抬腿｜軀幹挺直</w:t>
+              <w:t>開合跳｜幅度</w:t>
             </w:r>
           </w:p>
         </w:tc>
@@ -1615,7 +1615,7 @@
           </w:tcPr>
           <w:p>
             <w:r>
-              <w:t>田徑與健身教學材料通行描述。【真人驗證 2026-08】誤判 0.0%，四種機位差異僅 0.001。</w:t>
+              <w:t>手過肩、腳距超過肩寬。美軍 side-straddle hop 定義要求腿超肩寬、手臂過頭。本系統門檻設為手腕高於肩，較通行描述寬鬆，係為吸收低角度鏡頭之視角畸變。⚠️【門檻尚未驗證】僅以相鄰動作（肩外展）確認此兩量對鏡頭高度相對穩健（腳距漂移 0.015、手臂 0.078），但該資料之手僅舉至肩高、雙腳不動，無從驗證門檻本身。</w:t>
             </w:r>
           </w:p>
         </w:tc>
@@ -1660,68 +1660,6 @@
           </w:tcPr>
           <w:p>
             <w:r>
-              <w:t>開合跳｜幅度</w:t>
-            </w:r>
-          </w:p>
-        </w:tc>
-        <w:tc>
-          <w:tcPr>
-            <w:tcW w:w="1600" w:type="dxa"/>
-            <w:shd w:val="clear" w:color="auto" w:fill="D9E2F3"/>
-            <w:tcMar>
-              <w:top w:w="40" w:type="dxa"/>
-              <w:left w:w="80" w:type="dxa"/>
-              <w:bottom w:w="40" w:type="dxa"/>
-              <w:right w:w="80" w:type="dxa"/>
-            </w:tcMar>
-          </w:tcPr>
-          <w:p>
-            <w:r>
-              <w:t>手過肩、腳距超過肩寬。美軍 side-straddle hop 定義要求腿超肩寬、手臂過頭。本系統門檻設為手腕高於肩，較通行描述寬鬆，係為吸收低角度鏡頭之視角畸變。⚠️【門檻尚未驗證】僅以相鄰動作（肩外展）確認此兩量對鏡頭高度相對穩健（腳距漂移 0.015、手臂 0.078），但該資料之手僅舉至肩高、雙腳不動，無從驗證門檻本身。</w:t>
-            </w:r>
-          </w:p>
-        </w:tc>
-        <w:tc>
-          <w:tcPr>
-            <w:tcW w:w="3600" w:type="dxa"/>
-            <w:shd w:val="clear" w:color="auto" w:fill="D9E2F3"/>
-            <w:tcMar>
-              <w:top w:w="40" w:type="dxa"/>
-              <w:left w:w="80" w:type="dxa"/>
-              <w:bottom w:w="40" w:type="dxa"/>
-              <w:right w:w="80" w:type="dxa"/>
-            </w:tcMar>
-          </w:tcPr>
-          <w:p>
-            <w:r>
-              <w:t>II</w:t>
-            </w:r>
-          </w:p>
-        </w:tc>
-      </w:tr>
-      <w:tr>
-        <w:tblPrEx>
-          <w:tblCellMar>
-            <w:top w:w="0" w:type="dxa"/>
-            <w:bottom w:w="0" w:type="dxa"/>
-          </w:tblCellMar>
-        </w:tblPrEx>
-        <w:trPr>
-          <w:tblHeader/>
-        </w:trPr>
-        <w:tc>
-          <w:tcPr>
-            <w:tcW w:w="800" w:type="dxa"/>
-            <w:shd w:val="clear" w:color="auto" w:fill="D9E2F3"/>
-            <w:tcMar>
-              <w:top w:w="40" w:type="dxa"/>
-              <w:left w:w="80" w:type="dxa"/>
-              <w:bottom w:w="40" w:type="dxa"/>
-              <w:right w:w="80" w:type="dxa"/>
-            </w:tcMar>
-          </w:tcPr>
-          <w:p>
-            <w:r>
               <w:t>開合跳｜手腳同步</w:t>
             </w:r>
           </w:p>
@@ -1848,7 +1786,7 @@
           <w:sz w:val="24"/>
           <w:szCs w:val="24"/>
         </w:rPr>
-        <w:t>此類校準值屬工程判斷，其適切性須以真人樣本驗證後方能確認。2026 年 8 月已完成第一輪外部驗證（見階段三），十五項判定中有九項取得真人資料之誤判率，其中三項因誤判率過高而重新標定、一項因不具機位不變性而自阻擋級降為提示級；餘六項仍為未經真人資料檢驗之工程判斷。在自蒐真人樣本驗證完成前，本作品不宣稱任一門檻已達最適設定，亦不宣稱任何一項判定之靈敏度。</w:t>
+        <w:t>此類校準值屬工程判斷，其適切性須以真人樣本驗證後方能確認。2026 年 8 月已完成第一輪外部驗證（見階段三），十四項判定中有九項取得真人資料之誤判率，其中三項因誤判率過高而重新標定、一項因不具機位不變性而自阻擋級降為提示級；另有一項（骨盆水平）因兩個獨立資料集均無法證明其具鑑別力、且無取得證據之可行途徑，經評估後予以移除，判定項目遂由十五項調整為十四項——此處據實記錄，係因移除一項無法驗證之判定，較之保留而不作宣稱更符合本作品之驗證原則。餘五項仍為未經真人資料檢驗之工程判斷。在自蒐真人樣本驗證完成前，本作品不宣稱任一門檻已達最適設定，亦不宣稱任何一項判定之靈敏度。</w:t>
       </w:r>
     </w:p>
     <w:p>

--- a/文件/01_企劃書/企劃書_合併版.docx
+++ b/文件/01_企劃書/企劃書_合併版.docx
@@ -6588,7 +6588,7 @@
           <w:sz w:val="24"/>
           <w:szCs w:val="24"/>
         </w:rPr>
-        <w:t>介面中不存在增加金幣之方法。 金幣之增加僅能透過訓練結算函式，此為「金幣僅由 AI 驗證產生」在架構層面之實現——此非僅以約定規範，而是在介面層面即不提供任何可繞過訓練結算而增加金幣的方法——遊戲端縱使自行呼叫，亦無對應之介面可用。惟須說明：本作品為純前端網頁、資料存於使用者本機，故此設計所排除的是「兩端整合時的規則違反」，而非具技術能力之使用者對自身本機資料的直接竄改；後者屬跨裝置同步與伺服器端驗證之範疇，列為後續工作。　各項連動資源（金幣、經驗值、碎片、抽獎券）之來源限制與顯示範圍，詳見第六章「金幣與經驗值對接」及「結算畫面」。</w:t>
+        <w:t>介面中不存在增加金幣之方法。 金幣之增加僅能透過訓練結算函式，此為「金幣僅由 AI 驗證產生」在架構層面之實現。具體作法：島嶼分頁是本系統唯一開放替換之插槽（遊戲端模組即掛載於此），該插槽取得的並非完整狀態物件，而是一份白名單介面——其上提供讀取狀態、訂閱變更、消費金幣、宣告使用道具卡與島嶼建設等方法，但**不提供訓練結算函式，亦不提供任何可整包覆寫狀態的方法**；該介面並經凍結，掛載之模組無法自行補上。因此在正常應用流程與模組權限邊界內，金幣與經驗值只能由 AI 判定後的訓練結算產出。⚠️ 界線須一併說明：本作品為純前端網頁、資料存於使用者本機，故此設計所排除的是「合作模組的誤用與越權」，**並不宣稱能抵抗使用者透過開發者工具或直接修改瀏覽器儲存資料進行竄改**。後者屬伺服器端驗證與跨裝置同步之範疇，列為後續工作。　各項連動資源（金幣、經驗值、碎片、抽獎券）之來源限制與顯示範圍，詳見第六章「金幣與經驗值對接」及「結算畫面」。</w:t>
       </w:r>
     </w:p>
     <w:p>

--- a/文件/01_企劃書/企劃書_合併版.docx
+++ b/文件/01_企劃書/企劃書_合併版.docx
@@ -6588,7 +6588,7 @@
           <w:sz w:val="24"/>
           <w:szCs w:val="24"/>
         </w:rPr>
-        <w:t>介面中不存在增加金幣之方法。 金幣之增加僅能透過訓練結算函式，此為「金幣僅由 AI 驗證產生」在架構層面之實現。具體作法：島嶼分頁是本系統唯一開放替換之插槽（遊戲端模組即掛載於此），該插槽取得的並非完整狀態物件，而是一份白名單介面——其上提供讀取狀態、訂閱變更、消費金幣、宣告使用道具卡與島嶼建設等方法，但**不提供訓練結算函式，亦不提供任何可整包覆寫狀態的方法**；該介面並經凍結，掛載之模組無法自行補上。因此在正常應用流程與模組權限邊界內，金幣與經驗值只能由 AI 判定後的訓練結算產出。⚠️ 界線須一併說明：本作品為純前端網頁、資料存於使用者本機，故此設計所排除的是「合作模組的誤用與越權」，**並不宣稱能抵抗使用者透過開發者工具或直接修改瀏覽器儲存資料進行竄改**。後者屬伺服器端驗證與跨裝置同步之範疇，列為後續工作。　各項連動資源（金幣、經驗值、碎片、抽獎券）之來源限制與顯示範圍，詳見第六章「金幣與經驗值對接」及「結算畫面」。</w:t>
+        <w:t>介面中不存在增加金幣之方法。 金幣之增加僅能透過訓練結算函式，此為「金幣僅由 AI 驗證產生」在架構層面之實現。具體作法：島嶼分頁是本系統唯一開放替換之插槽（遊戲端模組即掛載於此），該插槽取得的並非完整狀態物件，而是一份白名單介面——其上提供讀取狀態、訂閱變更、消費金幣與島嶼建設等方法，但**不提供訓練結算函式，亦不提供任何可整包覆寫狀態的方法**。三道措施使該邊界不致被繞過：介面本身經凍結，掛載之模組無法自行補上被擋掉的方法；讀取狀態回傳的是**遞迴凍結之快照**而非內部物件參考，故無法藉由讀取管道回頭寫入；並以自動化測試禁止可替換模組直接引入狀態模組，避免整個繞過該介面。因此在正常應用流程與模組權限邊界內，金幣與經驗值只能由 AI 判定後的訓練結算產出。⚠️ 界線須一併說明：本作品為純前端網頁、資料存於使用者本機，故此設計所排除的是「合作模組的誤用與越權」，**並不宣稱能抵抗使用者透過開發者工具或直接修改瀏覽器儲存資料進行竄改**。後者屬伺服器端驗證與跨裝置同步之範疇，列為後續工作。　各項連動資源（金幣、經驗值、碎片、抽獎券）之來源限制與顯示範圍，詳見第六章「金幣與經驗值對接」及「結算畫面」。</w:t>
       </w:r>
     </w:p>
     <w:p>
